--- a/docs/ecostats_lectures/lecture_14/14_02_class_activity.docx
+++ b/docs/ecostats_lectures/lecture_14/14_02_class_activity.docx
@@ -32,7 +32,13 @@
         <w:pStyle w:val="FirstParagraph"/>
       </w:pPr>
       <w:r>
-        <w:t xml:space="preserve">Generalized Linear Models (GLMs) extend linear models to handle different types of response variables:</w:t>
+        <w:t xml:space="preserve">Generalized Linear Models (GLMs) extend linear models to handle</w:t>
+      </w:r>
+      <w:r>
+        <w:t xml:space="preserve"> </w:t>
+      </w:r>
+      <w:r>
+        <w:t xml:space="preserve">different types of response variables:</w:t>
       </w:r>
     </w:p>
     <w:p>
@@ -51,7 +57,13 @@
         <w:t xml:space="preserve">Normal distribution</w:t>
       </w:r>
       <w:r>
-        <w:t xml:space="preserve">: Continuous data (like regular ANOVA/regression)</w:t>
+        <w:t xml:space="preserve">: Continuous data (like regular</w:t>
+      </w:r>
+      <w:r>
+        <w:t xml:space="preserve"> </w:t>
+      </w:r>
+      <w:r>
+        <w:t xml:space="preserve">ANOVA/regression)</w:t>
       </w:r>
     </w:p>
     <w:p>
@@ -89,7 +101,13 @@
         <w:t xml:space="preserve">Binomial distribution</w:t>
       </w:r>
       <w:r>
-        <w:t xml:space="preserve">: Binary data (presence/absence, success/failure)</w:t>
+        <w:t xml:space="preserve">: Binary data (presence/absence,</w:t>
+      </w:r>
+      <w:r>
+        <w:t xml:space="preserve"> </w:t>
+      </w:r>
+      <w:r>
+        <w:t xml:space="preserve">success/failure)</w:t>
       </w:r>
     </w:p>
     <w:p>
@@ -155,7 +173,13 @@
         <w:t xml:space="preserve">Random component</w:t>
       </w:r>
       <w:r>
-        <w:t xml:space="preserve">: The response variable and its probability distribution</w:t>
+        <w:t xml:space="preserve">: The response variable and its probability</w:t>
+      </w:r>
+      <w:r>
+        <w:t xml:space="preserve"> </w:t>
+      </w:r>
+      <w:r>
+        <w:t xml:space="preserve">distribution</w:t>
       </w:r>
     </w:p>
     <w:p>
@@ -174,7 +198,13 @@
         <w:t xml:space="preserve">Systematic component</w:t>
       </w:r>
       <w:r>
-        <w:t xml:space="preserve">: The predictor variables (continuous or categorical)</w:t>
+        <w:t xml:space="preserve">: The predictor variables (continuous or</w:t>
+      </w:r>
+      <w:r>
+        <w:t xml:space="preserve"> </w:t>
+      </w:r>
+      <w:r>
+        <w:t xml:space="preserve">categorical)</w:t>
       </w:r>
     </w:p>
     <w:p>
@@ -193,7 +223,13 @@
         <w:t xml:space="preserve">Link function</w:t>
       </w:r>
       <w:r>
-        <w:t xml:space="preserve">: Connects expected value of Y to predictor variables</w:t>
+        <w:t xml:space="preserve">: Connects expected value of Y to predictor</w:t>
+      </w:r>
+      <w:r>
+        <w:t xml:space="preserve"> </w:t>
+      </w:r>
+      <w:r>
+        <w:t xml:space="preserve">variables</w:t>
       </w:r>
     </w:p>
     <w:bookmarkEnd w:id="20"/>
@@ -212,7 +248,13 @@
         <w:pStyle w:val="FirstParagraph"/>
       </w:pPr>
       <w:r>
-        <w:t xml:space="preserve">Let’s start with a familiar example using the mtcars dataset to show that Gaussian GLMs are equivalent to regular linear models.</w:t>
+        <w:t xml:space="preserve">Let’s start with a familiar example using the mtcars dataset to show</w:t>
+      </w:r>
+      <w:r>
+        <w:t xml:space="preserve"> </w:t>
+      </w:r>
+      <w:r>
+        <w:t xml:space="preserve">that Gaussian GLMs are equivalent to regular linear models.</w:t>
       </w:r>
     </w:p>
     <w:p>
@@ -1937,7 +1979,13 @@
         <w:pStyle w:val="FirstParagraph"/>
       </w:pPr>
       <w:r>
-        <w:t xml:space="preserve">Poisson GLMs are used for count data where the response variable consists of non-negative integers.</w:t>
+        <w:t xml:space="preserve">Poisson GLMs are used for count data where the response variable</w:t>
+      </w:r>
+      <w:r>
+        <w:t xml:space="preserve"> </w:t>
+      </w:r>
+      <w:r>
+        <w:t xml:space="preserve">consists of non-negative integers.</w:t>
       </w:r>
     </w:p>
     <w:p>
@@ -3556,7 +3604,13 @@
         <w:pStyle w:val="FirstParagraph"/>
       </w:pPr>
       <w:r>
-        <w:t xml:space="preserve">When count data shows overdispersion (variance &gt; mean), use negative binomial instead of Poisson.</w:t>
+        <w:t xml:space="preserve">When count data shows overdispersion (variance &gt; mean), use negative</w:t>
+      </w:r>
+      <w:r>
+        <w:t xml:space="preserve"> </w:t>
+      </w:r>
+      <w:r>
+        <w:t xml:space="preserve">binomial instead of Poisson.</w:t>
       </w:r>
     </w:p>
     <w:p>
@@ -4128,7 +4182,13 @@
         <w:pStyle w:val="FirstParagraph"/>
       </w:pPr>
       <w:r>
-        <w:t xml:space="preserve">Logistic regression models the probability of a binary outcome (0/1, absent/present, failure/success).</w:t>
+        <w:t xml:space="preserve">Logistic regression models the probability of a binary outcome (0/1,</w:t>
+      </w:r>
+      <w:r>
+        <w:t xml:space="preserve"> </w:t>
+      </w:r>
+      <w:r>
+        <w:t xml:space="preserve">absent/present, failure/success).</w:t>
       </w:r>
     </w:p>
     <w:p>
@@ -8320,7 +8380,13 @@
               <w:t xml:space="preserve"> </w:t>
             </w:r>
             <w:r>
-              <w:t xml:space="preserve">with identity link are equivalent to standard linear models/ANOVA</w:t>
+              <w:t xml:space="preserve">with identity link are equivalent to standard</w:t>
+            </w:r>
+            <w:r>
+              <w:t xml:space="preserve"> </w:t>
+            </w:r>
+            <w:r>
+              <w:t xml:space="preserve">linear models/ANOVA</w:t>
             </w:r>
           </w:p>
           <w:p>
@@ -8342,7 +8408,13 @@
               <w:t xml:space="preserve"> </w:t>
             </w:r>
             <w:r>
-              <w:t xml:space="preserve">are appropriate for count data, but check for overdispersion</w:t>
+              <w:t xml:space="preserve">are appropriate for count data, but check for</w:t>
+            </w:r>
+            <w:r>
+              <w:t xml:space="preserve"> </w:t>
+            </w:r>
+            <w:r>
+              <w:t xml:space="preserve">overdispersion</w:t>
             </w:r>
           </w:p>
           <w:p>
@@ -8364,7 +8436,13 @@
               <w:t xml:space="preserve"> </w:t>
             </w:r>
             <w:r>
-              <w:t xml:space="preserve">models handle overdispersed count data better than Poisson</w:t>
+              <w:t xml:space="preserve">models handle overdispersed count data better</w:t>
+            </w:r>
+            <w:r>
+              <w:t xml:space="preserve"> </w:t>
+            </w:r>
+            <w:r>
+              <w:t xml:space="preserve">than Poisson</w:t>
             </w:r>
           </w:p>
           <w:p>
@@ -8386,7 +8464,13 @@
               <w:t xml:space="preserve"> </w:t>
             </w:r>
             <w:r>
-              <w:t xml:space="preserve">models binary outcomes using the logit link function</w:t>
+              <w:t xml:space="preserve">models binary outcomes using the logit link</w:t>
+            </w:r>
+            <w:r>
+              <w:t xml:space="preserve"> </w:t>
+            </w:r>
+            <w:r>
+              <w:t xml:space="preserve">function</w:t>
             </w:r>
           </w:p>
           <w:p>
@@ -8452,7 +8536,13 @@
               <w:t xml:space="preserve"> </w:t>
             </w:r>
             <w:r>
-              <w:t xml:space="preserve">in logistic regression show multiplicative effects on odds</w:t>
+              <w:t xml:space="preserve">in logistic regression show multiplicative effects</w:t>
+            </w:r>
+            <w:r>
+              <w:t xml:space="preserve"> </w:t>
+            </w:r>
+            <w:r>
+              <w:t xml:space="preserve">on odds</w:t>
             </w:r>
           </w:p>
           <w:p>
@@ -8463,7 +8553,19 @@
               <w:spacing w:after="16"/>
             </w:pPr>
             <w:r>
-              <w:t xml:space="preserve">Choose the appropriate GLM family based on your response variable: - Normal/continuous → Gaussian - Counts → Poisson (or negative binomial if overdispersed)</w:t>
+              <w:t xml:space="preserve">Choose the appropriate GLM family based on your response variable: -</w:t>
+            </w:r>
+            <w:r>
+              <w:t xml:space="preserve"> </w:t>
+            </w:r>
+            <w:r>
+              <w:t xml:space="preserve">Normal/continuous → Gaussian - Counts → Poisson (or negative binomial if</w:t>
+            </w:r>
+            <w:r>
+              <w:t xml:space="preserve"> </w:t>
+            </w:r>
+            <w:r>
+              <w:t xml:space="preserve">overdispersed)</w:t>
             </w:r>
             <w:r>
               <w:br/>
@@ -8480,7 +8582,13 @@
         <w:pStyle w:val="BodyText"/>
       </w:pPr>
       <w:r>
-        <w:t xml:space="preserve">Remember: GLMs provide a unified framework for many different types of analyses you might encounter in biological research!</w:t>
+        <w:t xml:space="preserve">Remember: GLMs provide a unified framework for many different types of</w:t>
+      </w:r>
+      <w:r>
+        <w:t xml:space="preserve"> </w:t>
+      </w:r>
+      <w:r>
+        <w:t xml:space="preserve">analyses you might encounter in biological research!</w:t>
       </w:r>
     </w:p>
     <w:bookmarkEnd w:id="61"/>

--- a/docs/ecostats_lectures/lecture_14/14_02_class_activity.docx
+++ b/docs/ecostats_lectures/lecture_14/14_02_class_activity.docx
@@ -3785,7 +3785,7 @@
     </w:p>
     <w:bookmarkEnd w:id="35"/>
     <w:bookmarkEnd w:id="36"/>
-    <w:bookmarkStart w:id="85" w:name="X57e67d90b7faa1a78227a4bb359dce00d06696f"/>
+    <w:bookmarkStart w:id="86" w:name="X57e67d90b7faa1a78227a4bb359dce00d06696f"/>
     <w:p>
       <w:pPr>
         <w:pStyle w:val="Heading1"/>
@@ -5412,13 +5412,13 @@
     </w:p>
     <w:bookmarkEnd w:id="68"/>
     <w:bookmarkEnd w:id="69"/>
-    <w:bookmarkStart w:id="76" w:name="levenes-test"/>
+    <w:bookmarkStart w:id="70" w:name="X3407a98abcdccc6a48cdb45d4785e85806d059e"/>
     <w:p>
       <w:pPr>
         <w:pStyle w:val="Heading2"/>
       </w:pPr>
       <w:r>
-        <w:t xml:space="preserve">Levenes Test</w:t>
+        <w:t xml:space="preserve">Levenes Test - this is why a Poisson Model fits</w:t>
       </w:r>
     </w:p>
     <w:p>
@@ -5518,9 +5518,11 @@
         <w:t xml:space="preserve">Signif. codes:  0 '***' 0.001 '**' 0.01 '*' 0.05 '.' 0.1 ' ' 1</w:t>
       </w:r>
     </w:p>
-    <w:p>
-      <w:pPr>
-        <w:pStyle w:val="FirstParagraph"/>
+    <w:bookmarkEnd w:id="70"/>
+    <w:bookmarkStart w:id="77" w:name="dharma-assumption-test"/>
+    <w:p>
+      <w:pPr>
+        <w:pStyle w:val="Heading2"/>
       </w:pPr>
       <w:r>
         <w:t xml:space="preserve">Dharma Assumption Test</w:t>
@@ -5660,18 +5662,18 @@
           <wp:inline>
             <wp:extent cx="2743200" cy="2743200"/>
             <wp:effectExtent b="0" l="0" r="0" t="0"/>
-            <wp:docPr descr="" title="" id="71" name="Picture"/>
+            <wp:docPr descr="" title="" id="72" name="Picture"/>
             <a:graphic>
               <a:graphicData uri="http://schemas.openxmlformats.org/drawingml/2006/picture">
                 <pic:pic>
                   <pic:nvPicPr>
-                    <pic:cNvPr descr="14_02_class_activity_files/figure-docx/unnamed-chunk-12-1.jpeg" id="72" name="Picture"/>
+                    <pic:cNvPr descr="14_02_class_activity_files/figure-docx/unnamed-chunk-12-1.jpeg" id="73" name="Picture"/>
                     <pic:cNvPicPr>
                       <a:picLocks noChangeArrowheads="1" noChangeAspect="1"/>
                     </pic:cNvPicPr>
                   </pic:nvPicPr>
                   <pic:blipFill>
-                    <a:blip r:embed="rId70"/>
+                    <a:blip r:embed="rId71"/>
                     <a:stretch>
                       <a:fillRect/>
                     </a:stretch>
@@ -5786,18 +5788,18 @@
           <wp:inline>
             <wp:extent cx="2743200" cy="2743200"/>
             <wp:effectExtent b="0" l="0" r="0" t="0"/>
-            <wp:docPr descr="" title="" id="74" name="Picture"/>
+            <wp:docPr descr="" title="" id="75" name="Picture"/>
             <a:graphic>
               <a:graphicData uri="http://schemas.openxmlformats.org/drawingml/2006/picture">
                 <pic:pic>
                   <pic:nvPicPr>
-                    <pic:cNvPr descr="14_02_class_activity_files/figure-docx/unnamed-chunk-12-2.jpeg" id="75" name="Picture"/>
+                    <pic:cNvPr descr="14_02_class_activity_files/figure-docx/unnamed-chunk-12-2.jpeg" id="76" name="Picture"/>
                     <pic:cNvPicPr>
                       <a:picLocks noChangeArrowheads="1" noChangeAspect="1"/>
                     </pic:cNvPicPr>
                   </pic:nvPicPr>
                   <pic:blipFill>
-                    <a:blip r:embed="rId73"/>
+                    <a:blip r:embed="rId74"/>
                     <a:stretch>
                       <a:fillRect/>
                     </a:stretch>
@@ -5824,8 +5826,8 @@
         </w:drawing>
       </w:r>
     </w:p>
-    <w:bookmarkEnd w:id="76"/>
-    <w:bookmarkStart w:id="77" w:name="emmeans-linear-model"/>
+    <w:bookmarkEnd w:id="77"/>
+    <w:bookmarkStart w:id="78" w:name="emmeans-linear-model"/>
     <w:p>
       <w:pPr>
         <w:pStyle w:val="Heading2"/>
@@ -5949,8 +5951,8 @@
         <w:t xml:space="preserve">Confidence level used: 0.95 </w:t>
       </w:r>
     </w:p>
-    <w:bookmarkEnd w:id="77"/>
-    <w:bookmarkStart w:id="84" w:name="emmeans-glm-mode"/>
+    <w:bookmarkEnd w:id="78"/>
+    <w:bookmarkStart w:id="85" w:name="emmeans-glm-mode"/>
     <w:p>
       <w:pPr>
         <w:pStyle w:val="Heading2"/>
@@ -6074,7 +6076,7 @@
         <w:t xml:space="preserve">Confidence level used: 0.95 </w:t>
       </w:r>
     </w:p>
-    <w:bookmarkStart w:id="78" w:name="pairs-lm"/>
+    <w:bookmarkStart w:id="79" w:name="pairs-lm"/>
     <w:p>
       <w:pPr>
         <w:pStyle w:val="Heading3"/>
@@ -6210,8 +6212,8 @@
         <w:t xml:space="preserve">P value adjustment: sidak method for 3 tests </w:t>
       </w:r>
     </w:p>
-    <w:bookmarkEnd w:id="78"/>
-    <w:bookmarkStart w:id="79" w:name="pairs-glm"/>
+    <w:bookmarkEnd w:id="79"/>
+    <w:bookmarkStart w:id="80" w:name="pairs-glm"/>
     <w:p>
       <w:pPr>
         <w:pStyle w:val="Heading3"/>
@@ -6347,8 +6349,8 @@
         <w:t xml:space="preserve">P value adjustment: sidak method for 3 tests </w:t>
       </w:r>
     </w:p>
-    <w:bookmarkEnd w:id="79"/>
-    <w:bookmarkStart w:id="83" w:name="plot-of-glm"/>
+    <w:bookmarkEnd w:id="80"/>
+    <w:bookmarkStart w:id="84" w:name="plot-of-glm"/>
     <w:p>
       <w:pPr>
         <w:pStyle w:val="Heading3"/>
@@ -6407,18 +6409,18 @@
           <wp:inline>
             <wp:extent cx="2743200" cy="2743200"/>
             <wp:effectExtent b="0" l="0" r="0" t="0"/>
-            <wp:docPr descr="" title="" id="81" name="Picture"/>
+            <wp:docPr descr="" title="" id="82" name="Picture"/>
             <a:graphic>
               <a:graphicData uri="http://schemas.openxmlformats.org/drawingml/2006/picture">
                 <pic:pic>
                   <pic:nvPicPr>
-                    <pic:cNvPr descr="14_02_class_activity_files/figure-docx/unnamed-chunk-17-1.jpeg" id="82" name="Picture"/>
+                    <pic:cNvPr descr="14_02_class_activity_files/figure-docx/unnamed-chunk-17-1.jpeg" id="83" name="Picture"/>
                     <pic:cNvPicPr>
                       <a:picLocks noChangeArrowheads="1" noChangeAspect="1"/>
                     </pic:cNvPicPr>
                   </pic:nvPicPr>
                   <pic:blipFill>
-                    <a:blip r:embed="rId80"/>
+                    <a:blip r:embed="rId81"/>
                     <a:stretch>
                       <a:fillRect/>
                     </a:stretch>
@@ -6445,10 +6447,10 @@
         </w:drawing>
       </w:r>
     </w:p>
-    <w:bookmarkEnd w:id="83"/>
     <w:bookmarkEnd w:id="84"/>
     <w:bookmarkEnd w:id="85"/>
-    <w:bookmarkStart w:id="102" w:name="glm-anova-with-poisson-distribution"/>
+    <w:bookmarkEnd w:id="86"/>
+    <w:bookmarkStart w:id="103" w:name="glm-anova-with-poisson-distribution"/>
     <w:p>
       <w:pPr>
         <w:pStyle w:val="Heading1"/>
@@ -6634,7 +6636,7 @@
         <w:t xml:space="preserve">rounded quarter-mile time and the number of cylinders:</w:t>
       </w:r>
     </w:p>
-    <w:bookmarkStart w:id="86" w:name="Xbb0478ebf0c58a6ccdb1008b10858ecfd9cafca"/>
+    <w:bookmarkStart w:id="87" w:name="Xbb0478ebf0c58a6ccdb1008b10858ecfd9cafca"/>
     <w:p>
       <w:pPr>
         <w:pStyle w:val="Heading2"/>
@@ -6935,8 +6937,8 @@
         <w:t xml:space="preserve">Number of Fisher Scoring iterations: 5</w:t>
       </w:r>
     </w:p>
-    <w:bookmarkEnd w:id="86"/>
-    <w:bookmarkStart w:id="87" w:name="glm-with-poisson-distribution-setup"/>
+    <w:bookmarkEnd w:id="87"/>
+    <w:bookmarkStart w:id="88" w:name="glm-with-poisson-distribution-setup"/>
     <w:p>
       <w:pPr>
         <w:pStyle w:val="Heading2"/>
@@ -7185,8 +7187,8 @@
         <w:t xml:space="preserve">Signif. codes:  0 '***' 0.001 '**' 0.01 '*' 0.05 '.' 0.1 ' ' 1</w:t>
       </w:r>
     </w:p>
-    <w:bookmarkEnd w:id="87"/>
-    <w:bookmarkStart w:id="96" w:name="X6fcd6864351e5b9bbab98811fd799071cda6eb0"/>
+    <w:bookmarkEnd w:id="88"/>
+    <w:bookmarkStart w:id="97" w:name="X6fcd6864351e5b9bbab98811fd799071cda6eb0"/>
     <w:p>
       <w:pPr>
         <w:pStyle w:val="Heading2"/>
@@ -7468,7 +7470,7 @@
         <w:t xml:space="preserve">Overdispersion detected.</w:t>
       </w:r>
     </w:p>
-    <w:bookmarkStart w:id="94" w:name="dharma-assumption-plots"/>
+    <w:bookmarkStart w:id="95" w:name="dharma-assumption-plots"/>
     <w:p>
       <w:pPr>
         <w:pStyle w:val="Heading3"/>
@@ -7611,18 +7613,18 @@
           <wp:inline>
             <wp:extent cx="2743200" cy="2743200"/>
             <wp:effectExtent b="0" l="0" r="0" t="0"/>
-            <wp:docPr descr="" title="" id="89" name="Picture"/>
+            <wp:docPr descr="" title="" id="90" name="Picture"/>
             <a:graphic>
               <a:graphicData uri="http://schemas.openxmlformats.org/drawingml/2006/picture">
                 <pic:pic>
                   <pic:nvPicPr>
-                    <pic:cNvPr descr="14_02_class_activity_files/figure-docx/unnamed-chunk-21-1.jpeg" id="90" name="Picture"/>
+                    <pic:cNvPr descr="14_02_class_activity_files/figure-docx/unnamed-chunk-21-1.jpeg" id="91" name="Picture"/>
                     <pic:cNvPicPr>
                       <a:picLocks noChangeArrowheads="1" noChangeAspect="1"/>
                     </pic:cNvPicPr>
                   </pic:nvPicPr>
                   <pic:blipFill>
-                    <a:blip r:embed="rId88"/>
+                    <a:blip r:embed="rId89"/>
                     <a:stretch>
                       <a:fillRect/>
                     </a:stretch>
@@ -7737,18 +7739,18 @@
           <wp:inline>
             <wp:extent cx="2743200" cy="2743200"/>
             <wp:effectExtent b="0" l="0" r="0" t="0"/>
-            <wp:docPr descr="" title="" id="92" name="Picture"/>
+            <wp:docPr descr="" title="" id="93" name="Picture"/>
             <a:graphic>
               <a:graphicData uri="http://schemas.openxmlformats.org/drawingml/2006/picture">
                 <pic:pic>
                   <pic:nvPicPr>
-                    <pic:cNvPr descr="14_02_class_activity_files/figure-docx/unnamed-chunk-21-2.jpeg" id="93" name="Picture"/>
+                    <pic:cNvPr descr="14_02_class_activity_files/figure-docx/unnamed-chunk-21-2.jpeg" id="94" name="Picture"/>
                     <pic:cNvPicPr>
                       <a:picLocks noChangeArrowheads="1" noChangeAspect="1"/>
                     </pic:cNvPicPr>
                   </pic:nvPicPr>
                   <pic:blipFill>
-                    <a:blip r:embed="rId91"/>
+                    <a:blip r:embed="rId92"/>
                     <a:stretch>
                       <a:fillRect/>
                     </a:stretch>
@@ -7775,8 +7777,8 @@
         </w:drawing>
       </w:r>
     </w:p>
-    <w:bookmarkEnd w:id="94"/>
-    <w:bookmarkStart w:id="95" w:name="why-does-the-shapiro-test-not-work"/>
+    <w:bookmarkEnd w:id="95"/>
+    <w:bookmarkStart w:id="96" w:name="why-does-the-shapiro-test-not-work"/>
     <w:p>
       <w:pPr>
         <w:pStyle w:val="Heading3"/>
@@ -7863,9 +7865,9 @@
         <w:t xml:space="preserve">W = 0.98973, p-value = 0.9909</w:t>
       </w:r>
     </w:p>
-    <w:bookmarkEnd w:id="95"/>
     <w:bookmarkEnd w:id="96"/>
-    <w:bookmarkStart w:id="97" w:name="poisson-glm-emmeans"/>
+    <w:bookmarkEnd w:id="97"/>
+    <w:bookmarkStart w:id="98" w:name="poisson-glm-emmeans"/>
     <w:p>
       <w:pPr>
         <w:pStyle w:val="Heading2"/>
@@ -8067,8 +8069,8 @@
         <w:t xml:space="preserve">Intervals are back-transformed from the log scale </w:t>
       </w:r>
     </w:p>
-    <w:bookmarkEnd w:id="97"/>
-    <w:bookmarkStart w:id="101" w:name="poisson-glm-pairs-plots"/>
+    <w:bookmarkEnd w:id="98"/>
+    <w:bookmarkStart w:id="102" w:name="poisson-glm-pairs-plots"/>
     <w:p>
       <w:pPr>
         <w:pStyle w:val="Heading2"/>
@@ -9289,18 +9291,18 @@
           <wp:inline>
             <wp:extent cx="2743200" cy="2743200"/>
             <wp:effectExtent b="0" l="0" r="0" t="0"/>
-            <wp:docPr descr="" title="" id="99" name="Picture"/>
+            <wp:docPr descr="" title="" id="100" name="Picture"/>
             <a:graphic>
               <a:graphicData uri="http://schemas.openxmlformats.org/drawingml/2006/picture">
                 <pic:pic>
                   <pic:nvPicPr>
-                    <pic:cNvPr descr="14_02_class_activity_files/figure-docx/poisson-plot-1.jpeg" id="100" name="Picture"/>
+                    <pic:cNvPr descr="14_02_class_activity_files/figure-docx/poisson-plot-1.jpeg" id="101" name="Picture"/>
                     <pic:cNvPicPr>
                       <a:picLocks noChangeArrowheads="1" noChangeAspect="1"/>
                     </pic:cNvPicPr>
                   </pic:nvPicPr>
                   <pic:blipFill>
-                    <a:blip r:embed="rId98"/>
+                    <a:blip r:embed="rId99"/>
                     <a:stretch>
                       <a:fillRect/>
                     </a:stretch>
@@ -9327,9 +9329,9 @@
         </w:drawing>
       </w:r>
     </w:p>
-    <w:bookmarkEnd w:id="101"/>
     <w:bookmarkEnd w:id="102"/>
-    <w:bookmarkStart w:id="109" w:name="negative-binomial-glm-anova"/>
+    <w:bookmarkEnd w:id="103"/>
+    <w:bookmarkStart w:id="110" w:name="negative-binomial-glm-anova"/>
     <w:p>
       <w:pPr>
         <w:pStyle w:val="Heading1"/>
@@ -9658,7 +9660,7 @@
         <w:t xml:space="preserve"> 2 x log-likelihood:  -275.972 </w:t>
       </w:r>
     </w:p>
-    <w:bookmarkStart w:id="107" w:name="assumptions"/>
+    <w:bookmarkStart w:id="108" w:name="assumptions"/>
     <w:p>
       <w:pPr>
         <w:pStyle w:val="Heading2"/>
@@ -9759,18 +9761,18 @@
           <wp:inline>
             <wp:extent cx="2743200" cy="2743200"/>
             <wp:effectExtent b="0" l="0" r="0" t="0"/>
-            <wp:docPr descr="" title="" id="104" name="Picture"/>
+            <wp:docPr descr="" title="" id="105" name="Picture"/>
             <a:graphic>
               <a:graphicData uri="http://schemas.openxmlformats.org/drawingml/2006/picture">
                 <pic:pic>
                   <pic:nvPicPr>
-                    <pic:cNvPr descr="14_02_class_activity_files/figure-docx/unnamed-chunk-23-1.jpeg" id="105" name="Picture"/>
+                    <pic:cNvPr descr="14_02_class_activity_files/figure-docx/unnamed-chunk-23-1.jpeg" id="106" name="Picture"/>
                     <pic:cNvPicPr>
                       <a:picLocks noChangeArrowheads="1" noChangeAspect="1"/>
                     </pic:cNvPicPr>
                   </pic:nvPicPr>
                   <pic:blipFill>
-                    <a:blip r:embed="rId103"/>
+                    <a:blip r:embed="rId104"/>
                     <a:stretch>
                       <a:fillRect/>
                     </a:stretch>
@@ -9797,7 +9799,7 @@
         </w:drawing>
       </w:r>
     </w:p>
-    <w:bookmarkStart w:id="106" w:name="note-shapiro-test-does-not-work"/>
+    <w:bookmarkStart w:id="107" w:name="note-shapiro-test-does-not-work"/>
     <w:p>
       <w:pPr>
         <w:pStyle w:val="Heading3"/>
@@ -9870,9 +9872,9 @@
         <w:t xml:space="preserve">W = 0.94501, p-value = 0.1357</w:t>
       </w:r>
     </w:p>
-    <w:bookmarkEnd w:id="106"/>
     <w:bookmarkEnd w:id="107"/>
-    <w:bookmarkStart w:id="108" w:name="overdispersion"/>
+    <w:bookmarkEnd w:id="108"/>
+    <w:bookmarkStart w:id="109" w:name="overdispersion"/>
     <w:p>
       <w:pPr>
         <w:pStyle w:val="Heading2"/>
@@ -9950,9 +9952,9 @@
         <w:t xml:space="preserve">No overdispersion detected.</w:t>
       </w:r>
     </w:p>
-    <w:bookmarkEnd w:id="108"/>
     <w:bookmarkEnd w:id="109"/>
-    <w:bookmarkStart w:id="111" w:name="anova-glm-negative-binmial"/>
+    <w:bookmarkEnd w:id="110"/>
+    <w:bookmarkStart w:id="112" w:name="anova-glm-negative-binmial"/>
     <w:p>
       <w:pPr>
         <w:pStyle w:val="Heading1"/>
@@ -10299,7 +10301,7 @@
         <w:t xml:space="preserve">Intervals are back-transformed from the log scale </w:t>
       </w:r>
     </w:p>
-    <w:bookmarkStart w:id="110" w:name="pairwise"/>
+    <w:bookmarkStart w:id="111" w:name="pairwise"/>
     <w:p>
       <w:pPr>
         <w:pStyle w:val="Heading3"/>
@@ -10622,9 +10624,9 @@
         <w:t xml:space="preserve">      But we also did not show them to be the same. </w:t>
       </w:r>
     </w:p>
-    <w:bookmarkEnd w:id="110"/>
     <w:bookmarkEnd w:id="111"/>
-    <w:bookmarkStart w:id="112" w:name="regressions"/>
+    <w:bookmarkEnd w:id="112"/>
+    <w:bookmarkStart w:id="113" w:name="regressions"/>
     <w:p>
       <w:pPr>
         <w:pStyle w:val="Heading1"/>
@@ -10633,8 +10635,8 @@
         <w:t xml:space="preserve">REGRESSIONS——</w:t>
       </w:r>
     </w:p>
-    <w:bookmarkEnd w:id="112"/>
-    <w:bookmarkStart w:id="113" w:name="X75eccc8c52552d2a240ebe1cd36f82c817e9bd3"/>
+    <w:bookmarkEnd w:id="113"/>
+    <w:bookmarkStart w:id="114" w:name="X75eccc8c52552d2a240ebe1cd36f82c817e9bd3"/>
     <w:p>
       <w:pPr>
         <w:pStyle w:val="Heading1"/>
@@ -10709,8 +10711,8 @@
         <w:t xml:space="preserve">Negative binomial: Overdispersed count data</w:t>
       </w:r>
     </w:p>
-    <w:bookmarkEnd w:id="113"/>
-    <w:bookmarkStart w:id="117" w:name="X163e8b218db885e27c132919b5fa9ae792df0ac"/>
+    <w:bookmarkEnd w:id="114"/>
+    <w:bookmarkStart w:id="118" w:name="X163e8b218db885e27c132919b5fa9ae792df0ac"/>
     <w:p>
       <w:pPr>
         <w:pStyle w:val="Heading1"/>
@@ -12050,18 +12052,18 @@
           <wp:inline>
             <wp:extent cx="2743200" cy="2743200"/>
             <wp:effectExtent b="0" l="0" r="0" t="0"/>
-            <wp:docPr descr="" title="" id="115" name="Picture"/>
+            <wp:docPr descr="" title="" id="116" name="Picture"/>
             <a:graphic>
               <a:graphicData uri="http://schemas.openxmlformats.org/drawingml/2006/picture">
                 <pic:pic>
                   <pic:nvPicPr>
-                    <pic:cNvPr descr="14_02_class_activity_files/figure-docx/unnamed-chunk-30-1.jpeg" id="116" name="Picture"/>
+                    <pic:cNvPr descr="14_02_class_activity_files/figure-docx/unnamed-chunk-30-1.jpeg" id="117" name="Picture"/>
                     <pic:cNvPicPr>
                       <a:picLocks noChangeArrowheads="1" noChangeAspect="1"/>
                     </pic:cNvPicPr>
                   </pic:nvPicPr>
                   <pic:blipFill>
-                    <a:blip r:embed="rId114"/>
+                    <a:blip r:embed="rId115"/>
                     <a:stretch>
                       <a:fillRect/>
                     </a:stretch>
@@ -12088,8 +12090,8 @@
         </w:drawing>
       </w:r>
     </w:p>
-    <w:bookmarkEnd w:id="117"/>
-    <w:bookmarkStart w:id="118" w:name="Xb9a01484f69c84639f0f9aa938f54e8c33515cc"/>
+    <w:bookmarkEnd w:id="118"/>
+    <w:bookmarkStart w:id="119" w:name="Xb9a01484f69c84639f0f9aa938f54e8c33515cc"/>
     <w:p>
       <w:pPr>
         <w:pStyle w:val="Heading1"/>
@@ -12118,8 +12120,8 @@
         <w:t xml:space="preserve">the lm() function with the glm() function using family = gaussian.</w:t>
       </w:r>
     </w:p>
-    <w:bookmarkEnd w:id="118"/>
-    <w:bookmarkStart w:id="119" w:name="the-linear-model-summary"/>
+    <w:bookmarkEnd w:id="119"/>
+    <w:bookmarkStart w:id="120" w:name="the-linear-model-summary"/>
     <w:p>
       <w:pPr>
         <w:pStyle w:val="Heading1"/>
@@ -12351,8 +12353,8 @@
         <w:t xml:space="preserve">F-statistic: 55.77 on 1 and 27 DF,  p-value: 4.929e-08</w:t>
       </w:r>
     </w:p>
-    <w:bookmarkEnd w:id="119"/>
-    <w:bookmarkStart w:id="120" w:name="the-anova-model-1"/>
+    <w:bookmarkEnd w:id="120"/>
+    <w:bookmarkStart w:id="121" w:name="the-anova-model-1"/>
     <w:p>
       <w:pPr>
         <w:pStyle w:val="Heading1"/>
@@ -12499,8 +12501,8 @@
         <w:t xml:space="preserve">Signif. codes:  0 '***' 0.001 '**' 0.01 '*' 0.05 '.' 0.1 ' ' 1</w:t>
       </w:r>
     </w:p>
-    <w:bookmarkEnd w:id="120"/>
-    <w:bookmarkStart w:id="121" w:name="the-gaussian-glm-model-1"/>
+    <w:bookmarkEnd w:id="121"/>
+    <w:bookmarkStart w:id="122" w:name="the-gaussian-glm-model-1"/>
     <w:p>
       <w:pPr>
         <w:pStyle w:val="Heading1"/>
@@ -12803,8 +12805,8 @@
         <w:t xml:space="preserve">Number of Fisher Scoring iterations: 2</w:t>
       </w:r>
     </w:p>
-    <w:bookmarkEnd w:id="121"/>
-    <w:bookmarkStart w:id="122" w:name="glm-anova-1"/>
+    <w:bookmarkEnd w:id="122"/>
+    <w:bookmarkStart w:id="123" w:name="glm-anova-1"/>
     <w:p>
       <w:pPr>
         <w:pStyle w:val="Heading1"/>
@@ -12966,8 +12968,8 @@
         <w:t xml:space="preserve">Signif. codes:  0 '***' 0.001 '**' 0.01 '*' 0.05 '.' 0.1 ' ' 1</w:t>
       </w:r>
     </w:p>
-    <w:bookmarkEnd w:id="122"/>
-    <w:bookmarkStart w:id="135" w:name="assumption-tests-of-both-models-1"/>
+    <w:bookmarkEnd w:id="123"/>
+    <w:bookmarkStart w:id="136" w:name="assumption-tests-of-both-models-1"/>
     <w:p>
       <w:pPr>
         <w:pStyle w:val="Heading1"/>
@@ -13082,18 +13084,18 @@
           <wp:inline>
             <wp:extent cx="5486400" cy="5486400"/>
             <wp:effectExtent b="0" l="0" r="0" t="0"/>
-            <wp:docPr descr="" title="" id="124" name="Picture"/>
+            <wp:docPr descr="" title="" id="125" name="Picture"/>
             <a:graphic>
               <a:graphicData uri="http://schemas.openxmlformats.org/drawingml/2006/picture">
                 <pic:pic>
                   <pic:nvPicPr>
-                    <pic:cNvPr descr="14_02_class_activity_files/figure-docx/unnamed-chunk-35-1.jpeg" id="125" name="Picture"/>
+                    <pic:cNvPr descr="14_02_class_activity_files/figure-docx/unnamed-chunk-35-1.jpeg" id="126" name="Picture"/>
                     <pic:cNvPicPr>
                       <a:picLocks noChangeArrowheads="1" noChangeAspect="1"/>
                     </pic:cNvPicPr>
                   </pic:nvPicPr>
                   <pic:blipFill>
-                    <a:blip r:embed="rId123"/>
+                    <a:blip r:embed="rId124"/>
                     <a:stretch>
                       <a:fillRect/>
                     </a:stretch>
@@ -13129,18 +13131,18 @@
           <wp:inline>
             <wp:extent cx="5486400" cy="5486400"/>
             <wp:effectExtent b="0" l="0" r="0" t="0"/>
-            <wp:docPr descr="" title="" id="127" name="Picture"/>
+            <wp:docPr descr="" title="" id="128" name="Picture"/>
             <a:graphic>
               <a:graphicData uri="http://schemas.openxmlformats.org/drawingml/2006/picture">
                 <pic:pic>
                   <pic:nvPicPr>
-                    <pic:cNvPr descr="14_02_class_activity_files/figure-docx/unnamed-chunk-35-2.jpeg" id="128" name="Picture"/>
+                    <pic:cNvPr descr="14_02_class_activity_files/figure-docx/unnamed-chunk-35-2.jpeg" id="129" name="Picture"/>
                     <pic:cNvPicPr>
                       <a:picLocks noChangeArrowheads="1" noChangeAspect="1"/>
                     </pic:cNvPicPr>
                   </pic:nvPicPr>
                   <pic:blipFill>
-                    <a:blip r:embed="rId126"/>
+                    <a:blip r:embed="rId127"/>
                     <a:stretch>
                       <a:fillRect/>
                     </a:stretch>
@@ -13176,18 +13178,18 @@
           <wp:inline>
             <wp:extent cx="5486400" cy="5486400"/>
             <wp:effectExtent b="0" l="0" r="0" t="0"/>
-            <wp:docPr descr="" title="" id="130" name="Picture"/>
+            <wp:docPr descr="" title="" id="131" name="Picture"/>
             <a:graphic>
               <a:graphicData uri="http://schemas.openxmlformats.org/drawingml/2006/picture">
                 <pic:pic>
                   <pic:nvPicPr>
-                    <pic:cNvPr descr="14_02_class_activity_files/figure-docx/unnamed-chunk-35-3.jpeg" id="131" name="Picture"/>
+                    <pic:cNvPr descr="14_02_class_activity_files/figure-docx/unnamed-chunk-35-3.jpeg" id="132" name="Picture"/>
                     <pic:cNvPicPr>
                       <a:picLocks noChangeArrowheads="1" noChangeAspect="1"/>
                     </pic:cNvPicPr>
                   </pic:nvPicPr>
                   <pic:blipFill>
-                    <a:blip r:embed="rId129"/>
+                    <a:blip r:embed="rId130"/>
                     <a:stretch>
                       <a:fillRect/>
                     </a:stretch>
@@ -13223,18 +13225,18 @@
           <wp:inline>
             <wp:extent cx="5486400" cy="5486400"/>
             <wp:effectExtent b="0" l="0" r="0" t="0"/>
-            <wp:docPr descr="" title="" id="133" name="Picture"/>
+            <wp:docPr descr="" title="" id="134" name="Picture"/>
             <a:graphic>
               <a:graphicData uri="http://schemas.openxmlformats.org/drawingml/2006/picture">
                 <pic:pic>
                   <pic:nvPicPr>
-                    <pic:cNvPr descr="14_02_class_activity_files/figure-docx/unnamed-chunk-35-4.jpeg" id="134" name="Picture"/>
+                    <pic:cNvPr descr="14_02_class_activity_files/figure-docx/unnamed-chunk-35-4.jpeg" id="135" name="Picture"/>
                     <pic:cNvPicPr>
                       <a:picLocks noChangeArrowheads="1" noChangeAspect="1"/>
                     </pic:cNvPicPr>
                   </pic:nvPicPr>
                   <pic:blipFill>
-                    <a:blip r:embed="rId132"/>
+                    <a:blip r:embed="rId133"/>
                     <a:stretch>
                       <a:fillRect/>
                     </a:stretch>
@@ -13326,8 +13328,8 @@
         <w:t xml:space="preserve">))</w:t>
       </w:r>
     </w:p>
-    <w:bookmarkEnd w:id="135"/>
-    <w:bookmarkStart w:id="136" w:name="shapiro-wilk-test-normality-of-residuals"/>
+    <w:bookmarkEnd w:id="136"/>
+    <w:bookmarkStart w:id="137" w:name="shapiro-wilk-test-normality-of-residuals"/>
     <w:p>
       <w:pPr>
         <w:pStyle w:val="Heading1"/>
@@ -13464,8 +13466,8 @@
         <w:t xml:space="preserve">W = 0.93735, p-value = 0.08547</w:t>
       </w:r>
     </w:p>
-    <w:bookmarkEnd w:id="136"/>
-    <w:bookmarkStart w:id="137" w:name="glm-regression-with-poisson-distribution"/>
+    <w:bookmarkEnd w:id="137"/>
+    <w:bookmarkStart w:id="138" w:name="glm-regression-with-poisson-distribution"/>
     <w:p>
       <w:pPr>
         <w:pStyle w:val="Heading1"/>
@@ -13820,8 +13822,8 @@
         <w:t xml:space="preserve">Number of Fisher Scoring iterations: 5</w:t>
       </w:r>
     </w:p>
-    <w:bookmarkEnd w:id="137"/>
-    <w:bookmarkStart w:id="138" w:name="glm-with-poisson-distribution-anova"/>
+    <w:bookmarkEnd w:id="138"/>
+    <w:bookmarkStart w:id="139" w:name="glm-with-poisson-distribution-anova"/>
     <w:p>
       <w:pPr>
         <w:pStyle w:val="Heading1"/>
@@ -14067,8 +14069,8 @@
         <w:t xml:space="preserve">Overdispersion detected.</w:t>
       </w:r>
     </w:p>
-    <w:bookmarkEnd w:id="138"/>
-    <w:bookmarkStart w:id="145" w:name="dharma-residual-diagnostics"/>
+    <w:bookmarkEnd w:id="139"/>
+    <w:bookmarkStart w:id="146" w:name="dharma-residual-diagnostics"/>
     <w:p>
       <w:pPr>
         <w:pStyle w:val="Heading1"/>
@@ -14207,18 +14209,18 @@
           <wp:inline>
             <wp:extent cx="2743200" cy="2743200"/>
             <wp:effectExtent b="0" l="0" r="0" t="0"/>
-            <wp:docPr descr="" title="" id="140" name="Picture"/>
+            <wp:docPr descr="" title="" id="141" name="Picture"/>
             <a:graphic>
               <a:graphicData uri="http://schemas.openxmlformats.org/drawingml/2006/picture">
                 <pic:pic>
                   <pic:nvPicPr>
-                    <pic:cNvPr descr="14_02_class_activity_files/figure-docx/unnamed-chunk-41-1.jpeg" id="141" name="Picture"/>
+                    <pic:cNvPr descr="14_02_class_activity_files/figure-docx/unnamed-chunk-41-1.jpeg" id="142" name="Picture"/>
                     <pic:cNvPicPr>
                       <a:picLocks noChangeArrowheads="1" noChangeAspect="1"/>
                     </pic:cNvPicPr>
                   </pic:nvPicPr>
                   <pic:blipFill>
-                    <a:blip r:embed="rId139"/>
+                    <a:blip r:embed="rId140"/>
                     <a:stretch>
                       <a:fillRect/>
                     </a:stretch>
@@ -14377,18 +14379,18 @@
           <wp:inline>
             <wp:extent cx="2743200" cy="2743200"/>
             <wp:effectExtent b="0" l="0" r="0" t="0"/>
-            <wp:docPr descr="" title="" id="143" name="Picture"/>
+            <wp:docPr descr="" title="" id="144" name="Picture"/>
             <a:graphic>
               <a:graphicData uri="http://schemas.openxmlformats.org/drawingml/2006/picture">
                 <pic:pic>
                   <pic:nvPicPr>
-                    <pic:cNvPr descr="14_02_class_activity_files/figure-docx/unnamed-chunk-41-2.jpeg" id="144" name="Picture"/>
+                    <pic:cNvPr descr="14_02_class_activity_files/figure-docx/unnamed-chunk-41-2.jpeg" id="145" name="Picture"/>
                     <pic:cNvPicPr>
                       <a:picLocks noChangeArrowheads="1" noChangeAspect="1"/>
                     </pic:cNvPicPr>
                   </pic:nvPicPr>
                   <pic:blipFill>
-                    <a:blip r:embed="rId142"/>
+                    <a:blip r:embed="rId143"/>
                     <a:stretch>
                       <a:fillRect/>
                     </a:stretch>
@@ -14415,8 +14417,8 @@
         </w:drawing>
       </w:r>
     </w:p>
-    <w:bookmarkEnd w:id="145"/>
-    <w:bookmarkStart w:id="149" w:name="plotting-the-poisson-regression"/>
+    <w:bookmarkEnd w:id="146"/>
+    <w:bookmarkStart w:id="150" w:name="plotting-the-poisson-regression"/>
     <w:p>
       <w:pPr>
         <w:pStyle w:val="Heading1"/>
@@ -14908,18 +14910,18 @@
           <wp:inline>
             <wp:extent cx="2743200" cy="2743200"/>
             <wp:effectExtent b="0" l="0" r="0" t="0"/>
-            <wp:docPr descr="" title="" id="147" name="Picture"/>
+            <wp:docPr descr="" title="" id="148" name="Picture"/>
             <a:graphic>
               <a:graphicData uri="http://schemas.openxmlformats.org/drawingml/2006/picture">
                 <pic:pic>
                   <pic:nvPicPr>
-                    <pic:cNvPr descr="14_02_class_activity_files/figure-docx/unnamed-chunk-42-1.jpeg" id="148" name="Picture"/>
+                    <pic:cNvPr descr="14_02_class_activity_files/figure-docx/unnamed-chunk-42-1.jpeg" id="149" name="Picture"/>
                     <pic:cNvPicPr>
                       <a:picLocks noChangeArrowheads="1" noChangeAspect="1"/>
                     </pic:cNvPicPr>
                   </pic:nvPicPr>
                   <pic:blipFill>
-                    <a:blip r:embed="rId146"/>
+                    <a:blip r:embed="rId147"/>
                     <a:stretch>
                       <a:fillRect/>
                     </a:stretch>
@@ -14946,8 +14948,8 @@
         </w:drawing>
       </w:r>
     </w:p>
-    <w:bookmarkEnd w:id="149"/>
-    <w:bookmarkStart w:id="150" w:name="negative-binomial-glm-regression"/>
+    <w:bookmarkEnd w:id="150"/>
+    <w:bookmarkStart w:id="151" w:name="negative-binomial-glm-regression"/>
     <w:p>
       <w:pPr>
         <w:pStyle w:val="Heading1"/>
@@ -15228,8 +15230,8 @@
         <w:t xml:space="preserve"> 2 x log-likelihood:  -289.083 </w:t>
       </w:r>
     </w:p>
-    <w:bookmarkEnd w:id="150"/>
-    <w:bookmarkStart w:id="154" w:name="nb-assumption-diagnostics-dharma"/>
+    <w:bookmarkEnd w:id="151"/>
+    <w:bookmarkStart w:id="155" w:name="nb-assumption-diagnostics-dharma"/>
     <w:p>
       <w:pPr>
         <w:pStyle w:val="Heading1"/>
@@ -15344,18 +15346,18 @@
           <wp:inline>
             <wp:extent cx="2743200" cy="2743200"/>
             <wp:effectExtent b="0" l="0" r="0" t="0"/>
-            <wp:docPr descr="" title="" id="152" name="Picture"/>
+            <wp:docPr descr="" title="" id="153" name="Picture"/>
             <a:graphic>
               <a:graphicData uri="http://schemas.openxmlformats.org/drawingml/2006/picture">
                 <pic:pic>
                   <pic:nvPicPr>
-                    <pic:cNvPr descr="14_02_class_activity_files/figure-docx/unnamed-chunk-44-1.jpeg" id="153" name="Picture"/>
+                    <pic:cNvPr descr="14_02_class_activity_files/figure-docx/unnamed-chunk-44-1.jpeg" id="154" name="Picture"/>
                     <pic:cNvPicPr>
                       <a:picLocks noChangeArrowheads="1" noChangeAspect="1"/>
                     </pic:cNvPicPr>
                   </pic:nvPicPr>
                   <pic:blipFill>
-                    <a:blip r:embed="rId151"/>
+                    <a:blip r:embed="rId152"/>
                     <a:stretch>
                       <a:fillRect/>
                     </a:stretch>
@@ -15382,8 +15384,8 @@
         </w:drawing>
       </w:r>
     </w:p>
-    <w:bookmarkEnd w:id="154"/>
-    <w:bookmarkStart w:id="158" w:name="overdispersion-check"/>
+    <w:bookmarkEnd w:id="155"/>
+    <w:bookmarkStart w:id="159" w:name="overdispersion-check"/>
     <w:p>
       <w:pPr>
         <w:pStyle w:val="Heading1"/>
@@ -15432,18 +15434,18 @@
           <wp:inline>
             <wp:extent cx="2743200" cy="2743200"/>
             <wp:effectExtent b="0" l="0" r="0" t="0"/>
-            <wp:docPr descr="" title="" id="156" name="Picture"/>
+            <wp:docPr descr="" title="" id="157" name="Picture"/>
             <a:graphic>
               <a:graphicData uri="http://schemas.openxmlformats.org/drawingml/2006/picture">
                 <pic:pic>
                   <pic:nvPicPr>
-                    <pic:cNvPr descr="14_02_class_activity_files/figure-docx/unnamed-chunk-45-1.jpeg" id="157" name="Picture"/>
+                    <pic:cNvPr descr="14_02_class_activity_files/figure-docx/unnamed-chunk-45-1.jpeg" id="158" name="Picture"/>
                     <pic:cNvPicPr>
                       <a:picLocks noChangeArrowheads="1" noChangeAspect="1"/>
                     </pic:cNvPicPr>
                   </pic:nvPicPr>
                   <pic:blipFill>
-                    <a:blip r:embed="rId155"/>
+                    <a:blip r:embed="rId156"/>
                     <a:stretch>
                       <a:fillRect/>
                     </a:stretch>
@@ -15523,8 +15525,8 @@
         <w:t xml:space="preserve">alternative hypothesis: two.sided</w:t>
       </w:r>
     </w:p>
-    <w:bookmarkEnd w:id="158"/>
-    <w:bookmarkStart w:id="159" w:name="anova-glm-negative-binomial"/>
+    <w:bookmarkEnd w:id="159"/>
+    <w:bookmarkStart w:id="160" w:name="anova-glm-negative-binomial"/>
     <w:p>
       <w:pPr>
         <w:pStyle w:val="Heading1"/>
@@ -15716,8 +15718,8 @@
         <w:t xml:space="preserve">Signif. codes:  0 '***' 0.001 '**' 0.01 '*' 0.05 '.' 0.1 ' ' 1</w:t>
       </w:r>
     </w:p>
-    <w:bookmarkEnd w:id="159"/>
-    <w:bookmarkStart w:id="163" w:name="Xce16f38610a9a74e81e908f9c6ee0e59be21abb"/>
+    <w:bookmarkEnd w:id="160"/>
+    <w:bookmarkStart w:id="164" w:name="Xce16f38610a9a74e81e908f9c6ee0e59be21abb"/>
     <w:p>
       <w:pPr>
         <w:pStyle w:val="Heading1"/>
@@ -16152,18 +16154,18 @@
           <wp:inline>
             <wp:extent cx="2743200" cy="2743200"/>
             <wp:effectExtent b="0" l="0" r="0" t="0"/>
-            <wp:docPr descr="" title="" id="161" name="Picture"/>
+            <wp:docPr descr="" title="" id="162" name="Picture"/>
             <a:graphic>
               <a:graphicData uri="http://schemas.openxmlformats.org/drawingml/2006/picture">
                 <pic:pic>
                   <pic:nvPicPr>
-                    <pic:cNvPr descr="14_02_class_activity_files/figure-docx/unnamed-chunk-47-1.jpeg" id="162" name="Picture"/>
+                    <pic:cNvPr descr="14_02_class_activity_files/figure-docx/unnamed-chunk-47-1.jpeg" id="163" name="Picture"/>
                     <pic:cNvPicPr>
                       <a:picLocks noChangeArrowheads="1" noChangeAspect="1"/>
                     </pic:cNvPicPr>
                   </pic:nvPicPr>
                   <pic:blipFill>
-                    <a:blip r:embed="rId160"/>
+                    <a:blip r:embed="rId161"/>
                     <a:stretch>
                       <a:fillRect/>
                     </a:stretch>
@@ -16190,8 +16192,8 @@
         </w:drawing>
       </w:r>
     </w:p>
-    <w:bookmarkEnd w:id="163"/>
-    <w:bookmarkStart w:id="164" w:name="logistic-regression"/>
+    <w:bookmarkEnd w:id="164"/>
+    <w:bookmarkStart w:id="165" w:name="logistic-regression"/>
     <w:p>
       <w:pPr>
         <w:pStyle w:val="Heading1"/>
@@ -16673,8 +16675,8 @@
         <w:t xml:space="preserve">linear function that can range from -∞ to +∞.</w:t>
       </w:r>
     </w:p>
-    <w:bookmarkEnd w:id="164"/>
-    <w:bookmarkStart w:id="168" w:name="example-lizard-presence-on-islands"/>
+    <w:bookmarkEnd w:id="165"/>
+    <w:bookmarkStart w:id="169" w:name="example-lizard-presence-on-islands"/>
     <w:p>
       <w:pPr>
         <w:pStyle w:val="Heading1"/>
@@ -17671,18 +17673,18 @@
           <wp:inline>
             <wp:extent cx="2743200" cy="2743200"/>
             <wp:effectExtent b="0" l="0" r="0" t="0"/>
-            <wp:docPr descr="" title="" id="166" name="Picture"/>
+            <wp:docPr descr="" title="" id="167" name="Picture"/>
             <a:graphic>
               <a:graphicData uri="http://schemas.openxmlformats.org/drawingml/2006/picture">
                 <pic:pic>
                   <pic:nvPicPr>
-                    <pic:cNvPr descr="14_02_class_activity_files/figure-docx/lizard_plot-1.jpeg" id="167" name="Picture"/>
+                    <pic:cNvPr descr="14_02_class_activity_files/figure-docx/lizard_plot-1.jpeg" id="168" name="Picture"/>
                     <pic:cNvPicPr>
                       <a:picLocks noChangeArrowheads="1" noChangeAspect="1"/>
                     </pic:cNvPicPr>
                   </pic:nvPicPr>
                   <pic:blipFill>
-                    <a:blip r:embed="rId165"/>
+                    <a:blip r:embed="rId166"/>
                     <a:stretch>
                       <a:fillRect/>
                     </a:stretch>
@@ -17709,8 +17711,8 @@
         </w:drawing>
       </w:r>
     </w:p>
-    <w:bookmarkEnd w:id="168"/>
-    <w:bookmarkStart w:id="169" w:name="example-lizard-presence-on-islands-1"/>
+    <w:bookmarkEnd w:id="169"/>
+    <w:bookmarkStart w:id="170" w:name="example-lizard-presence-on-islands-1"/>
     <w:p>
       <w:pPr>
         <w:pStyle w:val="Heading1"/>
@@ -18053,8 +18055,8 @@
         <w:t xml:space="preserve">Number of Fisher Scoring iterations: 6</w:t>
       </w:r>
     </w:p>
-    <w:bookmarkEnd w:id="169"/>
-    <w:bookmarkStart w:id="173" w:name="lizard-example-visualization-and-testing"/>
+    <w:bookmarkEnd w:id="170"/>
+    <w:bookmarkStart w:id="174" w:name="lizard-example-visualization-and-testing"/>
     <w:p>
       <w:pPr>
         <w:pStyle w:val="Heading1"/>
@@ -18993,18 +18995,18 @@
           <wp:inline>
             <wp:extent cx="2743200" cy="2743200"/>
             <wp:effectExtent b="0" l="0" r="0" t="0"/>
-            <wp:docPr descr="" title="" id="171" name="Picture"/>
+            <wp:docPr descr="" title="" id="172" name="Picture"/>
             <a:graphic>
               <a:graphicData uri="http://schemas.openxmlformats.org/drawingml/2006/picture">
                 <pic:pic>
                   <pic:nvPicPr>
-                    <pic:cNvPr descr="14_02_class_activity_files/figure-docx/lizard-plot-1.jpeg" id="172" name="Picture"/>
+                    <pic:cNvPr descr="14_02_class_activity_files/figure-docx/lizard-plot-1.jpeg" id="173" name="Picture"/>
                     <pic:cNvPicPr>
                       <a:picLocks noChangeArrowheads="1" noChangeAspect="1"/>
                     </pic:cNvPicPr>
                   </pic:nvPicPr>
                   <pic:blipFill>
-                    <a:blip r:embed="rId170"/>
+                    <a:blip r:embed="rId171"/>
                     <a:stretch>
                       <a:fillRect/>
                     </a:stretch>
@@ -19354,8 +19356,8 @@
         <w:t xml:space="preserve">Signif. codes:  0 '***' 0.001 '**' 0.01 '*' 0.05 '.' 0.1 ' ' 1</w:t>
       </w:r>
     </w:p>
-    <w:bookmarkEnd w:id="173"/>
-    <w:bookmarkStart w:id="175" w:name="interpreting-the-odds-ratio"/>
+    <w:bookmarkEnd w:id="174"/>
+    <w:bookmarkStart w:id="176" w:name="interpreting-the-odds-ratio"/>
     <w:p>
       <w:pPr>
         <w:pStyle w:val="Heading1"/>
@@ -19364,7 +19366,7 @@
         <w:t xml:space="preserve">Interpreting the Odds Ratio</w:t>
       </w:r>
     </w:p>
-    <w:bookmarkStart w:id="174" w:name="working-with-odds-ratios"/>
+    <w:bookmarkStart w:id="175" w:name="working-with-odds-ratios"/>
     <w:p>
       <w:pPr>
         <w:pStyle w:val="Heading3"/>
@@ -20170,9 +20172,9 @@
         <w:t xml:space="preserve">2 pa_ratio       0.861    0.0517     -2.89 0.00388    0.753     0.932</w:t>
       </w:r>
     </w:p>
-    <w:bookmarkEnd w:id="174"/>
     <w:bookmarkEnd w:id="175"/>
-    <w:bookmarkStart w:id="182" w:name="assessing-model-fit"/>
+    <w:bookmarkEnd w:id="176"/>
+    <w:bookmarkStart w:id="183" w:name="assessing-model-fit"/>
     <w:p>
       <w:pPr>
         <w:pStyle w:val="Heading1"/>
@@ -20631,18 +20633,18 @@
           <wp:inline>
             <wp:extent cx="5486400" cy="5486400"/>
             <wp:effectExtent b="0" l="0" r="0" t="0"/>
-            <wp:docPr descr="" title="" id="177" name="Picture"/>
+            <wp:docPr descr="" title="" id="178" name="Picture"/>
             <a:graphic>
               <a:graphicData uri="http://schemas.openxmlformats.org/drawingml/2006/picture">
                 <pic:pic>
                   <pic:nvPicPr>
-                    <pic:cNvPr descr="14_02_class_activity_files/figure-docx/unnamed-chunk-51-1.jpeg" id="178" name="Picture"/>
+                    <pic:cNvPr descr="14_02_class_activity_files/figure-docx/unnamed-chunk-51-1.jpeg" id="179" name="Picture"/>
                     <pic:cNvPicPr>
                       <a:picLocks noChangeArrowheads="1" noChangeAspect="1"/>
                     </pic:cNvPicPr>
                   </pic:nvPicPr>
                   <pic:blipFill>
-                    <a:blip r:embed="rId176"/>
+                    <a:blip r:embed="rId177"/>
                     <a:stretch>
                       <a:fillRect/>
                     </a:stretch>
@@ -20904,18 +20906,18 @@
           <wp:inline>
             <wp:extent cx="2743200" cy="2743200"/>
             <wp:effectExtent b="0" l="0" r="0" t="0"/>
-            <wp:docPr descr="" title="" id="180" name="Picture"/>
+            <wp:docPr descr="" title="" id="181" name="Picture"/>
             <a:graphic>
               <a:graphicData uri="http://schemas.openxmlformats.org/drawingml/2006/picture">
                 <pic:pic>
                   <pic:nvPicPr>
-                    <pic:cNvPr descr="14_02_class_activity_files/figure-docx/unnamed-chunk-52-1.jpeg" id="181" name="Picture"/>
+                    <pic:cNvPr descr="14_02_class_activity_files/figure-docx/unnamed-chunk-52-1.jpeg" id="182" name="Picture"/>
                     <pic:cNvPicPr>
                       <a:picLocks noChangeArrowheads="1" noChangeAspect="1"/>
                     </pic:cNvPicPr>
                   </pic:nvPicPr>
                   <pic:blipFill>
-                    <a:blip r:embed="rId179"/>
+                    <a:blip r:embed="rId180"/>
                     <a:stretch>
                       <a:fillRect/>
                     </a:stretch>
@@ -21160,7 +21162,7 @@
         <w:t xml:space="preserve">X-squared = 2.4032, df = 8, p-value = 0.9661</w:t>
       </w:r>
     </w:p>
-    <w:bookmarkEnd w:id="182"/>
+    <w:bookmarkEnd w:id="183"/>
     <w:sectPr>
       <w:pgSz w:h="15840" w:w="12240"/>
       <w:pgMar w:bottom="720" w:footer="720" w:gutter="0" w:header="720" w:left="1152" w:right="720" w:top="720"/>

--- a/docs/ecostats_lectures/lecture_14/14_02_class_activity.docx
+++ b/docs/ecostats_lectures/lecture_14/14_02_class_activity.docx
@@ -492,7 +492,7 @@
       </w:r>
     </w:p>
     <w:bookmarkEnd w:id="24"/>
-    <w:bookmarkStart w:id="36" w:name="part-1-gaussian-glm"/>
+    <w:bookmarkStart w:id="37" w:name="part-1-gaussian-glm"/>
     <w:p>
       <w:pPr>
         <w:pStyle w:val="Heading1"/>
@@ -1456,7 +1456,7 @@
       </w:r>
     </w:p>
     <w:bookmarkEnd w:id="26"/>
-    <w:bookmarkStart w:id="27" w:name="data-completeness"/>
+    <w:bookmarkStart w:id="28" w:name="data-completeness"/>
     <w:p>
       <w:pPr>
         <w:pStyle w:val="Heading2"/>
@@ -1464,6 +1464,259 @@
       <w:r>
         <w:t xml:space="preserve">Data completeness</w:t>
       </w:r>
+    </w:p>
+    <w:bookmarkStart w:id="27" w:name="the-formula-for-geometric-mean-gm"/>
+    <w:p>
+      <w:pPr>
+        <w:pStyle w:val="Heading3"/>
+      </w:pPr>
+      <w:r>
+        <w:t xml:space="preserve">The Formula for Geometric Mean (GM)</w:t>
+      </w:r>
+    </w:p>
+    <w:p>
+      <w:pPr>
+        <w:numPr>
+          <w:ilvl w:val="0"/>
+          <w:numId w:val="1007"/>
+        </w:numPr>
+      </w:pPr>
+      <w:r>
+        <w:t xml:space="preserve">The geometric mean is the</w:t>
+      </w:r>
+      <w:r>
+        <w:t xml:space="preserve"> </w:t>
+      </w:r>
+      <w:r>
+        <w:rPr>
+          <w:i/>
+          <w:iCs/>
+        </w:rPr>
+        <w:t xml:space="preserve">n</w:t>
+      </w:r>
+      <w:r>
+        <w:t xml:space="preserve">-th root of the</w:t>
+      </w:r>
+      <w:r>
+        <w:t xml:space="preserve"> </w:t>
+      </w:r>
+      <w:r>
+        <w:rPr>
+          <w:i/>
+          <w:iCs/>
+        </w:rPr>
+        <w:t xml:space="preserve">product</w:t>
+      </w:r>
+      <w:r>
+        <w:t xml:space="preserve"> </w:t>
+      </w:r>
+      <w:r>
+        <w:t xml:space="preserve">of</w:t>
+      </w:r>
+      <w:r>
+        <w:t xml:space="preserve"> </w:t>
+      </w:r>
+      <w:r>
+        <w:rPr>
+          <w:i/>
+          <w:iCs/>
+        </w:rPr>
+        <w:t xml:space="preserve">n</w:t>
+      </w:r>
+      <w:r>
+        <w:t xml:space="preserve"> </w:t>
+      </w:r>
+      <w:r>
+        <w:t xml:space="preserve">numbers.</w:t>
+      </w:r>
+      <w:r>
+        <w:rPr>
+          <w:vertAlign w:val="superscript"/>
+        </w:rPr>
+        <w:t xml:space="preserve">2</w:t>
+      </w:r>
+    </w:p>
+    <w:p>
+      <w:pPr>
+        <w:numPr>
+          <w:ilvl w:val="0"/>
+          <w:numId w:val="1007"/>
+        </w:numPr>
+      </w:pPr>
+      <w:r>
+        <w:t xml:space="preserve">For a set of numbers</w:t>
+      </w:r>
+      <w:r>
+        <w:t xml:space="preserve"> </w:t>
+      </w:r>
+      <m:oMath>
+        <m:sSub>
+          <m:e>
+            <m:r>
+              <m:t>x</m:t>
+            </m:r>
+          </m:e>
+          <m:sub>
+            <m:r>
+              <m:t>1</m:t>
+            </m:r>
+          </m:sub>
+        </m:sSub>
+        <m:r>
+          <m:rPr>
+            <m:sty m:val="p"/>
+          </m:rPr>
+          <m:t>,</m:t>
+        </m:r>
+        <m:sSub>
+          <m:e>
+            <m:r>
+              <m:t>x</m:t>
+            </m:r>
+          </m:e>
+          <m:sub>
+            <m:r>
+              <m:t>2</m:t>
+            </m:r>
+          </m:sub>
+        </m:sSub>
+        <m:r>
+          <m:rPr>
+            <m:sty m:val="p"/>
+          </m:rPr>
+          <m:t>,</m:t>
+        </m:r>
+        <m:r>
+          <m:rPr>
+            <m:sty m:val="p"/>
+          </m:rPr>
+          <m:t>.</m:t>
+        </m:r>
+        <m:r>
+          <m:rPr>
+            <m:sty m:val="p"/>
+          </m:rPr>
+          <m:t>.</m:t>
+        </m:r>
+        <m:r>
+          <m:rPr>
+            <m:sty m:val="p"/>
+          </m:rPr>
+          <m:t>.</m:t>
+        </m:r>
+        <m:r>
+          <m:rPr>
+            <m:sty m:val="p"/>
+          </m:rPr>
+          <m:t>,</m:t>
+        </m:r>
+        <m:sSub>
+          <m:e>
+            <m:r>
+              <m:t>x</m:t>
+            </m:r>
+          </m:e>
+          <m:sub>
+            <m:r>
+              <m:t>n</m:t>
+            </m:r>
+          </m:sub>
+        </m:sSub>
+      </m:oMath>
+      <w:r>
+        <w:t xml:space="preserve">, the formula is:</w:t>
+      </w:r>
+    </w:p>
+    <w:p>
+      <w:pPr>
+        <w:numPr>
+          <w:ilvl w:val="0"/>
+          <w:numId w:val="1007"/>
+        </w:numPr>
+      </w:pPr>
+      <m:oMath>
+        <m:r>
+          <m:t>G</m:t>
+        </m:r>
+        <m:r>
+          <m:t>M</m:t>
+        </m:r>
+        <m:r>
+          <m:rPr>
+            <m:sty m:val="p"/>
+          </m:rPr>
+          <m:t>=</m:t>
+        </m:r>
+        <m:rad>
+          <m:deg>
+            <m:r>
+              <m:t>n</m:t>
+            </m:r>
+          </m:deg>
+          <m:e>
+            <m:sSub>
+              <m:e>
+                <m:r>
+                  <m:t>x</m:t>
+                </m:r>
+              </m:e>
+              <m:sub>
+                <m:r>
+                  <m:t>1</m:t>
+                </m:r>
+              </m:sub>
+            </m:sSub>
+            <m:r>
+              <m:rPr>
+                <m:sty m:val="p"/>
+              </m:rPr>
+              <m:t>⋅</m:t>
+            </m:r>
+            <m:sSub>
+              <m:e>
+                <m:r>
+                  <m:t>x</m:t>
+                </m:r>
+              </m:e>
+              <m:sub>
+                <m:r>
+                  <m:t>2</m:t>
+                </m:r>
+              </m:sub>
+            </m:sSub>
+            <m:r>
+              <m:rPr>
+                <m:sty m:val="p"/>
+              </m:rPr>
+              <m:t>⋅</m:t>
+            </m:r>
+            <m:r>
+              <m:rPr>
+                <m:sty m:val="p"/>
+              </m:rPr>
+              <m:t>…</m:t>
+            </m:r>
+            <m:r>
+              <m:rPr>
+                <m:sty m:val="p"/>
+              </m:rPr>
+              <m:t>⋅</m:t>
+            </m:r>
+            <m:sSub>
+              <m:e>
+                <m:r>
+                  <m:t>x</m:t>
+                </m:r>
+              </m:e>
+              <m:sub>
+                <m:r>
+                  <m:t>n</m:t>
+                </m:r>
+              </m:sub>
+            </m:sSub>
+          </m:e>
+        </m:rad>
+      </m:oMath>
     </w:p>
     <w:p>
       <w:pPr>
@@ -3030,7 +3283,8 @@
       </w:tr>
     </w:tbl>
     <w:bookmarkEnd w:id="27"/>
-    <w:bookmarkStart w:id="31" w:name="data-graphically"/>
+    <w:bookmarkEnd w:id="28"/>
+    <w:bookmarkStart w:id="32" w:name="data-graphically"/>
     <w:p>
       <w:pPr>
         <w:pStyle w:val="Heading2"/>
@@ -3395,18 +3649,18 @@
           <wp:inline>
             <wp:extent cx="2743200" cy="2743200"/>
             <wp:effectExtent b="0" l="0" r="0" t="0"/>
-            <wp:docPr descr="" title="" id="29" name="Picture"/>
+            <wp:docPr descr="" title="" id="30" name="Picture"/>
             <a:graphic>
               <a:graphicData uri="http://schemas.openxmlformats.org/drawingml/2006/picture">
                 <pic:pic>
                   <pic:nvPicPr>
-                    <pic:cNvPr descr="14_02_class_activity_files/figure-docx/summary-gaussian_2-1.jpeg" id="30" name="Picture"/>
+                    <pic:cNvPr descr="14_02_class_activity_files/figure-docx/summary-gaussian_2-1.jpeg" id="31" name="Picture"/>
                     <pic:cNvPicPr>
                       <a:picLocks noChangeArrowheads="1" noChangeAspect="1"/>
                     </pic:cNvPicPr>
                   </pic:nvPicPr>
                   <pic:blipFill>
-                    <a:blip r:embed="rId28"/>
+                    <a:blip r:embed="rId29"/>
                     <a:stretch>
                       <a:fillRect/>
                     </a:stretch>
@@ -3433,8 +3687,8 @@
         </w:drawing>
       </w:r>
     </w:p>
-    <w:bookmarkEnd w:id="31"/>
-    <w:bookmarkStart w:id="35" w:name="data-graphically-as-size-categories"/>
+    <w:bookmarkEnd w:id="32"/>
+    <w:bookmarkStart w:id="36" w:name="data-graphically-as-size-categories"/>
     <w:p>
       <w:pPr>
         <w:pStyle w:val="Heading2"/>
@@ -3745,18 +3999,18 @@
           <wp:inline>
             <wp:extent cx="2743200" cy="2743200"/>
             <wp:effectExtent b="0" l="0" r="0" t="0"/>
-            <wp:docPr descr="" title="" id="33" name="Picture"/>
+            <wp:docPr descr="" title="" id="34" name="Picture"/>
             <a:graphic>
               <a:graphicData uri="http://schemas.openxmlformats.org/drawingml/2006/picture">
                 <pic:pic>
                   <pic:nvPicPr>
-                    <pic:cNvPr descr="14_02_class_activity_files/figure-docx/unnamed-chunk-2-1.jpeg" id="34" name="Picture"/>
+                    <pic:cNvPr descr="14_02_class_activity_files/figure-docx/unnamed-chunk-2-1.jpeg" id="35" name="Picture"/>
                     <pic:cNvPicPr>
                       <a:picLocks noChangeArrowheads="1" noChangeAspect="1"/>
                     </pic:cNvPicPr>
                   </pic:nvPicPr>
                   <pic:blipFill>
-                    <a:blip r:embed="rId32"/>
+                    <a:blip r:embed="rId33"/>
                     <a:stretch>
                       <a:fillRect/>
                     </a:stretch>
@@ -3783,9 +4037,9 @@
         </w:drawing>
       </w:r>
     </w:p>
-    <w:bookmarkEnd w:id="35"/>
     <w:bookmarkEnd w:id="36"/>
-    <w:bookmarkStart w:id="86" w:name="X57e67d90b7faa1a78227a4bb359dce00d06696f"/>
+    <w:bookmarkEnd w:id="37"/>
+    <w:bookmarkStart w:id="87" w:name="X57e67d90b7faa1a78227a4bb359dce00d06696f"/>
     <w:p>
       <w:pPr>
         <w:pStyle w:val="Heading1"/>
@@ -3828,7 +4082,7 @@
         <w:t xml:space="preserve">category.</w:t>
       </w:r>
     </w:p>
-    <w:bookmarkStart w:id="37" w:name="linear-model-the-old-way"/>
+    <w:bookmarkStart w:id="38" w:name="linear-model-the-old-way"/>
     <w:p>
       <w:pPr>
         <w:pStyle w:val="Heading2"/>
@@ -4069,8 +4323,8 @@
         <w:t xml:space="preserve">F-statistic: 31.51 on 2 and 26 DF,  p-value: 0.0000001124</w:t>
       </w:r>
     </w:p>
-    <w:bookmarkEnd w:id="37"/>
-    <w:bookmarkStart w:id="38" w:name="the-anova-model"/>
+    <w:bookmarkEnd w:id="38"/>
+    <w:bookmarkStart w:id="39" w:name="the-anova-model"/>
     <w:p>
       <w:pPr>
         <w:pStyle w:val="Heading2"/>
@@ -4197,8 +4451,8 @@
         <w:t xml:space="preserve">Signif. codes:  0 '***' 0.001 '**' 0.01 '*' 0.05 '.' 0.1 ' ' 1</w:t>
       </w:r>
     </w:p>
-    <w:bookmarkEnd w:id="38"/>
-    <w:bookmarkStart w:id="39" w:name="the-gaussian-glm-model"/>
+    <w:bookmarkEnd w:id="39"/>
+    <w:bookmarkStart w:id="40" w:name="the-gaussian-glm-model"/>
     <w:p>
       <w:pPr>
         <w:pStyle w:val="Heading2"/>
@@ -4502,8 +4756,8 @@
         <w:t xml:space="preserve">Number of Fisher Scoring iterations: 2</w:t>
       </w:r>
     </w:p>
-    <w:bookmarkEnd w:id="39"/>
-    <w:bookmarkStart w:id="40" w:name="glm-anova"/>
+    <w:bookmarkEnd w:id="40"/>
+    <w:bookmarkStart w:id="41" w:name="glm-anova"/>
     <w:p>
       <w:pPr>
         <w:pStyle w:val="Heading2"/>
@@ -4657,8 +4911,8 @@
         <w:t xml:space="preserve">Signif. codes:  0 '***' 0.001 '**' 0.01 '*' 0.05 '.' 0.1 ' ' 1</w:t>
       </w:r>
     </w:p>
-    <w:bookmarkEnd w:id="40"/>
-    <w:bookmarkStart w:id="69" w:name="assumption-tests-of-both-models"/>
+    <w:bookmarkEnd w:id="41"/>
+    <w:bookmarkStart w:id="70" w:name="assumption-tests-of-both-models"/>
     <w:p>
       <w:pPr>
         <w:pStyle w:val="Heading2"/>
@@ -4667,7 +4921,7 @@
         <w:t xml:space="preserve">Assumption Tests of Both Models</w:t>
       </w:r>
     </w:p>
-    <w:bookmarkStart w:id="53" w:name="linear-model-assumptions"/>
+    <w:bookmarkStart w:id="54" w:name="linear-model-assumptions"/>
     <w:p>
       <w:pPr>
         <w:pStyle w:val="Heading3"/>
@@ -4774,18 +5028,18 @@
           <wp:inline>
             <wp:extent cx="5486400" cy="5486400"/>
             <wp:effectExtent b="0" l="0" r="0" t="0"/>
-            <wp:docPr descr="" title="" id="42" name="Picture"/>
+            <wp:docPr descr="" title="" id="43" name="Picture"/>
             <a:graphic>
               <a:graphicData uri="http://schemas.openxmlformats.org/drawingml/2006/picture">
                 <pic:pic>
                   <pic:nvPicPr>
-                    <pic:cNvPr descr="14_02_class_activity_files/figure-docx/unnamed-chunk-7-1.jpeg" id="43" name="Picture"/>
+                    <pic:cNvPr descr="14_02_class_activity_files/figure-docx/unnamed-chunk-7-1.jpeg" id="44" name="Picture"/>
                     <pic:cNvPicPr>
                       <a:picLocks noChangeArrowheads="1" noChangeAspect="1"/>
                     </pic:cNvPicPr>
                   </pic:nvPicPr>
                   <pic:blipFill>
-                    <a:blip r:embed="rId41"/>
+                    <a:blip r:embed="rId42"/>
                     <a:stretch>
                       <a:fillRect/>
                     </a:stretch>
@@ -4821,18 +5075,18 @@
           <wp:inline>
             <wp:extent cx="5486400" cy="5486400"/>
             <wp:effectExtent b="0" l="0" r="0" t="0"/>
-            <wp:docPr descr="" title="" id="45" name="Picture"/>
+            <wp:docPr descr="" title="" id="46" name="Picture"/>
             <a:graphic>
               <a:graphicData uri="http://schemas.openxmlformats.org/drawingml/2006/picture">
                 <pic:pic>
                   <pic:nvPicPr>
-                    <pic:cNvPr descr="14_02_class_activity_files/figure-docx/unnamed-chunk-7-2.jpeg" id="46" name="Picture"/>
+                    <pic:cNvPr descr="14_02_class_activity_files/figure-docx/unnamed-chunk-7-2.jpeg" id="47" name="Picture"/>
                     <pic:cNvPicPr>
                       <a:picLocks noChangeArrowheads="1" noChangeAspect="1"/>
                     </pic:cNvPicPr>
                   </pic:nvPicPr>
                   <pic:blipFill>
-                    <a:blip r:embed="rId44"/>
+                    <a:blip r:embed="rId45"/>
                     <a:stretch>
                       <a:fillRect/>
                     </a:stretch>
@@ -4868,18 +5122,18 @@
           <wp:inline>
             <wp:extent cx="5486400" cy="5486400"/>
             <wp:effectExtent b="0" l="0" r="0" t="0"/>
-            <wp:docPr descr="" title="" id="48" name="Picture"/>
+            <wp:docPr descr="" title="" id="49" name="Picture"/>
             <a:graphic>
               <a:graphicData uri="http://schemas.openxmlformats.org/drawingml/2006/picture">
                 <pic:pic>
                   <pic:nvPicPr>
-                    <pic:cNvPr descr="14_02_class_activity_files/figure-docx/unnamed-chunk-7-3.jpeg" id="49" name="Picture"/>
+                    <pic:cNvPr descr="14_02_class_activity_files/figure-docx/unnamed-chunk-7-3.jpeg" id="50" name="Picture"/>
                     <pic:cNvPicPr>
                       <a:picLocks noChangeArrowheads="1" noChangeAspect="1"/>
                     </pic:cNvPicPr>
                   </pic:nvPicPr>
                   <pic:blipFill>
-                    <a:blip r:embed="rId47"/>
+                    <a:blip r:embed="rId48"/>
                     <a:stretch>
                       <a:fillRect/>
                     </a:stretch>
@@ -4915,18 +5169,18 @@
           <wp:inline>
             <wp:extent cx="5486400" cy="5486400"/>
             <wp:effectExtent b="0" l="0" r="0" t="0"/>
-            <wp:docPr descr="" title="" id="51" name="Picture"/>
+            <wp:docPr descr="" title="" id="52" name="Picture"/>
             <a:graphic>
               <a:graphicData uri="http://schemas.openxmlformats.org/drawingml/2006/picture">
                 <pic:pic>
                   <pic:nvPicPr>
-                    <pic:cNvPr descr="14_02_class_activity_files/figure-docx/unnamed-chunk-7-4.jpeg" id="52" name="Picture"/>
+                    <pic:cNvPr descr="14_02_class_activity_files/figure-docx/unnamed-chunk-7-4.jpeg" id="53" name="Picture"/>
                     <pic:cNvPicPr>
                       <a:picLocks noChangeArrowheads="1" noChangeAspect="1"/>
                     </pic:cNvPicPr>
                   </pic:nvPicPr>
                   <pic:blipFill>
-                    <a:blip r:embed="rId50"/>
+                    <a:blip r:embed="rId51"/>
                     <a:stretch>
                       <a:fillRect/>
                     </a:stretch>
@@ -5018,8 +5272,8 @@
         <w:t xml:space="preserve">))</w:t>
       </w:r>
     </w:p>
-    <w:bookmarkEnd w:id="53"/>
-    <w:bookmarkStart w:id="66" w:name="glm-assumptions"/>
+    <w:bookmarkEnd w:id="54"/>
+    <w:bookmarkStart w:id="67" w:name="glm-assumptions"/>
     <w:p>
       <w:pPr>
         <w:pStyle w:val="Heading3"/>
@@ -5072,18 +5326,18 @@
           <wp:inline>
             <wp:extent cx="5486400" cy="5486400"/>
             <wp:effectExtent b="0" l="0" r="0" t="0"/>
-            <wp:docPr descr="" title="" id="55" name="Picture"/>
+            <wp:docPr descr="" title="" id="56" name="Picture"/>
             <a:graphic>
               <a:graphicData uri="http://schemas.openxmlformats.org/drawingml/2006/picture">
                 <pic:pic>
                   <pic:nvPicPr>
-                    <pic:cNvPr descr="14_02_class_activity_files/figure-docx/unnamed-chunk-8-1.jpeg" id="56" name="Picture"/>
+                    <pic:cNvPr descr="14_02_class_activity_files/figure-docx/unnamed-chunk-8-1.jpeg" id="57" name="Picture"/>
                     <pic:cNvPicPr>
                       <a:picLocks noChangeArrowheads="1" noChangeAspect="1"/>
                     </pic:cNvPicPr>
                   </pic:nvPicPr>
                   <pic:blipFill>
-                    <a:blip r:embed="rId54"/>
+                    <a:blip r:embed="rId55"/>
                     <a:stretch>
                       <a:fillRect/>
                     </a:stretch>
@@ -5119,18 +5373,18 @@
           <wp:inline>
             <wp:extent cx="5486400" cy="5486400"/>
             <wp:effectExtent b="0" l="0" r="0" t="0"/>
-            <wp:docPr descr="" title="" id="58" name="Picture"/>
+            <wp:docPr descr="" title="" id="59" name="Picture"/>
             <a:graphic>
               <a:graphicData uri="http://schemas.openxmlformats.org/drawingml/2006/picture">
                 <pic:pic>
                   <pic:nvPicPr>
-                    <pic:cNvPr descr="14_02_class_activity_files/figure-docx/unnamed-chunk-8-2.jpeg" id="59" name="Picture"/>
+                    <pic:cNvPr descr="14_02_class_activity_files/figure-docx/unnamed-chunk-8-2.jpeg" id="60" name="Picture"/>
                     <pic:cNvPicPr>
                       <a:picLocks noChangeArrowheads="1" noChangeAspect="1"/>
                     </pic:cNvPicPr>
                   </pic:nvPicPr>
                   <pic:blipFill>
-                    <a:blip r:embed="rId57"/>
+                    <a:blip r:embed="rId58"/>
                     <a:stretch>
                       <a:fillRect/>
                     </a:stretch>
@@ -5166,18 +5420,18 @@
           <wp:inline>
             <wp:extent cx="5486400" cy="5486400"/>
             <wp:effectExtent b="0" l="0" r="0" t="0"/>
-            <wp:docPr descr="" title="" id="61" name="Picture"/>
+            <wp:docPr descr="" title="" id="62" name="Picture"/>
             <a:graphic>
               <a:graphicData uri="http://schemas.openxmlformats.org/drawingml/2006/picture">
                 <pic:pic>
                   <pic:nvPicPr>
-                    <pic:cNvPr descr="14_02_class_activity_files/figure-docx/unnamed-chunk-8-3.jpeg" id="62" name="Picture"/>
+                    <pic:cNvPr descr="14_02_class_activity_files/figure-docx/unnamed-chunk-8-3.jpeg" id="63" name="Picture"/>
                     <pic:cNvPicPr>
                       <a:picLocks noChangeArrowheads="1" noChangeAspect="1"/>
                     </pic:cNvPicPr>
                   </pic:nvPicPr>
                   <pic:blipFill>
-                    <a:blip r:embed="rId60"/>
+                    <a:blip r:embed="rId61"/>
                     <a:stretch>
                       <a:fillRect/>
                     </a:stretch>
@@ -5213,18 +5467,18 @@
           <wp:inline>
             <wp:extent cx="5486400" cy="5486400"/>
             <wp:effectExtent b="0" l="0" r="0" t="0"/>
-            <wp:docPr descr="" title="" id="64" name="Picture"/>
+            <wp:docPr descr="" title="" id="65" name="Picture"/>
             <a:graphic>
               <a:graphicData uri="http://schemas.openxmlformats.org/drawingml/2006/picture">
                 <pic:pic>
                   <pic:nvPicPr>
-                    <pic:cNvPr descr="14_02_class_activity_files/figure-docx/unnamed-chunk-8-4.jpeg" id="65" name="Picture"/>
+                    <pic:cNvPr descr="14_02_class_activity_files/figure-docx/unnamed-chunk-8-4.jpeg" id="66" name="Picture"/>
                     <pic:cNvPicPr>
                       <a:picLocks noChangeArrowheads="1" noChangeAspect="1"/>
                     </pic:cNvPicPr>
                   </pic:nvPicPr>
                   <pic:blipFill>
-                    <a:blip r:embed="rId63"/>
+                    <a:blip r:embed="rId64"/>
                     <a:stretch>
                       <a:fillRect/>
                     </a:stretch>
@@ -5262,8 +5516,8 @@
         <w:t xml:space="preserve"># par(mfrow = c(1, 1))</w:t>
       </w:r>
     </w:p>
-    <w:bookmarkEnd w:id="66"/>
-    <w:bookmarkStart w:id="67" w:name="shapiro-wilk-test-linear-model"/>
+    <w:bookmarkEnd w:id="67"/>
+    <w:bookmarkStart w:id="68" w:name="shapiro-wilk-test-linear-model"/>
     <w:p>
       <w:pPr>
         <w:pStyle w:val="Heading3"/>
@@ -5336,8 +5590,8 @@
         <w:t xml:space="preserve">W = 0.94396, p-value = 0.1273</w:t>
       </w:r>
     </w:p>
-    <w:bookmarkEnd w:id="67"/>
-    <w:bookmarkStart w:id="68" w:name="shapiro-test-gaussian-model"/>
+    <w:bookmarkEnd w:id="68"/>
+    <w:bookmarkStart w:id="69" w:name="shapiro-test-gaussian-model"/>
     <w:p>
       <w:pPr>
         <w:pStyle w:val="Heading3"/>
@@ -5410,9 +5664,9 @@
         <w:t xml:space="preserve">W = 0.94396, p-value = 0.1273</w:t>
       </w:r>
     </w:p>
-    <w:bookmarkEnd w:id="68"/>
     <w:bookmarkEnd w:id="69"/>
-    <w:bookmarkStart w:id="70" w:name="X3407a98abcdccc6a48cdb45d4785e85806d059e"/>
+    <w:bookmarkEnd w:id="70"/>
+    <w:bookmarkStart w:id="71" w:name="X3407a98abcdccc6a48cdb45d4785e85806d059e"/>
     <w:p>
       <w:pPr>
         <w:pStyle w:val="Heading2"/>
@@ -5518,8 +5772,8 @@
         <w:t xml:space="preserve">Signif. codes:  0 '***' 0.001 '**' 0.01 '*' 0.05 '.' 0.1 ' ' 1</w:t>
       </w:r>
     </w:p>
-    <w:bookmarkEnd w:id="70"/>
-    <w:bookmarkStart w:id="77" w:name="dharma-assumption-test"/>
+    <w:bookmarkEnd w:id="71"/>
+    <w:bookmarkStart w:id="78" w:name="dharma-assumption-test"/>
     <w:p>
       <w:pPr>
         <w:pStyle w:val="Heading2"/>
@@ -5662,18 +5916,18 @@
           <wp:inline>
             <wp:extent cx="2743200" cy="2743200"/>
             <wp:effectExtent b="0" l="0" r="0" t="0"/>
-            <wp:docPr descr="" title="" id="72" name="Picture"/>
+            <wp:docPr descr="" title="" id="73" name="Picture"/>
             <a:graphic>
               <a:graphicData uri="http://schemas.openxmlformats.org/drawingml/2006/picture">
                 <pic:pic>
                   <pic:nvPicPr>
-                    <pic:cNvPr descr="14_02_class_activity_files/figure-docx/unnamed-chunk-12-1.jpeg" id="73" name="Picture"/>
+                    <pic:cNvPr descr="14_02_class_activity_files/figure-docx/unnamed-chunk-12-1.jpeg" id="74" name="Picture"/>
                     <pic:cNvPicPr>
                       <a:picLocks noChangeArrowheads="1" noChangeAspect="1"/>
                     </pic:cNvPicPr>
                   </pic:nvPicPr>
                   <pic:blipFill>
-                    <a:blip r:embed="rId71"/>
+                    <a:blip r:embed="rId72"/>
                     <a:stretch>
                       <a:fillRect/>
                     </a:stretch>
@@ -5788,18 +6042,18 @@
           <wp:inline>
             <wp:extent cx="2743200" cy="2743200"/>
             <wp:effectExtent b="0" l="0" r="0" t="0"/>
-            <wp:docPr descr="" title="" id="75" name="Picture"/>
+            <wp:docPr descr="" title="" id="76" name="Picture"/>
             <a:graphic>
               <a:graphicData uri="http://schemas.openxmlformats.org/drawingml/2006/picture">
                 <pic:pic>
                   <pic:nvPicPr>
-                    <pic:cNvPr descr="14_02_class_activity_files/figure-docx/unnamed-chunk-12-2.jpeg" id="76" name="Picture"/>
+                    <pic:cNvPr descr="14_02_class_activity_files/figure-docx/unnamed-chunk-12-2.jpeg" id="77" name="Picture"/>
                     <pic:cNvPicPr>
                       <a:picLocks noChangeArrowheads="1" noChangeAspect="1"/>
                     </pic:cNvPicPr>
                   </pic:nvPicPr>
                   <pic:blipFill>
-                    <a:blip r:embed="rId74"/>
+                    <a:blip r:embed="rId75"/>
                     <a:stretch>
                       <a:fillRect/>
                     </a:stretch>
@@ -5826,8 +6080,8 @@
         </w:drawing>
       </w:r>
     </w:p>
-    <w:bookmarkEnd w:id="77"/>
-    <w:bookmarkStart w:id="78" w:name="emmeans-linear-model"/>
+    <w:bookmarkEnd w:id="78"/>
+    <w:bookmarkStart w:id="79" w:name="emmeans-linear-model"/>
     <w:p>
       <w:pPr>
         <w:pStyle w:val="Heading2"/>
@@ -5951,8 +6205,8 @@
         <w:t xml:space="preserve">Confidence level used: 0.95 </w:t>
       </w:r>
     </w:p>
-    <w:bookmarkEnd w:id="78"/>
-    <w:bookmarkStart w:id="85" w:name="emmeans-glm-mode"/>
+    <w:bookmarkEnd w:id="79"/>
+    <w:bookmarkStart w:id="86" w:name="emmeans-glm-mode"/>
     <w:p>
       <w:pPr>
         <w:pStyle w:val="Heading2"/>
@@ -6076,7 +6330,7 @@
         <w:t xml:space="preserve">Confidence level used: 0.95 </w:t>
       </w:r>
     </w:p>
-    <w:bookmarkStart w:id="79" w:name="pairs-lm"/>
+    <w:bookmarkStart w:id="80" w:name="pairs-lm"/>
     <w:p>
       <w:pPr>
         <w:pStyle w:val="Heading3"/>
@@ -6212,8 +6466,8 @@
         <w:t xml:space="preserve">P value adjustment: sidak method for 3 tests </w:t>
       </w:r>
     </w:p>
-    <w:bookmarkEnd w:id="79"/>
-    <w:bookmarkStart w:id="80" w:name="pairs-glm"/>
+    <w:bookmarkEnd w:id="80"/>
+    <w:bookmarkStart w:id="81" w:name="pairs-glm"/>
     <w:p>
       <w:pPr>
         <w:pStyle w:val="Heading3"/>
@@ -6349,8 +6603,8 @@
         <w:t xml:space="preserve">P value adjustment: sidak method for 3 tests </w:t>
       </w:r>
     </w:p>
-    <w:bookmarkEnd w:id="80"/>
-    <w:bookmarkStart w:id="84" w:name="plot-of-glm"/>
+    <w:bookmarkEnd w:id="81"/>
+    <w:bookmarkStart w:id="85" w:name="plot-of-glm"/>
     <w:p>
       <w:pPr>
         <w:pStyle w:val="Heading3"/>
@@ -6409,18 +6663,18 @@
           <wp:inline>
             <wp:extent cx="2743200" cy="2743200"/>
             <wp:effectExtent b="0" l="0" r="0" t="0"/>
-            <wp:docPr descr="" title="" id="82" name="Picture"/>
+            <wp:docPr descr="" title="" id="83" name="Picture"/>
             <a:graphic>
               <a:graphicData uri="http://schemas.openxmlformats.org/drawingml/2006/picture">
                 <pic:pic>
                   <pic:nvPicPr>
-                    <pic:cNvPr descr="14_02_class_activity_files/figure-docx/unnamed-chunk-17-1.jpeg" id="83" name="Picture"/>
+                    <pic:cNvPr descr="14_02_class_activity_files/figure-docx/unnamed-chunk-17-1.jpeg" id="84" name="Picture"/>
                     <pic:cNvPicPr>
                       <a:picLocks noChangeArrowheads="1" noChangeAspect="1"/>
                     </pic:cNvPicPr>
                   </pic:nvPicPr>
                   <pic:blipFill>
-                    <a:blip r:embed="rId81"/>
+                    <a:blip r:embed="rId82"/>
                     <a:stretch>
                       <a:fillRect/>
                     </a:stretch>
@@ -6447,10 +6701,10 @@
         </w:drawing>
       </w:r>
     </w:p>
-    <w:bookmarkEnd w:id="84"/>
     <w:bookmarkEnd w:id="85"/>
     <w:bookmarkEnd w:id="86"/>
-    <w:bookmarkStart w:id="103" w:name="glm-anova-with-poisson-distribution"/>
+    <w:bookmarkEnd w:id="87"/>
+    <w:bookmarkStart w:id="104" w:name="glm-anova-with-poisson-distribution"/>
     <w:p>
       <w:pPr>
         <w:pStyle w:val="Heading1"/>
@@ -6464,7 +6718,7 @@
         <w:pStyle w:val="Compact"/>
         <w:numPr>
           <w:ilvl w:val="0"/>
-          <w:numId w:val="1007"/>
+          <w:numId w:val="1008"/>
         </w:numPr>
       </w:pPr>
       <w:r>
@@ -6492,66 +6746,6 @@
       </w:r>
       <w:r>
         <w:t xml:space="preserve">:</w:t>
-      </w:r>
-    </w:p>
-    <w:p>
-      <w:pPr>
-        <w:pStyle w:val="Compact"/>
-        <w:numPr>
-          <w:ilvl w:val="1"/>
-          <w:numId w:val="1008"/>
-        </w:numPr>
-      </w:pPr>
-      <w:r>
-        <w:t xml:space="preserve">Number of species on an island</w:t>
-      </w:r>
-    </w:p>
-    <w:p>
-      <w:pPr>
-        <w:pStyle w:val="Compact"/>
-        <w:numPr>
-          <w:ilvl w:val="1"/>
-          <w:numId w:val="1008"/>
-        </w:numPr>
-      </w:pPr>
-      <w:r>
-        <w:t xml:space="preserve">Number of parasites in a host</w:t>
-      </w:r>
-    </w:p>
-    <w:p>
-      <w:pPr>
-        <w:pStyle w:val="Compact"/>
-        <w:numPr>
-          <w:ilvl w:val="1"/>
-          <w:numId w:val="1008"/>
-        </w:numPr>
-      </w:pPr>
-      <w:r>
-        <w:t xml:space="preserve">Number of bird nests in a plot</w:t>
-      </w:r>
-    </w:p>
-    <w:p>
-      <w:pPr>
-        <w:pStyle w:val="Compact"/>
-        <w:numPr>
-          <w:ilvl w:val="1"/>
-          <w:numId w:val="1008"/>
-        </w:numPr>
-      </w:pPr>
-      <w:r>
-        <w:t xml:space="preserve">Number of seeds produced by a plant</w:t>
-      </w:r>
-    </w:p>
-    <w:p>
-      <w:pPr>
-        <w:pStyle w:val="Compact"/>
-        <w:numPr>
-          <w:ilvl w:val="0"/>
-          <w:numId w:val="1007"/>
-        </w:numPr>
-      </w:pPr>
-      <w:r>
-        <w:t xml:space="preserve">The Poisson distribution assumes:</w:t>
       </w:r>
     </w:p>
     <w:p>
@@ -6563,7 +6757,7 @@
         </w:numPr>
       </w:pPr>
       <w:r>
-        <w:t xml:space="preserve">Counts are non-negative integers (0, 1, 2, 3, …)</w:t>
+        <w:t xml:space="preserve">Number of species on an island</w:t>
       </w:r>
     </w:p>
     <w:p>
@@ -6575,7 +6769,7 @@
         </w:numPr>
       </w:pPr>
       <w:r>
-        <w:t xml:space="preserve">The mean equals the variance</w:t>
+        <w:t xml:space="preserve">Number of parasites in a host</w:t>
       </w:r>
     </w:p>
     <w:p>
@@ -6587,7 +6781,19 @@
         </w:numPr>
       </w:pPr>
       <w:r>
-        <w:t xml:space="preserve">Events occur independently</w:t>
+        <w:t xml:space="preserve">Number of bird nests in a plot</w:t>
+      </w:r>
+    </w:p>
+    <w:p>
+      <w:pPr>
+        <w:pStyle w:val="Compact"/>
+        <w:numPr>
+          <w:ilvl w:val="1"/>
+          <w:numId w:val="1009"/>
+        </w:numPr>
+      </w:pPr>
+      <w:r>
+        <w:t xml:space="preserve">Number of seeds produced by a plant</w:t>
       </w:r>
     </w:p>
     <w:p>
@@ -6595,27 +6801,47 @@
         <w:pStyle w:val="Compact"/>
         <w:numPr>
           <w:ilvl w:val="0"/>
-          <w:numId w:val="1007"/>
+          <w:numId w:val="1008"/>
         </w:numPr>
       </w:pPr>
       <w:r>
-        <w:rPr>
-          <w:b/>
-          <w:bCs/>
-        </w:rPr>
-        <w:t xml:space="preserve">Key consideration:</w:t>
-      </w:r>
-      <w:r>
-        <w:t xml:space="preserve"> </w:t>
-      </w:r>
-      <w:r>
-        <w:t xml:space="preserve">If variance &gt; mean (overdispersion),</w:t>
-      </w:r>
-      <w:r>
-        <w:t xml:space="preserve"> </w:t>
-      </w:r>
-      <w:r>
-        <w:t xml:space="preserve">consider negative binomial regression instead.</w:t>
+        <w:t xml:space="preserve">The Poisson distribution assumes:</w:t>
+      </w:r>
+    </w:p>
+    <w:p>
+      <w:pPr>
+        <w:pStyle w:val="Compact"/>
+        <w:numPr>
+          <w:ilvl w:val="1"/>
+          <w:numId w:val="1010"/>
+        </w:numPr>
+      </w:pPr>
+      <w:r>
+        <w:t xml:space="preserve">Counts are non-negative integers (0, 1, 2, 3, …)</w:t>
+      </w:r>
+    </w:p>
+    <w:p>
+      <w:pPr>
+        <w:pStyle w:val="Compact"/>
+        <w:numPr>
+          <w:ilvl w:val="1"/>
+          <w:numId w:val="1010"/>
+        </w:numPr>
+      </w:pPr>
+      <w:r>
+        <w:t xml:space="preserve">The mean equals the variance</w:t>
+      </w:r>
+    </w:p>
+    <w:p>
+      <w:pPr>
+        <w:pStyle w:val="Compact"/>
+        <w:numPr>
+          <w:ilvl w:val="1"/>
+          <w:numId w:val="1010"/>
+        </w:numPr>
+      </w:pPr>
+      <w:r>
+        <w:t xml:space="preserve">Events occur independently</w:t>
       </w:r>
     </w:p>
     <w:p>
@@ -6623,354 +6849,27 @@
         <w:pStyle w:val="Compact"/>
         <w:numPr>
           <w:ilvl w:val="0"/>
-          <w:numId w:val="1007"/>
+          <w:numId w:val="1008"/>
         </w:numPr>
-      </w:pPr>
-      <w:r>
-        <w:t xml:space="preserve">Now let’s fit a Poisson GLM to model the relationship between the</w:t>
-      </w:r>
-      <w:r>
-        <w:t xml:space="preserve"> </w:t>
-      </w:r>
-      <w:r>
-        <w:t xml:space="preserve">rounded quarter-mile time and the number of cylinders:</w:t>
-      </w:r>
-    </w:p>
-    <w:bookmarkStart w:id="87" w:name="Xbb0478ebf0c58a6ccdb1008b10858ecfd9cafca"/>
-    <w:p>
-      <w:pPr>
-        <w:pStyle w:val="Heading2"/>
-      </w:pPr>
-      <w:r>
-        <w:t xml:space="preserve">Fit Poisson GLM with size_cat as predictor</w:t>
-      </w:r>
-    </w:p>
-    <w:p>
-      <w:pPr>
-        <w:pStyle w:val="SourceCode"/>
-      </w:pPr>
-      <w:r>
-        <w:rPr>
-          <w:rStyle w:val="NormalTok"/>
-        </w:rPr>
-        <w:t xml:space="preserve">poiss_model </w:t>
-      </w:r>
-      <w:r>
-        <w:rPr>
-          <w:rStyle w:val="OtherTok"/>
-        </w:rPr>
-        <w:t xml:space="preserve">&lt;-</w:t>
-      </w:r>
-      <w:r>
-        <w:rPr>
-          <w:rStyle w:val="NormalTok"/>
-        </w:rPr>
-        <w:t xml:space="preserve"> </w:t>
-      </w:r>
-      <w:r>
-        <w:rPr>
-          <w:rStyle w:val="FunctionTok"/>
-        </w:rPr>
-        <w:t xml:space="preserve">glm</w:t>
-      </w:r>
-      <w:r>
-        <w:rPr>
-          <w:rStyle w:val="NormalTok"/>
-        </w:rPr>
-        <w:t xml:space="preserve">(spp </w:t>
-      </w:r>
-      <w:r>
-        <w:rPr>
-          <w:rStyle w:val="SpecialCharTok"/>
-        </w:rPr>
-        <w:t xml:space="preserve">~</w:t>
-      </w:r>
-      <w:r>
-        <w:rPr>
-          <w:rStyle w:val="NormalTok"/>
-        </w:rPr>
-        <w:t xml:space="preserve"> size_cat, </w:t>
-      </w:r>
-      <w:r>
-        <w:br/>
-      </w:r>
-      <w:r>
-        <w:rPr>
-          <w:rStyle w:val="NormalTok"/>
-        </w:rPr>
-        <w:t xml:space="preserve">                          </w:t>
-      </w:r>
-      <w:r>
-        <w:rPr>
-          <w:rStyle w:val="AttributeTok"/>
-        </w:rPr>
-        <w:t xml:space="preserve">data =</w:t>
-      </w:r>
-      <w:r>
-        <w:rPr>
-          <w:rStyle w:val="NormalTok"/>
-        </w:rPr>
-        <w:t xml:space="preserve"> g_df,</w:t>
-      </w:r>
-      <w:r>
-        <w:br/>
-      </w:r>
-      <w:r>
-        <w:rPr>
-          <w:rStyle w:val="NormalTok"/>
-        </w:rPr>
-        <w:t xml:space="preserve">                          </w:t>
-      </w:r>
-      <w:r>
-        <w:rPr>
-          <w:rStyle w:val="AttributeTok"/>
-        </w:rPr>
-        <w:t xml:space="preserve">family =</w:t>
-      </w:r>
-      <w:r>
-        <w:rPr>
-          <w:rStyle w:val="NormalTok"/>
-        </w:rPr>
-        <w:t xml:space="preserve"> </w:t>
-      </w:r>
-      <w:r>
-        <w:rPr>
-          <w:rStyle w:val="FunctionTok"/>
-        </w:rPr>
-        <w:t xml:space="preserve">poisson</w:t>
-      </w:r>
-      <w:r>
-        <w:rPr>
-          <w:rStyle w:val="NormalTok"/>
-        </w:rPr>
-        <w:t xml:space="preserve">(</w:t>
-      </w:r>
-      <w:r>
-        <w:rPr>
-          <w:rStyle w:val="AttributeTok"/>
-        </w:rPr>
-        <w:t xml:space="preserve">link =</w:t>
-      </w:r>
-      <w:r>
-        <w:rPr>
-          <w:rStyle w:val="NormalTok"/>
-        </w:rPr>
-        <w:t xml:space="preserve"> </w:t>
-      </w:r>
-      <w:r>
-        <w:rPr>
-          <w:rStyle w:val="StringTok"/>
-        </w:rPr>
-        <w:t xml:space="preserve">"log"</w:t>
-      </w:r>
-      <w:r>
-        <w:rPr>
-          <w:rStyle w:val="NormalTok"/>
-        </w:rPr>
-        <w:t xml:space="preserve">))</w:t>
-      </w:r>
-      <w:r>
-        <w:br/>
-      </w:r>
-      <w:r>
-        <w:rPr>
-          <w:rStyle w:val="FunctionTok"/>
-        </w:rPr>
-        <w:t xml:space="preserve">summary</w:t>
-      </w:r>
-      <w:r>
-        <w:rPr>
-          <w:rStyle w:val="NormalTok"/>
-        </w:rPr>
-        <w:t xml:space="preserve">(poiss_model)</w:t>
-      </w:r>
-    </w:p>
-    <w:p>
-      <w:pPr>
-        <w:pStyle w:val="SourceCode"/>
-      </w:pPr>
-      <w:r>
-        <w:br/>
-      </w:r>
-      <w:r>
-        <w:rPr>
-          <w:rStyle w:val="VerbatimChar"/>
-        </w:rPr>
-        <w:t xml:space="preserve">Call:</w:t>
-      </w:r>
-      <w:r>
-        <w:br/>
-      </w:r>
-      <w:r>
-        <w:rPr>
-          <w:rStyle w:val="VerbatimChar"/>
-        </w:rPr>
-        <w:t xml:space="preserve">glm(formula = spp ~ size_cat, family = poisson(link = "log"), </w:t>
-      </w:r>
-      <w:r>
-        <w:br/>
-      </w:r>
-      <w:r>
-        <w:rPr>
-          <w:rStyle w:val="VerbatimChar"/>
-        </w:rPr>
-        <w:t xml:space="preserve">    data = g_df)</w:t>
-      </w:r>
-      <w:r>
-        <w:br/>
-      </w:r>
-      <w:r>
-        <w:br/>
-      </w:r>
-      <w:r>
-        <w:rPr>
-          <w:rStyle w:val="VerbatimChar"/>
-        </w:rPr>
-        <w:t xml:space="preserve">Coefficients:</w:t>
-      </w:r>
-      <w:r>
-        <w:br/>
-      </w:r>
-      <w:r>
-        <w:rPr>
-          <w:rStyle w:val="VerbatimChar"/>
-        </w:rPr>
-        <w:t xml:space="preserve">               Estimate Std. Error z value Pr(&gt;|z|)    </w:t>
-      </w:r>
-      <w:r>
-        <w:br/>
-      </w:r>
-      <w:r>
-        <w:rPr>
-          <w:rStyle w:val="VerbatimChar"/>
-        </w:rPr>
-        <w:t xml:space="preserve">(Intercept)     2.67101    0.07930   33.68   &lt;2e-16 ***</w:t>
-      </w:r>
-      <w:r>
-        <w:br/>
-      </w:r>
-      <w:r>
-        <w:rPr>
-          <w:rStyle w:val="VerbatimChar"/>
-        </w:rPr>
-        <w:t xml:space="preserve">size_catmedium  1.33784    0.08833   15.15   &lt;2e-16 ***</w:t>
-      </w:r>
-      <w:r>
-        <w:br/>
-      </w:r>
-      <w:r>
-        <w:rPr>
-          <w:rStyle w:val="VerbatimChar"/>
-        </w:rPr>
-        <w:t xml:space="preserve">size_catlarge   2.77429    0.08372   33.14   &lt;2e-16 ***</w:t>
-      </w:r>
-      <w:r>
-        <w:br/>
-      </w:r>
-      <w:r>
-        <w:rPr>
-          <w:rStyle w:val="VerbatimChar"/>
-        </w:rPr>
-        <w:t xml:space="preserve">---</w:t>
-      </w:r>
-      <w:r>
-        <w:br/>
-      </w:r>
-      <w:r>
-        <w:rPr>
-          <w:rStyle w:val="VerbatimChar"/>
-        </w:rPr>
-        <w:t xml:space="preserve">Signif. codes:  0 '***' 0.001 '**' 0.01 '*' 0.05 '.' 0.1 ' ' 1</w:t>
-      </w:r>
-      <w:r>
-        <w:br/>
-      </w:r>
-      <w:r>
-        <w:br/>
-      </w:r>
-      <w:r>
-        <w:rPr>
-          <w:rStyle w:val="VerbatimChar"/>
-        </w:rPr>
-        <w:t xml:space="preserve">(Dispersion parameter for poisson family taken to be 1)</w:t>
-      </w:r>
-      <w:r>
-        <w:br/>
-      </w:r>
-      <w:r>
-        <w:br/>
-      </w:r>
-      <w:r>
-        <w:rPr>
-          <w:rStyle w:val="VerbatimChar"/>
-        </w:rPr>
-        <w:t xml:space="preserve">    Null deviance: 3031.18  on 28  degrees of freedom</w:t>
-      </w:r>
-      <w:r>
-        <w:br/>
-      </w:r>
-      <w:r>
-        <w:rPr>
-          <w:rStyle w:val="VerbatimChar"/>
-        </w:rPr>
-        <w:t xml:space="preserve">Residual deviance:  898.03  on 26  degrees of freedom</w:t>
-      </w:r>
-      <w:r>
-        <w:br/>
-      </w:r>
-      <w:r>
-        <w:rPr>
-          <w:rStyle w:val="VerbatimChar"/>
-        </w:rPr>
-        <w:t xml:space="preserve">AIC: 1057.2</w:t>
-      </w:r>
-      <w:r>
-        <w:br/>
-      </w:r>
-      <w:r>
-        <w:br/>
-      </w:r>
-      <w:r>
-        <w:rPr>
-          <w:rStyle w:val="VerbatimChar"/>
-        </w:rPr>
-        <w:t xml:space="preserve">Number of Fisher Scoring iterations: 5</w:t>
-      </w:r>
-    </w:p>
-    <w:bookmarkEnd w:id="87"/>
-    <w:bookmarkStart w:id="88" w:name="glm-with-poisson-distribution-setup"/>
-    <w:p>
-      <w:pPr>
-        <w:pStyle w:val="Heading2"/>
-      </w:pPr>
-      <w:r>
-        <w:t xml:space="preserve">GLM with Poisson Distribution: Setup</w:t>
-      </w:r>
-    </w:p>
-    <w:p>
-      <w:pPr>
-        <w:pStyle w:val="FirstParagraph"/>
       </w:pPr>
       <w:r>
         <w:rPr>
           <w:b/>
           <w:bCs/>
         </w:rPr>
-        <w:t xml:space="preserve">Does island size category, as a whole, have a statistically</w:t>
-      </w:r>
-      <w:r>
-        <w:rPr>
-          <w:b/>
-          <w:bCs/>
-        </w:rPr>
-        <w:t xml:space="preserve"> </w:t>
-      </w:r>
-      <w:r>
-        <w:rPr>
-          <w:b/>
-          <w:bCs/>
-        </w:rPr>
-        <w:t xml:space="preserve">significant effect on the number of plant species?</w:t>
+        <w:t xml:space="preserve">Key consideration:</w:t>
+      </w:r>
+      <w:r>
+        <w:t xml:space="preserve"> </w:t>
+      </w:r>
+      <w:r>
+        <w:t xml:space="preserve">If variance &gt; mean (overdispersion),</w:t>
+      </w:r>
+      <w:r>
+        <w:t xml:space="preserve"> </w:t>
+      </w:r>
+      <w:r>
+        <w:t xml:space="preserve">consider negative binomial regression instead.</w:t>
       </w:r>
     </w:p>
     <w:p>
@@ -6978,7 +6877,362 @@
         <w:pStyle w:val="Compact"/>
         <w:numPr>
           <w:ilvl w:val="0"/>
-          <w:numId w:val="1010"/>
+          <w:numId w:val="1008"/>
+        </w:numPr>
+      </w:pPr>
+      <w:r>
+        <w:t xml:space="preserve">Now let’s fit a Poisson GLM to model the relationship between the</w:t>
+      </w:r>
+      <w:r>
+        <w:t xml:space="preserve"> </w:t>
+      </w:r>
+      <w:r>
+        <w:t xml:space="preserve">rounded quarter-mile time and the number of cylinders:</w:t>
+      </w:r>
+    </w:p>
+    <w:bookmarkStart w:id="88" w:name="Xbb0478ebf0c58a6ccdb1008b10858ecfd9cafca"/>
+    <w:p>
+      <w:pPr>
+        <w:pStyle w:val="Heading2"/>
+      </w:pPr>
+      <w:r>
+        <w:t xml:space="preserve">Fit Poisson GLM with size_cat as predictor</w:t>
+      </w:r>
+    </w:p>
+    <w:p>
+      <w:pPr>
+        <w:pStyle w:val="SourceCode"/>
+      </w:pPr>
+      <w:r>
+        <w:rPr>
+          <w:rStyle w:val="NormalTok"/>
+        </w:rPr>
+        <w:t xml:space="preserve">poiss_model </w:t>
+      </w:r>
+      <w:r>
+        <w:rPr>
+          <w:rStyle w:val="OtherTok"/>
+        </w:rPr>
+        <w:t xml:space="preserve">&lt;-</w:t>
+      </w:r>
+      <w:r>
+        <w:rPr>
+          <w:rStyle w:val="NormalTok"/>
+        </w:rPr>
+        <w:t xml:space="preserve"> </w:t>
+      </w:r>
+      <w:r>
+        <w:rPr>
+          <w:rStyle w:val="FunctionTok"/>
+        </w:rPr>
+        <w:t xml:space="preserve">glm</w:t>
+      </w:r>
+      <w:r>
+        <w:rPr>
+          <w:rStyle w:val="NormalTok"/>
+        </w:rPr>
+        <w:t xml:space="preserve">(spp </w:t>
+      </w:r>
+      <w:r>
+        <w:rPr>
+          <w:rStyle w:val="SpecialCharTok"/>
+        </w:rPr>
+        <w:t xml:space="preserve">~</w:t>
+      </w:r>
+      <w:r>
+        <w:rPr>
+          <w:rStyle w:val="NormalTok"/>
+        </w:rPr>
+        <w:t xml:space="preserve"> size_cat, </w:t>
+      </w:r>
+      <w:r>
+        <w:br/>
+      </w:r>
+      <w:r>
+        <w:rPr>
+          <w:rStyle w:val="NormalTok"/>
+        </w:rPr>
+        <w:t xml:space="preserve">                          </w:t>
+      </w:r>
+      <w:r>
+        <w:rPr>
+          <w:rStyle w:val="AttributeTok"/>
+        </w:rPr>
+        <w:t xml:space="preserve">data =</w:t>
+      </w:r>
+      <w:r>
+        <w:rPr>
+          <w:rStyle w:val="NormalTok"/>
+        </w:rPr>
+        <w:t xml:space="preserve"> g_df,</w:t>
+      </w:r>
+      <w:r>
+        <w:br/>
+      </w:r>
+      <w:r>
+        <w:rPr>
+          <w:rStyle w:val="NormalTok"/>
+        </w:rPr>
+        <w:t xml:space="preserve">                          </w:t>
+      </w:r>
+      <w:r>
+        <w:rPr>
+          <w:rStyle w:val="AttributeTok"/>
+        </w:rPr>
+        <w:t xml:space="preserve">family =</w:t>
+      </w:r>
+      <w:r>
+        <w:rPr>
+          <w:rStyle w:val="NormalTok"/>
+        </w:rPr>
+        <w:t xml:space="preserve"> </w:t>
+      </w:r>
+      <w:r>
+        <w:rPr>
+          <w:rStyle w:val="FunctionTok"/>
+        </w:rPr>
+        <w:t xml:space="preserve">poisson</w:t>
+      </w:r>
+      <w:r>
+        <w:rPr>
+          <w:rStyle w:val="NormalTok"/>
+        </w:rPr>
+        <w:t xml:space="preserve">(</w:t>
+      </w:r>
+      <w:r>
+        <w:rPr>
+          <w:rStyle w:val="AttributeTok"/>
+        </w:rPr>
+        <w:t xml:space="preserve">link =</w:t>
+      </w:r>
+      <w:r>
+        <w:rPr>
+          <w:rStyle w:val="NormalTok"/>
+        </w:rPr>
+        <w:t xml:space="preserve"> </w:t>
+      </w:r>
+      <w:r>
+        <w:rPr>
+          <w:rStyle w:val="StringTok"/>
+        </w:rPr>
+        <w:t xml:space="preserve">"log"</w:t>
+      </w:r>
+      <w:r>
+        <w:rPr>
+          <w:rStyle w:val="NormalTok"/>
+        </w:rPr>
+        <w:t xml:space="preserve">))</w:t>
+      </w:r>
+      <w:r>
+        <w:br/>
+      </w:r>
+      <w:r>
+        <w:rPr>
+          <w:rStyle w:val="FunctionTok"/>
+        </w:rPr>
+        <w:t xml:space="preserve">summary</w:t>
+      </w:r>
+      <w:r>
+        <w:rPr>
+          <w:rStyle w:val="NormalTok"/>
+        </w:rPr>
+        <w:t xml:space="preserve">(poiss_model)</w:t>
+      </w:r>
+    </w:p>
+    <w:p>
+      <w:pPr>
+        <w:pStyle w:val="SourceCode"/>
+      </w:pPr>
+      <w:r>
+        <w:br/>
+      </w:r>
+      <w:r>
+        <w:rPr>
+          <w:rStyle w:val="VerbatimChar"/>
+        </w:rPr>
+        <w:t xml:space="preserve">Call:</w:t>
+      </w:r>
+      <w:r>
+        <w:br/>
+      </w:r>
+      <w:r>
+        <w:rPr>
+          <w:rStyle w:val="VerbatimChar"/>
+        </w:rPr>
+        <w:t xml:space="preserve">glm(formula = spp ~ size_cat, family = poisson(link = "log"), </w:t>
+      </w:r>
+      <w:r>
+        <w:br/>
+      </w:r>
+      <w:r>
+        <w:rPr>
+          <w:rStyle w:val="VerbatimChar"/>
+        </w:rPr>
+        <w:t xml:space="preserve">    data = g_df)</w:t>
+      </w:r>
+      <w:r>
+        <w:br/>
+      </w:r>
+      <w:r>
+        <w:br/>
+      </w:r>
+      <w:r>
+        <w:rPr>
+          <w:rStyle w:val="VerbatimChar"/>
+        </w:rPr>
+        <w:t xml:space="preserve">Coefficients:</w:t>
+      </w:r>
+      <w:r>
+        <w:br/>
+      </w:r>
+      <w:r>
+        <w:rPr>
+          <w:rStyle w:val="VerbatimChar"/>
+        </w:rPr>
+        <w:t xml:space="preserve">               Estimate Std. Error z value Pr(&gt;|z|)    </w:t>
+      </w:r>
+      <w:r>
+        <w:br/>
+      </w:r>
+      <w:r>
+        <w:rPr>
+          <w:rStyle w:val="VerbatimChar"/>
+        </w:rPr>
+        <w:t xml:space="preserve">(Intercept)     2.67101    0.07930   33.68   &lt;2e-16 ***</w:t>
+      </w:r>
+      <w:r>
+        <w:br/>
+      </w:r>
+      <w:r>
+        <w:rPr>
+          <w:rStyle w:val="VerbatimChar"/>
+        </w:rPr>
+        <w:t xml:space="preserve">size_catmedium  1.33784    0.08833   15.15   &lt;2e-16 ***</w:t>
+      </w:r>
+      <w:r>
+        <w:br/>
+      </w:r>
+      <w:r>
+        <w:rPr>
+          <w:rStyle w:val="VerbatimChar"/>
+        </w:rPr>
+        <w:t xml:space="preserve">size_catlarge   2.77429    0.08372   33.14   &lt;2e-16 ***</w:t>
+      </w:r>
+      <w:r>
+        <w:br/>
+      </w:r>
+      <w:r>
+        <w:rPr>
+          <w:rStyle w:val="VerbatimChar"/>
+        </w:rPr>
+        <w:t xml:space="preserve">---</w:t>
+      </w:r>
+      <w:r>
+        <w:br/>
+      </w:r>
+      <w:r>
+        <w:rPr>
+          <w:rStyle w:val="VerbatimChar"/>
+        </w:rPr>
+        <w:t xml:space="preserve">Signif. codes:  0 '***' 0.001 '**' 0.01 '*' 0.05 '.' 0.1 ' ' 1</w:t>
+      </w:r>
+      <w:r>
+        <w:br/>
+      </w:r>
+      <w:r>
+        <w:br/>
+      </w:r>
+      <w:r>
+        <w:rPr>
+          <w:rStyle w:val="VerbatimChar"/>
+        </w:rPr>
+        <w:t xml:space="preserve">(Dispersion parameter for poisson family taken to be 1)</w:t>
+      </w:r>
+      <w:r>
+        <w:br/>
+      </w:r>
+      <w:r>
+        <w:br/>
+      </w:r>
+      <w:r>
+        <w:rPr>
+          <w:rStyle w:val="VerbatimChar"/>
+        </w:rPr>
+        <w:t xml:space="preserve">    Null deviance: 3031.18  on 28  degrees of freedom</w:t>
+      </w:r>
+      <w:r>
+        <w:br/>
+      </w:r>
+      <w:r>
+        <w:rPr>
+          <w:rStyle w:val="VerbatimChar"/>
+        </w:rPr>
+        <w:t xml:space="preserve">Residual deviance:  898.03  on 26  degrees of freedom</w:t>
+      </w:r>
+      <w:r>
+        <w:br/>
+      </w:r>
+      <w:r>
+        <w:rPr>
+          <w:rStyle w:val="VerbatimChar"/>
+        </w:rPr>
+        <w:t xml:space="preserve">AIC: 1057.2</w:t>
+      </w:r>
+      <w:r>
+        <w:br/>
+      </w:r>
+      <w:r>
+        <w:br/>
+      </w:r>
+      <w:r>
+        <w:rPr>
+          <w:rStyle w:val="VerbatimChar"/>
+        </w:rPr>
+        <w:t xml:space="preserve">Number of Fisher Scoring iterations: 5</w:t>
+      </w:r>
+    </w:p>
+    <w:bookmarkEnd w:id="88"/>
+    <w:bookmarkStart w:id="89" w:name="glm-with-poisson-distribution-setup"/>
+    <w:p>
+      <w:pPr>
+        <w:pStyle w:val="Heading2"/>
+      </w:pPr>
+      <w:r>
+        <w:t xml:space="preserve">GLM with Poisson Distribution: Setup</w:t>
+      </w:r>
+    </w:p>
+    <w:p>
+      <w:pPr>
+        <w:pStyle w:val="FirstParagraph"/>
+      </w:pPr>
+      <w:r>
+        <w:rPr>
+          <w:b/>
+          <w:bCs/>
+        </w:rPr>
+        <w:t xml:space="preserve">Does island size category, as a whole, have a statistically</w:t>
+      </w:r>
+      <w:r>
+        <w:rPr>
+          <w:b/>
+          <w:bCs/>
+        </w:rPr>
+        <w:t xml:space="preserve"> </w:t>
+      </w:r>
+      <w:r>
+        <w:rPr>
+          <w:b/>
+          <w:bCs/>
+        </w:rPr>
+        <w:t xml:space="preserve">significant effect on the number of plant species?</w:t>
+      </w:r>
+    </w:p>
+    <w:p>
+      <w:pPr>
+        <w:pStyle w:val="Compact"/>
+        <w:numPr>
+          <w:ilvl w:val="0"/>
+          <w:numId w:val="1011"/>
         </w:numPr>
       </w:pPr>
       <w:r>
@@ -6996,7 +7250,7 @@
         <w:pStyle w:val="Compact"/>
         <w:numPr>
           <w:ilvl w:val="1"/>
-          <w:numId w:val="1011"/>
+          <w:numId w:val="1012"/>
         </w:numPr>
       </w:pPr>
       <w:r>
@@ -7014,7 +7268,7 @@
         <w:pStyle w:val="Compact"/>
         <w:numPr>
           <w:ilvl w:val="1"/>
-          <w:numId w:val="1011"/>
+          <w:numId w:val="1012"/>
         </w:numPr>
       </w:pPr>
       <w:r>
@@ -7026,7 +7280,7 @@
         <w:pStyle w:val="Compact"/>
         <w:numPr>
           <w:ilvl w:val="2"/>
-          <w:numId w:val="1012"/>
+          <w:numId w:val="1013"/>
         </w:numPr>
       </w:pPr>
       <w:r>
@@ -7038,7 +7292,7 @@
         <w:pStyle w:val="Compact"/>
         <w:numPr>
           <w:ilvl w:val="2"/>
-          <w:numId w:val="1012"/>
+          <w:numId w:val="1013"/>
         </w:numPr>
       </w:pPr>
       <w:r>
@@ -7056,7 +7310,7 @@
         <w:pStyle w:val="Compact"/>
         <w:numPr>
           <w:ilvl w:val="2"/>
-          <w:numId w:val="1012"/>
+          <w:numId w:val="1013"/>
         </w:numPr>
       </w:pPr>
       <w:r>
@@ -7187,8 +7441,8 @@
         <w:t xml:space="preserve">Signif. codes:  0 '***' 0.001 '**' 0.01 '*' 0.05 '.' 0.1 ' ' 1</w:t>
       </w:r>
     </w:p>
-    <w:bookmarkEnd w:id="88"/>
-    <w:bookmarkStart w:id="97" w:name="X6fcd6864351e5b9bbab98811fd799071cda6eb0"/>
+    <w:bookmarkEnd w:id="89"/>
+    <w:bookmarkStart w:id="98" w:name="X6fcd6864351e5b9bbab98811fd799071cda6eb0"/>
     <w:p>
       <w:pPr>
         <w:pStyle w:val="Heading2"/>
@@ -7201,7 +7455,7 @@
       <w:pPr>
         <w:numPr>
           <w:ilvl w:val="0"/>
-          <w:numId w:val="1013"/>
+          <w:numId w:val="1014"/>
         </w:numPr>
       </w:pPr>
       <w:r>
@@ -7212,7 +7466,7 @@
       <w:pPr>
         <w:numPr>
           <w:ilvl w:val="0"/>
-          <w:numId w:val="1013"/>
+          <w:numId w:val="1014"/>
         </w:numPr>
       </w:pPr>
       <w:r>
@@ -7224,7 +7478,7 @@
         <w:pStyle w:val="Compact"/>
         <w:numPr>
           <w:ilvl w:val="1"/>
-          <w:numId w:val="1014"/>
+          <w:numId w:val="1015"/>
         </w:numPr>
       </w:pPr>
       <w:r>
@@ -7240,7 +7494,7 @@
         <w:pStyle w:val="Compact"/>
         <w:numPr>
           <w:ilvl w:val="2"/>
-          <w:numId w:val="1015"/>
+          <w:numId w:val="1016"/>
         </w:numPr>
       </w:pPr>
       <w:r>
@@ -7264,7 +7518,7 @@
         <w:pStyle w:val="Compact"/>
         <w:numPr>
           <w:ilvl w:val="3"/>
-          <w:numId w:val="1016"/>
+          <w:numId w:val="1017"/>
         </w:numPr>
       </w:pPr>
       <w:r>
@@ -7289,7 +7543,7 @@
         <w:pStyle w:val="Compact"/>
         <w:numPr>
           <w:ilvl w:val="3"/>
-          <w:numId w:val="1016"/>
+          <w:numId w:val="1017"/>
         </w:numPr>
       </w:pPr>
       <w:r>
@@ -7308,7 +7562,7 @@
         <w:pStyle w:val="Compact"/>
         <w:numPr>
           <w:ilvl w:val="3"/>
-          <w:numId w:val="1016"/>
+          <w:numId w:val="1017"/>
         </w:numPr>
       </w:pPr>
       <w:r>
@@ -7349,7 +7603,7 @@
         <w:pStyle w:val="Compact"/>
         <w:numPr>
           <w:ilvl w:val="1"/>
-          <w:numId w:val="1014"/>
+          <w:numId w:val="1015"/>
         </w:numPr>
       </w:pPr>
       <w:r>
@@ -7361,7 +7615,7 @@
         <w:pStyle w:val="Compact"/>
         <w:numPr>
           <w:ilvl w:val="1"/>
-          <w:numId w:val="1014"/>
+          <w:numId w:val="1015"/>
         </w:numPr>
       </w:pPr>
       <w:r>
@@ -7373,7 +7627,7 @@
         <w:pStyle w:val="Compact"/>
         <w:numPr>
           <w:ilvl w:val="1"/>
-          <w:numId w:val="1014"/>
+          <w:numId w:val="1015"/>
         </w:numPr>
       </w:pPr>
       <w:r>
@@ -7470,7 +7724,7 @@
         <w:t xml:space="preserve">Overdispersion detected.</w:t>
       </w:r>
     </w:p>
-    <w:bookmarkStart w:id="95" w:name="dharma-assumption-plots"/>
+    <w:bookmarkStart w:id="96" w:name="dharma-assumption-plots"/>
     <w:p>
       <w:pPr>
         <w:pStyle w:val="Heading3"/>
@@ -7613,18 +7867,18 @@
           <wp:inline>
             <wp:extent cx="2743200" cy="2743200"/>
             <wp:effectExtent b="0" l="0" r="0" t="0"/>
-            <wp:docPr descr="" title="" id="90" name="Picture"/>
+            <wp:docPr descr="" title="" id="91" name="Picture"/>
             <a:graphic>
               <a:graphicData uri="http://schemas.openxmlformats.org/drawingml/2006/picture">
                 <pic:pic>
                   <pic:nvPicPr>
-                    <pic:cNvPr descr="14_02_class_activity_files/figure-docx/unnamed-chunk-21-1.jpeg" id="91" name="Picture"/>
+                    <pic:cNvPr descr="14_02_class_activity_files/figure-docx/unnamed-chunk-21-1.jpeg" id="92" name="Picture"/>
                     <pic:cNvPicPr>
                       <a:picLocks noChangeArrowheads="1" noChangeAspect="1"/>
                     </pic:cNvPicPr>
                   </pic:nvPicPr>
                   <pic:blipFill>
-                    <a:blip r:embed="rId89"/>
+                    <a:blip r:embed="rId90"/>
                     <a:stretch>
                       <a:fillRect/>
                     </a:stretch>
@@ -7739,18 +7993,18 @@
           <wp:inline>
             <wp:extent cx="2743200" cy="2743200"/>
             <wp:effectExtent b="0" l="0" r="0" t="0"/>
-            <wp:docPr descr="" title="" id="93" name="Picture"/>
+            <wp:docPr descr="" title="" id="94" name="Picture"/>
             <a:graphic>
               <a:graphicData uri="http://schemas.openxmlformats.org/drawingml/2006/picture">
                 <pic:pic>
                   <pic:nvPicPr>
-                    <pic:cNvPr descr="14_02_class_activity_files/figure-docx/unnamed-chunk-21-2.jpeg" id="94" name="Picture"/>
+                    <pic:cNvPr descr="14_02_class_activity_files/figure-docx/unnamed-chunk-21-2.jpeg" id="95" name="Picture"/>
                     <pic:cNvPicPr>
                       <a:picLocks noChangeArrowheads="1" noChangeAspect="1"/>
                     </pic:cNvPicPr>
                   </pic:nvPicPr>
                   <pic:blipFill>
-                    <a:blip r:embed="rId92"/>
+                    <a:blip r:embed="rId93"/>
                     <a:stretch>
                       <a:fillRect/>
                     </a:stretch>
@@ -7777,8 +8031,8 @@
         </w:drawing>
       </w:r>
     </w:p>
-    <w:bookmarkEnd w:id="95"/>
-    <w:bookmarkStart w:id="96" w:name="why-does-the-shapiro-test-not-work"/>
+    <w:bookmarkEnd w:id="96"/>
+    <w:bookmarkStart w:id="97" w:name="why-does-the-shapiro-test-not-work"/>
     <w:p>
       <w:pPr>
         <w:pStyle w:val="Heading3"/>
@@ -7865,9 +8119,9 @@
         <w:t xml:space="preserve">W = 0.98973, p-value = 0.9909</w:t>
       </w:r>
     </w:p>
-    <w:bookmarkEnd w:id="96"/>
     <w:bookmarkEnd w:id="97"/>
-    <w:bookmarkStart w:id="98" w:name="poisson-glm-emmeans"/>
+    <w:bookmarkEnd w:id="98"/>
+    <w:bookmarkStart w:id="99" w:name="poisson-glm-emmeans"/>
     <w:p>
       <w:pPr>
         <w:pStyle w:val="Heading2"/>
@@ -8069,8 +8323,8 @@
         <w:t xml:space="preserve">Intervals are back-transformed from the log scale </w:t>
       </w:r>
     </w:p>
-    <w:bookmarkEnd w:id="98"/>
-    <w:bookmarkStart w:id="102" w:name="poisson-glm-pairs-plots"/>
+    <w:bookmarkEnd w:id="99"/>
+    <w:bookmarkStart w:id="103" w:name="poisson-glm-pairs-plots"/>
     <w:p>
       <w:pPr>
         <w:pStyle w:val="Heading2"/>
@@ -9291,18 +9545,18 @@
           <wp:inline>
             <wp:extent cx="2743200" cy="2743200"/>
             <wp:effectExtent b="0" l="0" r="0" t="0"/>
-            <wp:docPr descr="" title="" id="100" name="Picture"/>
+            <wp:docPr descr="" title="" id="101" name="Picture"/>
             <a:graphic>
               <a:graphicData uri="http://schemas.openxmlformats.org/drawingml/2006/picture">
                 <pic:pic>
                   <pic:nvPicPr>
-                    <pic:cNvPr descr="14_02_class_activity_files/figure-docx/poisson-plot-1.jpeg" id="101" name="Picture"/>
+                    <pic:cNvPr descr="14_02_class_activity_files/figure-docx/poisson-plot-1.jpeg" id="102" name="Picture"/>
                     <pic:cNvPicPr>
                       <a:picLocks noChangeArrowheads="1" noChangeAspect="1"/>
                     </pic:cNvPicPr>
                   </pic:nvPicPr>
                   <pic:blipFill>
-                    <a:blip r:embed="rId99"/>
+                    <a:blip r:embed="rId100"/>
                     <a:stretch>
                       <a:fillRect/>
                     </a:stretch>
@@ -9329,9 +9583,9 @@
         </w:drawing>
       </w:r>
     </w:p>
-    <w:bookmarkEnd w:id="102"/>
     <w:bookmarkEnd w:id="103"/>
-    <w:bookmarkStart w:id="110" w:name="negative-binomial-glm-anova"/>
+    <w:bookmarkEnd w:id="104"/>
+    <w:bookmarkStart w:id="111" w:name="negative-binomial-glm-anova"/>
     <w:p>
       <w:pPr>
         <w:pStyle w:val="Heading1"/>
@@ -9345,7 +9599,7 @@
         <w:pStyle w:val="Compact"/>
         <w:numPr>
           <w:ilvl w:val="0"/>
-          <w:numId w:val="1017"/>
+          <w:numId w:val="1018"/>
         </w:numPr>
       </w:pPr>
       <w:r>
@@ -9357,7 +9611,7 @@
         <w:pStyle w:val="Compact"/>
         <w:numPr>
           <w:ilvl w:val="1"/>
-          <w:numId w:val="1018"/>
+          <w:numId w:val="1019"/>
         </w:numPr>
       </w:pPr>
       <w:r>
@@ -9375,7 +9629,7 @@
         <w:pStyle w:val="Compact"/>
         <w:numPr>
           <w:ilvl w:val="1"/>
-          <w:numId w:val="1018"/>
+          <w:numId w:val="1019"/>
         </w:numPr>
       </w:pPr>
       <w:r>
@@ -9387,7 +9641,7 @@
         <w:pStyle w:val="Compact"/>
         <w:numPr>
           <w:ilvl w:val="1"/>
-          <w:numId w:val="1018"/>
+          <w:numId w:val="1019"/>
         </w:numPr>
       </w:pPr>
       <w:r>
@@ -9402,7 +9656,7 @@
         <w:pStyle w:val="Compact"/>
         <w:numPr>
           <w:ilvl w:val="0"/>
-          <w:numId w:val="1017"/>
+          <w:numId w:val="1018"/>
         </w:numPr>
       </w:pPr>
       <w:r>
@@ -9414,7 +9668,7 @@
         <w:pStyle w:val="Compact"/>
         <w:numPr>
           <w:ilvl w:val="0"/>
-          <w:numId w:val="1017"/>
+          <w:numId w:val="1018"/>
         </w:numPr>
       </w:pPr>
       <w:r>
@@ -9426,7 +9680,7 @@
         <w:pStyle w:val="Compact"/>
         <w:numPr>
           <w:ilvl w:val="0"/>
-          <w:numId w:val="1017"/>
+          <w:numId w:val="1018"/>
         </w:numPr>
       </w:pPr>
       <w:r>
@@ -9444,7 +9698,7 @@
         <w:pStyle w:val="Compact"/>
         <w:numPr>
           <w:ilvl w:val="0"/>
-          <w:numId w:val="1017"/>
+          <w:numId w:val="1018"/>
         </w:numPr>
       </w:pPr>
       <w:r>
@@ -9468,7 +9722,7 @@
         <w:pStyle w:val="Compact"/>
         <w:numPr>
           <w:ilvl w:val="0"/>
-          <w:numId w:val="1017"/>
+          <w:numId w:val="1018"/>
         </w:numPr>
       </w:pPr>
       <w:r>
@@ -9660,7 +9914,7 @@
         <w:t xml:space="preserve"> 2 x log-likelihood:  -275.972 </w:t>
       </w:r>
     </w:p>
-    <w:bookmarkStart w:id="108" w:name="assumptions"/>
+    <w:bookmarkStart w:id="109" w:name="assumptions"/>
     <w:p>
       <w:pPr>
         <w:pStyle w:val="Heading2"/>
@@ -9761,18 +10015,18 @@
           <wp:inline>
             <wp:extent cx="2743200" cy="2743200"/>
             <wp:effectExtent b="0" l="0" r="0" t="0"/>
-            <wp:docPr descr="" title="" id="105" name="Picture"/>
+            <wp:docPr descr="" title="" id="106" name="Picture"/>
             <a:graphic>
               <a:graphicData uri="http://schemas.openxmlformats.org/drawingml/2006/picture">
                 <pic:pic>
                   <pic:nvPicPr>
-                    <pic:cNvPr descr="14_02_class_activity_files/figure-docx/unnamed-chunk-23-1.jpeg" id="106" name="Picture"/>
+                    <pic:cNvPr descr="14_02_class_activity_files/figure-docx/unnamed-chunk-23-1.jpeg" id="107" name="Picture"/>
                     <pic:cNvPicPr>
                       <a:picLocks noChangeArrowheads="1" noChangeAspect="1"/>
                     </pic:cNvPicPr>
                   </pic:nvPicPr>
                   <pic:blipFill>
-                    <a:blip r:embed="rId104"/>
+                    <a:blip r:embed="rId105"/>
                     <a:stretch>
                       <a:fillRect/>
                     </a:stretch>
@@ -9799,7 +10053,7 @@
         </w:drawing>
       </w:r>
     </w:p>
-    <w:bookmarkStart w:id="107" w:name="note-shapiro-test-does-not-work"/>
+    <w:bookmarkStart w:id="108" w:name="note-shapiro-test-does-not-work"/>
     <w:p>
       <w:pPr>
         <w:pStyle w:val="Heading3"/>
@@ -9872,9 +10126,9 @@
         <w:t xml:space="preserve">W = 0.94501, p-value = 0.1357</w:t>
       </w:r>
     </w:p>
-    <w:bookmarkEnd w:id="107"/>
     <w:bookmarkEnd w:id="108"/>
-    <w:bookmarkStart w:id="109" w:name="overdispersion"/>
+    <w:bookmarkEnd w:id="109"/>
+    <w:bookmarkStart w:id="110" w:name="overdispersion"/>
     <w:p>
       <w:pPr>
         <w:pStyle w:val="Heading2"/>
@@ -9952,9 +10206,9 @@
         <w:t xml:space="preserve">No overdispersion detected.</w:t>
       </w:r>
     </w:p>
-    <w:bookmarkEnd w:id="109"/>
     <w:bookmarkEnd w:id="110"/>
-    <w:bookmarkStart w:id="112" w:name="anova-glm-negative-binmial"/>
+    <w:bookmarkEnd w:id="111"/>
+    <w:bookmarkStart w:id="113" w:name="anova-glm-negative-binmial"/>
     <w:p>
       <w:pPr>
         <w:pStyle w:val="Heading1"/>
@@ -10301,7 +10555,7 @@
         <w:t xml:space="preserve">Intervals are back-transformed from the log scale </w:t>
       </w:r>
     </w:p>
-    <w:bookmarkStart w:id="111" w:name="pairwise"/>
+    <w:bookmarkStart w:id="112" w:name="pairwise"/>
     <w:p>
       <w:pPr>
         <w:pStyle w:val="Heading3"/>
@@ -10624,9 +10878,9 @@
         <w:t xml:space="preserve">      But we also did not show them to be the same. </w:t>
       </w:r>
     </w:p>
-    <w:bookmarkEnd w:id="111"/>
     <w:bookmarkEnd w:id="112"/>
-    <w:bookmarkStart w:id="113" w:name="regressions"/>
+    <w:bookmarkEnd w:id="113"/>
+    <w:bookmarkStart w:id="114" w:name="regressions"/>
     <w:p>
       <w:pPr>
         <w:pStyle w:val="Heading1"/>
@@ -10635,8 +10889,8 @@
         <w:t xml:space="preserve">REGRESSIONS——</w:t>
       </w:r>
     </w:p>
-    <w:bookmarkEnd w:id="113"/>
-    <w:bookmarkStart w:id="114" w:name="X75eccc8c52552d2a240ebe1cd36f82c817e9bd3"/>
+    <w:bookmarkEnd w:id="114"/>
+    <w:bookmarkStart w:id="115" w:name="X75eccc8c52552d2a240ebe1cd36f82c817e9bd3"/>
     <w:p>
       <w:pPr>
         <w:pStyle w:val="Heading1"/>
@@ -10650,7 +10904,7 @@
         <w:pStyle w:val="Compact"/>
         <w:numPr>
           <w:ilvl w:val="0"/>
-          <w:numId w:val="1019"/>
+          <w:numId w:val="1020"/>
         </w:numPr>
       </w:pPr>
       <w:r>
@@ -10662,7 +10916,7 @@
         <w:pStyle w:val="Compact"/>
         <w:numPr>
           <w:ilvl w:val="0"/>
-          <w:numId w:val="1019"/>
+          <w:numId w:val="1020"/>
         </w:numPr>
       </w:pPr>
       <w:r>
@@ -10674,7 +10928,7 @@
         <w:pStyle w:val="Compact"/>
         <w:numPr>
           <w:ilvl w:val="0"/>
-          <w:numId w:val="1019"/>
+          <w:numId w:val="1020"/>
         </w:numPr>
       </w:pPr>
       <w:r>
@@ -10692,7 +10946,7 @@
         <w:pStyle w:val="Compact"/>
         <w:numPr>
           <w:ilvl w:val="0"/>
-          <w:numId w:val="1019"/>
+          <w:numId w:val="1020"/>
         </w:numPr>
       </w:pPr>
       <w:r>
@@ -10704,15 +10958,15 @@
         <w:pStyle w:val="Compact"/>
         <w:numPr>
           <w:ilvl w:val="0"/>
-          <w:numId w:val="1019"/>
+          <w:numId w:val="1020"/>
         </w:numPr>
       </w:pPr>
       <w:r>
         <w:t xml:space="preserve">Negative binomial: Overdispersed count data</w:t>
       </w:r>
     </w:p>
-    <w:bookmarkEnd w:id="114"/>
-    <w:bookmarkStart w:id="118" w:name="X163e8b218db885e27c132919b5fa9ae792df0ac"/>
+    <w:bookmarkEnd w:id="115"/>
+    <w:bookmarkStart w:id="119" w:name="X163e8b218db885e27c132919b5fa9ae792df0ac"/>
     <w:p>
       <w:pPr>
         <w:pStyle w:val="Heading1"/>
@@ -12052,18 +12306,18 @@
           <wp:inline>
             <wp:extent cx="2743200" cy="2743200"/>
             <wp:effectExtent b="0" l="0" r="0" t="0"/>
-            <wp:docPr descr="" title="" id="116" name="Picture"/>
+            <wp:docPr descr="" title="" id="117" name="Picture"/>
             <a:graphic>
               <a:graphicData uri="http://schemas.openxmlformats.org/drawingml/2006/picture">
                 <pic:pic>
                   <pic:nvPicPr>
-                    <pic:cNvPr descr="14_02_class_activity_files/figure-docx/unnamed-chunk-30-1.jpeg" id="117" name="Picture"/>
+                    <pic:cNvPr descr="14_02_class_activity_files/figure-docx/unnamed-chunk-30-1.jpeg" id="118" name="Picture"/>
                     <pic:cNvPicPr>
                       <a:picLocks noChangeArrowheads="1" noChangeAspect="1"/>
                     </pic:cNvPicPr>
                   </pic:nvPicPr>
                   <pic:blipFill>
-                    <a:blip r:embed="rId115"/>
+                    <a:blip r:embed="rId116"/>
                     <a:stretch>
                       <a:fillRect/>
                     </a:stretch>
@@ -12090,8 +12344,8 @@
         </w:drawing>
       </w:r>
     </w:p>
-    <w:bookmarkEnd w:id="118"/>
-    <w:bookmarkStart w:id="119" w:name="Xb9a01484f69c84639f0f9aa938f54e8c33515cc"/>
+    <w:bookmarkEnd w:id="119"/>
+    <w:bookmarkStart w:id="120" w:name="Xb9a01484f69c84639f0f9aa938f54e8c33515cc"/>
     <w:p>
       <w:pPr>
         <w:pStyle w:val="Heading1"/>
@@ -12120,8 +12374,8 @@
         <w:t xml:space="preserve">the lm() function with the glm() function using family = gaussian.</w:t>
       </w:r>
     </w:p>
-    <w:bookmarkEnd w:id="119"/>
-    <w:bookmarkStart w:id="120" w:name="the-linear-model-summary"/>
+    <w:bookmarkEnd w:id="120"/>
+    <w:bookmarkStart w:id="121" w:name="the-linear-model-summary"/>
     <w:p>
       <w:pPr>
         <w:pStyle w:val="Heading1"/>
@@ -12353,8 +12607,8 @@
         <w:t xml:space="preserve">F-statistic: 55.77 on 1 and 27 DF,  p-value: 4.929e-08</w:t>
       </w:r>
     </w:p>
-    <w:bookmarkEnd w:id="120"/>
-    <w:bookmarkStart w:id="121" w:name="the-anova-model-1"/>
+    <w:bookmarkEnd w:id="121"/>
+    <w:bookmarkStart w:id="122" w:name="the-anova-model-1"/>
     <w:p>
       <w:pPr>
         <w:pStyle w:val="Heading1"/>
@@ -12501,8 +12755,8 @@
         <w:t xml:space="preserve">Signif. codes:  0 '***' 0.001 '**' 0.01 '*' 0.05 '.' 0.1 ' ' 1</w:t>
       </w:r>
     </w:p>
-    <w:bookmarkEnd w:id="121"/>
-    <w:bookmarkStart w:id="122" w:name="the-gaussian-glm-model-1"/>
+    <w:bookmarkEnd w:id="122"/>
+    <w:bookmarkStart w:id="123" w:name="the-gaussian-glm-model-1"/>
     <w:p>
       <w:pPr>
         <w:pStyle w:val="Heading1"/>
@@ -12805,8 +13059,8 @@
         <w:t xml:space="preserve">Number of Fisher Scoring iterations: 2</w:t>
       </w:r>
     </w:p>
-    <w:bookmarkEnd w:id="122"/>
-    <w:bookmarkStart w:id="123" w:name="glm-anova-1"/>
+    <w:bookmarkEnd w:id="123"/>
+    <w:bookmarkStart w:id="124" w:name="glm-anova-1"/>
     <w:p>
       <w:pPr>
         <w:pStyle w:val="Heading1"/>
@@ -12968,8 +13222,8 @@
         <w:t xml:space="preserve">Signif. codes:  0 '***' 0.001 '**' 0.01 '*' 0.05 '.' 0.1 ' ' 1</w:t>
       </w:r>
     </w:p>
-    <w:bookmarkEnd w:id="123"/>
-    <w:bookmarkStart w:id="136" w:name="assumption-tests-of-both-models-1"/>
+    <w:bookmarkEnd w:id="124"/>
+    <w:bookmarkStart w:id="137" w:name="assumption-tests-of-both-models-1"/>
     <w:p>
       <w:pPr>
         <w:pStyle w:val="Heading1"/>
@@ -13084,18 +13338,18 @@
           <wp:inline>
             <wp:extent cx="5486400" cy="5486400"/>
             <wp:effectExtent b="0" l="0" r="0" t="0"/>
-            <wp:docPr descr="" title="" id="125" name="Picture"/>
+            <wp:docPr descr="" title="" id="126" name="Picture"/>
             <a:graphic>
               <a:graphicData uri="http://schemas.openxmlformats.org/drawingml/2006/picture">
                 <pic:pic>
                   <pic:nvPicPr>
-                    <pic:cNvPr descr="14_02_class_activity_files/figure-docx/unnamed-chunk-35-1.jpeg" id="126" name="Picture"/>
+                    <pic:cNvPr descr="14_02_class_activity_files/figure-docx/unnamed-chunk-35-1.jpeg" id="127" name="Picture"/>
                     <pic:cNvPicPr>
                       <a:picLocks noChangeArrowheads="1" noChangeAspect="1"/>
                     </pic:cNvPicPr>
                   </pic:nvPicPr>
                   <pic:blipFill>
-                    <a:blip r:embed="rId124"/>
+                    <a:blip r:embed="rId125"/>
                     <a:stretch>
                       <a:fillRect/>
                     </a:stretch>
@@ -13131,18 +13385,18 @@
           <wp:inline>
             <wp:extent cx="5486400" cy="5486400"/>
             <wp:effectExtent b="0" l="0" r="0" t="0"/>
-            <wp:docPr descr="" title="" id="128" name="Picture"/>
+            <wp:docPr descr="" title="" id="129" name="Picture"/>
             <a:graphic>
               <a:graphicData uri="http://schemas.openxmlformats.org/drawingml/2006/picture">
                 <pic:pic>
                   <pic:nvPicPr>
-                    <pic:cNvPr descr="14_02_class_activity_files/figure-docx/unnamed-chunk-35-2.jpeg" id="129" name="Picture"/>
+                    <pic:cNvPr descr="14_02_class_activity_files/figure-docx/unnamed-chunk-35-2.jpeg" id="130" name="Picture"/>
                     <pic:cNvPicPr>
                       <a:picLocks noChangeArrowheads="1" noChangeAspect="1"/>
                     </pic:cNvPicPr>
                   </pic:nvPicPr>
                   <pic:blipFill>
-                    <a:blip r:embed="rId127"/>
+                    <a:blip r:embed="rId128"/>
                     <a:stretch>
                       <a:fillRect/>
                     </a:stretch>
@@ -13178,18 +13432,18 @@
           <wp:inline>
             <wp:extent cx="5486400" cy="5486400"/>
             <wp:effectExtent b="0" l="0" r="0" t="0"/>
-            <wp:docPr descr="" title="" id="131" name="Picture"/>
+            <wp:docPr descr="" title="" id="132" name="Picture"/>
             <a:graphic>
               <a:graphicData uri="http://schemas.openxmlformats.org/drawingml/2006/picture">
                 <pic:pic>
                   <pic:nvPicPr>
-                    <pic:cNvPr descr="14_02_class_activity_files/figure-docx/unnamed-chunk-35-3.jpeg" id="132" name="Picture"/>
+                    <pic:cNvPr descr="14_02_class_activity_files/figure-docx/unnamed-chunk-35-3.jpeg" id="133" name="Picture"/>
                     <pic:cNvPicPr>
                       <a:picLocks noChangeArrowheads="1" noChangeAspect="1"/>
                     </pic:cNvPicPr>
                   </pic:nvPicPr>
                   <pic:blipFill>
-                    <a:blip r:embed="rId130"/>
+                    <a:blip r:embed="rId131"/>
                     <a:stretch>
                       <a:fillRect/>
                     </a:stretch>
@@ -13225,18 +13479,18 @@
           <wp:inline>
             <wp:extent cx="5486400" cy="5486400"/>
             <wp:effectExtent b="0" l="0" r="0" t="0"/>
-            <wp:docPr descr="" title="" id="134" name="Picture"/>
+            <wp:docPr descr="" title="" id="135" name="Picture"/>
             <a:graphic>
               <a:graphicData uri="http://schemas.openxmlformats.org/drawingml/2006/picture">
                 <pic:pic>
                   <pic:nvPicPr>
-                    <pic:cNvPr descr="14_02_class_activity_files/figure-docx/unnamed-chunk-35-4.jpeg" id="135" name="Picture"/>
+                    <pic:cNvPr descr="14_02_class_activity_files/figure-docx/unnamed-chunk-35-4.jpeg" id="136" name="Picture"/>
                     <pic:cNvPicPr>
                       <a:picLocks noChangeArrowheads="1" noChangeAspect="1"/>
                     </pic:cNvPicPr>
                   </pic:nvPicPr>
                   <pic:blipFill>
-                    <a:blip r:embed="rId133"/>
+                    <a:blip r:embed="rId134"/>
                     <a:stretch>
                       <a:fillRect/>
                     </a:stretch>
@@ -13328,8 +13582,8 @@
         <w:t xml:space="preserve">))</w:t>
       </w:r>
     </w:p>
-    <w:bookmarkEnd w:id="136"/>
-    <w:bookmarkStart w:id="137" w:name="shapiro-wilk-test-normality-of-residuals"/>
+    <w:bookmarkEnd w:id="137"/>
+    <w:bookmarkStart w:id="138" w:name="shapiro-wilk-test-normality-of-residuals"/>
     <w:p>
       <w:pPr>
         <w:pStyle w:val="Heading1"/>
@@ -13466,8 +13720,8 @@
         <w:t xml:space="preserve">W = 0.93735, p-value = 0.08547</w:t>
       </w:r>
     </w:p>
-    <w:bookmarkEnd w:id="137"/>
-    <w:bookmarkStart w:id="138" w:name="glm-regression-with-poisson-distribution"/>
+    <w:bookmarkEnd w:id="138"/>
+    <w:bookmarkStart w:id="139" w:name="glm-regression-with-poisson-distribution"/>
     <w:p>
       <w:pPr>
         <w:pStyle w:val="Heading1"/>
@@ -13481,7 +13735,7 @@
         <w:pStyle w:val="Compact"/>
         <w:numPr>
           <w:ilvl w:val="0"/>
-          <w:numId w:val="1020"/>
+          <w:numId w:val="1021"/>
         </w:numPr>
       </w:pPr>
       <w:r>
@@ -13493,7 +13747,7 @@
         <w:pStyle w:val="Compact"/>
         <w:numPr>
           <w:ilvl w:val="0"/>
-          <w:numId w:val="1020"/>
+          <w:numId w:val="1021"/>
         </w:numPr>
       </w:pPr>
       <w:r>
@@ -13511,7 +13765,7 @@
         <w:pStyle w:val="Compact"/>
         <w:numPr>
           <w:ilvl w:val="0"/>
-          <w:numId w:val="1020"/>
+          <w:numId w:val="1021"/>
         </w:numPr>
       </w:pPr>
       <w:r>
@@ -13523,7 +13777,7 @@
         <w:pStyle w:val="Compact"/>
         <w:numPr>
           <w:ilvl w:val="0"/>
-          <w:numId w:val="1020"/>
+          <w:numId w:val="1021"/>
         </w:numPr>
       </w:pPr>
       <w:r>
@@ -13541,7 +13795,7 @@
         <w:pStyle w:val="Compact"/>
         <w:numPr>
           <w:ilvl w:val="0"/>
-          <w:numId w:val="1020"/>
+          <w:numId w:val="1021"/>
         </w:numPr>
       </w:pPr>
       <w:r>
@@ -13822,8 +14076,8 @@
         <w:t xml:space="preserve">Number of Fisher Scoring iterations: 5</w:t>
       </w:r>
     </w:p>
-    <w:bookmarkEnd w:id="138"/>
-    <w:bookmarkStart w:id="139" w:name="glm-with-poisson-distribution-anova"/>
+    <w:bookmarkEnd w:id="139"/>
+    <w:bookmarkStart w:id="140" w:name="glm-with-poisson-distribution-anova"/>
     <w:p>
       <w:pPr>
         <w:pStyle w:val="Heading1"/>
@@ -14069,8 +14323,8 @@
         <w:t xml:space="preserve">Overdispersion detected.</w:t>
       </w:r>
     </w:p>
-    <w:bookmarkEnd w:id="139"/>
-    <w:bookmarkStart w:id="146" w:name="dharma-residual-diagnostics"/>
+    <w:bookmarkEnd w:id="140"/>
+    <w:bookmarkStart w:id="147" w:name="dharma-residual-diagnostics"/>
     <w:p>
       <w:pPr>
         <w:pStyle w:val="Heading1"/>
@@ -14209,18 +14463,18 @@
           <wp:inline>
             <wp:extent cx="2743200" cy="2743200"/>
             <wp:effectExtent b="0" l="0" r="0" t="0"/>
-            <wp:docPr descr="" title="" id="141" name="Picture"/>
+            <wp:docPr descr="" title="" id="142" name="Picture"/>
             <a:graphic>
               <a:graphicData uri="http://schemas.openxmlformats.org/drawingml/2006/picture">
                 <pic:pic>
                   <pic:nvPicPr>
-                    <pic:cNvPr descr="14_02_class_activity_files/figure-docx/unnamed-chunk-41-1.jpeg" id="142" name="Picture"/>
+                    <pic:cNvPr descr="14_02_class_activity_files/figure-docx/unnamed-chunk-41-1.jpeg" id="143" name="Picture"/>
                     <pic:cNvPicPr>
                       <a:picLocks noChangeArrowheads="1" noChangeAspect="1"/>
                     </pic:cNvPicPr>
                   </pic:nvPicPr>
                   <pic:blipFill>
-                    <a:blip r:embed="rId140"/>
+                    <a:blip r:embed="rId141"/>
                     <a:stretch>
                       <a:fillRect/>
                     </a:stretch>
@@ -14379,18 +14633,18 @@
           <wp:inline>
             <wp:extent cx="2743200" cy="2743200"/>
             <wp:effectExtent b="0" l="0" r="0" t="0"/>
-            <wp:docPr descr="" title="" id="144" name="Picture"/>
+            <wp:docPr descr="" title="" id="145" name="Picture"/>
             <a:graphic>
               <a:graphicData uri="http://schemas.openxmlformats.org/drawingml/2006/picture">
                 <pic:pic>
                   <pic:nvPicPr>
-                    <pic:cNvPr descr="14_02_class_activity_files/figure-docx/unnamed-chunk-41-2.jpeg" id="145" name="Picture"/>
+                    <pic:cNvPr descr="14_02_class_activity_files/figure-docx/unnamed-chunk-41-2.jpeg" id="146" name="Picture"/>
                     <pic:cNvPicPr>
                       <a:picLocks noChangeArrowheads="1" noChangeAspect="1"/>
                     </pic:cNvPicPr>
                   </pic:nvPicPr>
                   <pic:blipFill>
-                    <a:blip r:embed="rId143"/>
+                    <a:blip r:embed="rId144"/>
                     <a:stretch>
                       <a:fillRect/>
                     </a:stretch>
@@ -14417,8 +14671,8 @@
         </w:drawing>
       </w:r>
     </w:p>
-    <w:bookmarkEnd w:id="146"/>
-    <w:bookmarkStart w:id="150" w:name="plotting-the-poisson-regression"/>
+    <w:bookmarkEnd w:id="147"/>
+    <w:bookmarkStart w:id="151" w:name="plotting-the-poisson-regression"/>
     <w:p>
       <w:pPr>
         <w:pStyle w:val="Heading1"/>
@@ -14910,18 +15164,18 @@
           <wp:inline>
             <wp:extent cx="2743200" cy="2743200"/>
             <wp:effectExtent b="0" l="0" r="0" t="0"/>
-            <wp:docPr descr="" title="" id="148" name="Picture"/>
+            <wp:docPr descr="" title="" id="149" name="Picture"/>
             <a:graphic>
               <a:graphicData uri="http://schemas.openxmlformats.org/drawingml/2006/picture">
                 <pic:pic>
                   <pic:nvPicPr>
-                    <pic:cNvPr descr="14_02_class_activity_files/figure-docx/unnamed-chunk-42-1.jpeg" id="149" name="Picture"/>
+                    <pic:cNvPr descr="14_02_class_activity_files/figure-docx/unnamed-chunk-42-1.jpeg" id="150" name="Picture"/>
                     <pic:cNvPicPr>
                       <a:picLocks noChangeArrowheads="1" noChangeAspect="1"/>
                     </pic:cNvPicPr>
                   </pic:nvPicPr>
                   <pic:blipFill>
-                    <a:blip r:embed="rId147"/>
+                    <a:blip r:embed="rId148"/>
                     <a:stretch>
                       <a:fillRect/>
                     </a:stretch>
@@ -14948,8 +15202,8 @@
         </w:drawing>
       </w:r>
     </w:p>
-    <w:bookmarkEnd w:id="150"/>
-    <w:bookmarkStart w:id="151" w:name="negative-binomial-glm-regression"/>
+    <w:bookmarkEnd w:id="151"/>
+    <w:bookmarkStart w:id="152" w:name="negative-binomial-glm-regression"/>
     <w:p>
       <w:pPr>
         <w:pStyle w:val="Heading1"/>
@@ -15230,8 +15484,8 @@
         <w:t xml:space="preserve"> 2 x log-likelihood:  -289.083 </w:t>
       </w:r>
     </w:p>
-    <w:bookmarkEnd w:id="151"/>
-    <w:bookmarkStart w:id="155" w:name="nb-assumption-diagnostics-dharma"/>
+    <w:bookmarkEnd w:id="152"/>
+    <w:bookmarkStart w:id="156" w:name="nb-assumption-diagnostics-dharma"/>
     <w:p>
       <w:pPr>
         <w:pStyle w:val="Heading1"/>
@@ -15346,18 +15600,18 @@
           <wp:inline>
             <wp:extent cx="2743200" cy="2743200"/>
             <wp:effectExtent b="0" l="0" r="0" t="0"/>
-            <wp:docPr descr="" title="" id="153" name="Picture"/>
+            <wp:docPr descr="" title="" id="154" name="Picture"/>
             <a:graphic>
               <a:graphicData uri="http://schemas.openxmlformats.org/drawingml/2006/picture">
                 <pic:pic>
                   <pic:nvPicPr>
-                    <pic:cNvPr descr="14_02_class_activity_files/figure-docx/unnamed-chunk-44-1.jpeg" id="154" name="Picture"/>
+                    <pic:cNvPr descr="14_02_class_activity_files/figure-docx/unnamed-chunk-44-1.jpeg" id="155" name="Picture"/>
                     <pic:cNvPicPr>
                       <a:picLocks noChangeArrowheads="1" noChangeAspect="1"/>
                     </pic:cNvPicPr>
                   </pic:nvPicPr>
                   <pic:blipFill>
-                    <a:blip r:embed="rId152"/>
+                    <a:blip r:embed="rId153"/>
                     <a:stretch>
                       <a:fillRect/>
                     </a:stretch>
@@ -15384,8 +15638,8 @@
         </w:drawing>
       </w:r>
     </w:p>
-    <w:bookmarkEnd w:id="155"/>
-    <w:bookmarkStart w:id="159" w:name="overdispersion-check"/>
+    <w:bookmarkEnd w:id="156"/>
+    <w:bookmarkStart w:id="160" w:name="overdispersion-check"/>
     <w:p>
       <w:pPr>
         <w:pStyle w:val="Heading1"/>
@@ -15434,18 +15688,18 @@
           <wp:inline>
             <wp:extent cx="2743200" cy="2743200"/>
             <wp:effectExtent b="0" l="0" r="0" t="0"/>
-            <wp:docPr descr="" title="" id="157" name="Picture"/>
+            <wp:docPr descr="" title="" id="158" name="Picture"/>
             <a:graphic>
               <a:graphicData uri="http://schemas.openxmlformats.org/drawingml/2006/picture">
                 <pic:pic>
                   <pic:nvPicPr>
-                    <pic:cNvPr descr="14_02_class_activity_files/figure-docx/unnamed-chunk-45-1.jpeg" id="158" name="Picture"/>
+                    <pic:cNvPr descr="14_02_class_activity_files/figure-docx/unnamed-chunk-45-1.jpeg" id="159" name="Picture"/>
                     <pic:cNvPicPr>
                       <a:picLocks noChangeArrowheads="1" noChangeAspect="1"/>
                     </pic:cNvPicPr>
                   </pic:nvPicPr>
                   <pic:blipFill>
-                    <a:blip r:embed="rId156"/>
+                    <a:blip r:embed="rId157"/>
                     <a:stretch>
                       <a:fillRect/>
                     </a:stretch>
@@ -15525,8 +15779,8 @@
         <w:t xml:space="preserve">alternative hypothesis: two.sided</w:t>
       </w:r>
     </w:p>
-    <w:bookmarkEnd w:id="159"/>
-    <w:bookmarkStart w:id="160" w:name="anova-glm-negative-binomial"/>
+    <w:bookmarkEnd w:id="160"/>
+    <w:bookmarkStart w:id="161" w:name="anova-glm-negative-binomial"/>
     <w:p>
       <w:pPr>
         <w:pStyle w:val="Heading1"/>
@@ -15718,8 +15972,8 @@
         <w:t xml:space="preserve">Signif. codes:  0 '***' 0.001 '**' 0.01 '*' 0.05 '.' 0.1 ' ' 1</w:t>
       </w:r>
     </w:p>
-    <w:bookmarkEnd w:id="160"/>
-    <w:bookmarkStart w:id="164" w:name="Xce16f38610a9a74e81e908f9c6ee0e59be21abb"/>
+    <w:bookmarkEnd w:id="161"/>
+    <w:bookmarkStart w:id="165" w:name="Xce16f38610a9a74e81e908f9c6ee0e59be21abb"/>
     <w:p>
       <w:pPr>
         <w:pStyle w:val="Heading1"/>
@@ -16154,18 +16408,18 @@
           <wp:inline>
             <wp:extent cx="2743200" cy="2743200"/>
             <wp:effectExtent b="0" l="0" r="0" t="0"/>
-            <wp:docPr descr="" title="" id="162" name="Picture"/>
+            <wp:docPr descr="" title="" id="163" name="Picture"/>
             <a:graphic>
               <a:graphicData uri="http://schemas.openxmlformats.org/drawingml/2006/picture">
                 <pic:pic>
                   <pic:nvPicPr>
-                    <pic:cNvPr descr="14_02_class_activity_files/figure-docx/unnamed-chunk-47-1.jpeg" id="163" name="Picture"/>
+                    <pic:cNvPr descr="14_02_class_activity_files/figure-docx/unnamed-chunk-47-1.jpeg" id="164" name="Picture"/>
                     <pic:cNvPicPr>
                       <a:picLocks noChangeArrowheads="1" noChangeAspect="1"/>
                     </pic:cNvPicPr>
                   </pic:nvPicPr>
                   <pic:blipFill>
-                    <a:blip r:embed="rId161"/>
+                    <a:blip r:embed="rId162"/>
                     <a:stretch>
                       <a:fillRect/>
                     </a:stretch>
@@ -16192,8 +16446,8 @@
         </w:drawing>
       </w:r>
     </w:p>
-    <w:bookmarkEnd w:id="164"/>
-    <w:bookmarkStart w:id="165" w:name="logistic-regression"/>
+    <w:bookmarkEnd w:id="165"/>
+    <w:bookmarkStart w:id="166" w:name="logistic-regression"/>
     <w:p>
       <w:pPr>
         <w:pStyle w:val="Heading1"/>
@@ -16383,7 +16637,7 @@
         <w:pStyle w:val="Compact"/>
         <w:numPr>
           <w:ilvl w:val="0"/>
-          <w:numId w:val="1021"/>
+          <w:numId w:val="1022"/>
         </w:numPr>
       </w:pPr>
       <w:r>
@@ -16395,7 +16649,7 @@
         <w:pStyle w:val="Compact"/>
         <w:numPr>
           <w:ilvl w:val="1"/>
-          <w:numId w:val="1022"/>
+          <w:numId w:val="1023"/>
         </w:numPr>
       </w:pPr>
       <m:oMath>
@@ -16428,7 +16682,7 @@
         <w:pStyle w:val="Compact"/>
         <w:numPr>
           <w:ilvl w:val="1"/>
-          <w:numId w:val="1022"/>
+          <w:numId w:val="1023"/>
         </w:numPr>
       </w:pPr>
       <m:oMath>
@@ -16457,7 +16711,7 @@
         <w:pStyle w:val="Compact"/>
         <w:numPr>
           <w:ilvl w:val="1"/>
-          <w:numId w:val="1022"/>
+          <w:numId w:val="1023"/>
         </w:numPr>
       </w:pPr>
       <m:oMath>
@@ -16675,8 +16929,8 @@
         <w:t xml:space="preserve">linear function that can range from -∞ to +∞.</w:t>
       </w:r>
     </w:p>
-    <w:bookmarkEnd w:id="165"/>
-    <w:bookmarkStart w:id="169" w:name="example-lizard-presence-on-islands"/>
+    <w:bookmarkEnd w:id="166"/>
+    <w:bookmarkStart w:id="170" w:name="example-lizard-presence-on-islands"/>
     <w:p>
       <w:pPr>
         <w:pStyle w:val="Heading1"/>
@@ -17673,18 +17927,18 @@
           <wp:inline>
             <wp:extent cx="2743200" cy="2743200"/>
             <wp:effectExtent b="0" l="0" r="0" t="0"/>
-            <wp:docPr descr="" title="" id="167" name="Picture"/>
+            <wp:docPr descr="" title="" id="168" name="Picture"/>
             <a:graphic>
               <a:graphicData uri="http://schemas.openxmlformats.org/drawingml/2006/picture">
                 <pic:pic>
                   <pic:nvPicPr>
-                    <pic:cNvPr descr="14_02_class_activity_files/figure-docx/lizard_plot-1.jpeg" id="168" name="Picture"/>
+                    <pic:cNvPr descr="14_02_class_activity_files/figure-docx/lizard_plot-1.jpeg" id="169" name="Picture"/>
                     <pic:cNvPicPr>
                       <a:picLocks noChangeArrowheads="1" noChangeAspect="1"/>
                     </pic:cNvPicPr>
                   </pic:nvPicPr>
                   <pic:blipFill>
-                    <a:blip r:embed="rId166"/>
+                    <a:blip r:embed="rId167"/>
                     <a:stretch>
                       <a:fillRect/>
                     </a:stretch>
@@ -17711,8 +17965,8 @@
         </w:drawing>
       </w:r>
     </w:p>
-    <w:bookmarkEnd w:id="169"/>
-    <w:bookmarkStart w:id="170" w:name="example-lizard-presence-on-islands-1"/>
+    <w:bookmarkEnd w:id="170"/>
+    <w:bookmarkStart w:id="171" w:name="example-lizard-presence-on-islands-1"/>
     <w:p>
       <w:pPr>
         <w:pStyle w:val="Heading1"/>
@@ -18055,8 +18309,8 @@
         <w:t xml:space="preserve">Number of Fisher Scoring iterations: 6</w:t>
       </w:r>
     </w:p>
-    <w:bookmarkEnd w:id="170"/>
-    <w:bookmarkStart w:id="174" w:name="lizard-example-visualization-and-testing"/>
+    <w:bookmarkEnd w:id="171"/>
+    <w:bookmarkStart w:id="175" w:name="lizard-example-visualization-and-testing"/>
     <w:p>
       <w:pPr>
         <w:pStyle w:val="Heading1"/>
@@ -18995,18 +19249,18 @@
           <wp:inline>
             <wp:extent cx="2743200" cy="2743200"/>
             <wp:effectExtent b="0" l="0" r="0" t="0"/>
-            <wp:docPr descr="" title="" id="172" name="Picture"/>
+            <wp:docPr descr="" title="" id="173" name="Picture"/>
             <a:graphic>
               <a:graphicData uri="http://schemas.openxmlformats.org/drawingml/2006/picture">
                 <pic:pic>
                   <pic:nvPicPr>
-                    <pic:cNvPr descr="14_02_class_activity_files/figure-docx/lizard-plot-1.jpeg" id="173" name="Picture"/>
+                    <pic:cNvPr descr="14_02_class_activity_files/figure-docx/lizard-plot-1.jpeg" id="174" name="Picture"/>
                     <pic:cNvPicPr>
                       <a:picLocks noChangeArrowheads="1" noChangeAspect="1"/>
                     </pic:cNvPicPr>
                   </pic:nvPicPr>
                   <pic:blipFill>
-                    <a:blip r:embed="rId171"/>
+                    <a:blip r:embed="rId172"/>
                     <a:stretch>
                       <a:fillRect/>
                     </a:stretch>
@@ -19059,7 +19313,7 @@
       <w:pPr>
         <w:numPr>
           <w:ilvl w:val="0"/>
-          <w:numId w:val="1023"/>
+          <w:numId w:val="1024"/>
         </w:numPr>
       </w:pPr>
       <w:r>
@@ -19081,317 +19335,6 @@
     </w:p>
     <w:p>
       <w:pPr>
-        <w:numPr>
-          <w:ilvl w:val="0"/>
-          <w:numId w:val="1023"/>
-        </w:numPr>
-      </w:pPr>
-      <w:r>
-        <w:rPr>
-          <w:b/>
-          <w:bCs/>
-        </w:rPr>
-        <w:t xml:space="preserve">Likelihood ratio test</w:t>
-      </w:r>
-      <w:r>
-        <w:t xml:space="preserve">: Compares the fit of the full model to a</w:t>
-      </w:r>
-      <w:r>
-        <w:t xml:space="preserve"> </w:t>
-      </w:r>
-      <w:r>
-        <w:t xml:space="preserve">reduced model without the predictor variable</w:t>
-      </w:r>
-    </w:p>
-    <w:p>
-      <w:pPr>
-        <w:pStyle w:val="SourceCode"/>
-      </w:pPr>
-      <w:r>
-        <w:rPr>
-          <w:rStyle w:val="NormalTok"/>
-        </w:rPr>
-        <w:t xml:space="preserve">reduced_model </w:t>
-      </w:r>
-      <w:r>
-        <w:rPr>
-          <w:rStyle w:val="OtherTok"/>
-        </w:rPr>
-        <w:t xml:space="preserve">&lt;-</w:t>
-      </w:r>
-      <w:r>
-        <w:rPr>
-          <w:rStyle w:val="NormalTok"/>
-        </w:rPr>
-        <w:t xml:space="preserve"> </w:t>
-      </w:r>
-      <w:r>
-        <w:rPr>
-          <w:rStyle w:val="FunctionTok"/>
-        </w:rPr>
-        <w:t xml:space="preserve">glm</w:t>
-      </w:r>
-      <w:r>
-        <w:rPr>
-          <w:rStyle w:val="NormalTok"/>
-        </w:rPr>
-        <w:t xml:space="preserve">(uta_present </w:t>
-      </w:r>
-      <w:r>
-        <w:rPr>
-          <w:rStyle w:val="SpecialCharTok"/>
-        </w:rPr>
-        <w:t xml:space="preserve">~</w:t>
-      </w:r>
-      <w:r>
-        <w:rPr>
-          <w:rStyle w:val="NormalTok"/>
-        </w:rPr>
-        <w:t xml:space="preserve"> </w:t>
-      </w:r>
-      <w:r>
-        <w:rPr>
-          <w:rStyle w:val="DecValTok"/>
-        </w:rPr>
-        <w:t xml:space="preserve">1</w:t>
-      </w:r>
-      <w:r>
-        <w:rPr>
-          <w:rStyle w:val="NormalTok"/>
-        </w:rPr>
-        <w:t xml:space="preserve">, </w:t>
-      </w:r>
-      <w:r>
-        <w:br/>
-      </w:r>
-      <w:r>
-        <w:rPr>
-          <w:rStyle w:val="NormalTok"/>
-        </w:rPr>
-        <w:t xml:space="preserve">                     </w:t>
-      </w:r>
-      <w:r>
-        <w:rPr>
-          <w:rStyle w:val="AttributeTok"/>
-        </w:rPr>
-        <w:t xml:space="preserve">data =</w:t>
-      </w:r>
-      <w:r>
-        <w:rPr>
-          <w:rStyle w:val="NormalTok"/>
-        </w:rPr>
-        <w:t xml:space="preserve"> island_data, </w:t>
-      </w:r>
-      <w:r>
-        <w:br/>
-      </w:r>
-      <w:r>
-        <w:rPr>
-          <w:rStyle w:val="NormalTok"/>
-        </w:rPr>
-        <w:t xml:space="preserve">                     </w:t>
-      </w:r>
-      <w:r>
-        <w:rPr>
-          <w:rStyle w:val="AttributeTok"/>
-        </w:rPr>
-        <w:t xml:space="preserve">family =</w:t>
-      </w:r>
-      <w:r>
-        <w:rPr>
-          <w:rStyle w:val="NormalTok"/>
-        </w:rPr>
-        <w:t xml:space="preserve"> </w:t>
-      </w:r>
-      <w:r>
-        <w:rPr>
-          <w:rStyle w:val="FunctionTok"/>
-        </w:rPr>
-        <w:t xml:space="preserve">binomial</w:t>
-      </w:r>
-      <w:r>
-        <w:rPr>
-          <w:rStyle w:val="NormalTok"/>
-        </w:rPr>
-        <w:t xml:space="preserve">(</w:t>
-      </w:r>
-      <w:r>
-        <w:rPr>
-          <w:rStyle w:val="AttributeTok"/>
-        </w:rPr>
-        <w:t xml:space="preserve">link =</w:t>
-      </w:r>
-      <w:r>
-        <w:rPr>
-          <w:rStyle w:val="NormalTok"/>
-        </w:rPr>
-        <w:t xml:space="preserve"> </w:t>
-      </w:r>
-      <w:r>
-        <w:rPr>
-          <w:rStyle w:val="StringTok"/>
-        </w:rPr>
-        <w:t xml:space="preserve">"logit"</w:t>
-      </w:r>
-      <w:r>
-        <w:rPr>
-          <w:rStyle w:val="NormalTok"/>
-        </w:rPr>
-        <w:t xml:space="preserve">))</w:t>
-      </w:r>
-      <w:r>
-        <w:br/>
-      </w:r>
-      <w:r>
-        <w:rPr>
-          <w:rStyle w:val="FunctionTok"/>
-        </w:rPr>
-        <w:t xml:space="preserve">anova</w:t>
-      </w:r>
-      <w:r>
-        <w:rPr>
-          <w:rStyle w:val="NormalTok"/>
-        </w:rPr>
-        <w:t xml:space="preserve">(reduced_model, lizard_model, </w:t>
-      </w:r>
-      <w:r>
-        <w:rPr>
-          <w:rStyle w:val="AttributeTok"/>
-        </w:rPr>
-        <w:t xml:space="preserve">test =</w:t>
-      </w:r>
-      <w:r>
-        <w:rPr>
-          <w:rStyle w:val="NormalTok"/>
-        </w:rPr>
-        <w:t xml:space="preserve"> </w:t>
-      </w:r>
-      <w:r>
-        <w:rPr>
-          <w:rStyle w:val="StringTok"/>
-        </w:rPr>
-        <w:t xml:space="preserve">"Chisq"</w:t>
-      </w:r>
-      <w:r>
-        <w:rPr>
-          <w:rStyle w:val="NormalTok"/>
-        </w:rPr>
-        <w:t xml:space="preserve">)</w:t>
-      </w:r>
-    </w:p>
-    <w:p>
-      <w:pPr>
-        <w:pStyle w:val="SourceCode"/>
-      </w:pPr>
-      <w:r>
-        <w:rPr>
-          <w:rStyle w:val="VerbatimChar"/>
-        </w:rPr>
-        <w:t xml:space="preserve">Analysis of Deviance Table</w:t>
-      </w:r>
-      <w:r>
-        <w:br/>
-      </w:r>
-      <w:r>
-        <w:br/>
-      </w:r>
-      <w:r>
-        <w:rPr>
-          <w:rStyle w:val="VerbatimChar"/>
-        </w:rPr>
-        <w:t xml:space="preserve">Model 1: uta_present ~ 1</w:t>
-      </w:r>
-      <w:r>
-        <w:br/>
-      </w:r>
-      <w:r>
-        <w:rPr>
-          <w:rStyle w:val="VerbatimChar"/>
-        </w:rPr>
-        <w:t xml:space="preserve">Model 2: uta_present ~ pa_ratio</w:t>
-      </w:r>
-      <w:r>
-        <w:br/>
-      </w:r>
-      <w:r>
-        <w:rPr>
-          <w:rStyle w:val="VerbatimChar"/>
-        </w:rPr>
-        <w:t xml:space="preserve">  Resid. Df Resid. Dev Df Deviance  Pr(&gt;Chi)    </w:t>
-      </w:r>
-      <w:r>
-        <w:br/>
-      </w:r>
-      <w:r>
-        <w:rPr>
-          <w:rStyle w:val="VerbatimChar"/>
-        </w:rPr>
-        <w:t xml:space="preserve">1        29     41.455                          </w:t>
-      </w:r>
-      <w:r>
-        <w:br/>
-      </w:r>
-      <w:r>
-        <w:rPr>
-          <w:rStyle w:val="VerbatimChar"/>
-        </w:rPr>
-        <w:t xml:space="preserve">2        28     19.090  1   22.365 2.254e-06 ***</w:t>
-      </w:r>
-      <w:r>
-        <w:br/>
-      </w:r>
-      <w:r>
-        <w:rPr>
-          <w:rStyle w:val="VerbatimChar"/>
-        </w:rPr>
-        <w:t xml:space="preserve">---</w:t>
-      </w:r>
-      <w:r>
-        <w:br/>
-      </w:r>
-      <w:r>
-        <w:rPr>
-          <w:rStyle w:val="VerbatimChar"/>
-        </w:rPr>
-        <w:t xml:space="preserve">Signif. codes:  0 '***' 0.001 '**' 0.01 '*' 0.05 '.' 0.1 ' ' 1</w:t>
-      </w:r>
-    </w:p>
-    <w:bookmarkEnd w:id="174"/>
-    <w:bookmarkStart w:id="176" w:name="interpreting-the-odds-ratio"/>
-    <w:p>
-      <w:pPr>
-        <w:pStyle w:val="Heading1"/>
-      </w:pPr>
-      <w:r>
-        <w:t xml:space="preserve">Interpreting the Odds Ratio</w:t>
-      </w:r>
-    </w:p>
-    <w:bookmarkStart w:id="175" w:name="working-with-odds-ratios"/>
-    <w:p>
-      <w:pPr>
-        <w:pStyle w:val="Heading3"/>
-      </w:pPr>
-      <w:r>
-        <w:t xml:space="preserve">Working with Odds Ratios</w:t>
-      </w:r>
-    </w:p>
-    <w:p>
-      <w:pPr>
-        <w:pStyle w:val="FirstParagraph"/>
-      </w:pPr>
-      <w:r>
-        <w:t xml:space="preserve">The odds ratio represents how the odds of the event (e.g., lizard</w:t>
-      </w:r>
-      <w:r>
-        <w:t xml:space="preserve"> </w:t>
-      </w:r>
-      <w:r>
-        <w:t xml:space="preserve">presence) change with a unit increase in the predictor.</w:t>
-      </w:r>
-    </w:p>
-    <w:p>
-      <w:pPr>
-        <w:pStyle w:val="Compact"/>
         <w:numPr>
           <w:ilvl w:val="0"/>
           <w:numId w:val="1024"/>
@@ -19402,1152 +19345,318 @@
           <w:b/>
           <w:bCs/>
         </w:rPr>
-        <w:t xml:space="preserve">Odds ratio = exp(β₁)</w:t>
+        <w:t xml:space="preserve">Likelihood ratio test</w:t>
+      </w:r>
+      <w:r>
+        <w:t xml:space="preserve">: Compares the fit of the full model to a</w:t>
+      </w:r>
+      <w:r>
+        <w:t xml:space="preserve"> </w:t>
+      </w:r>
+      <w:r>
+        <w:t xml:space="preserve">reduced model without the predictor variable</w:t>
+      </w:r>
+    </w:p>
+    <w:p>
+      <w:pPr>
+        <w:pStyle w:val="SourceCode"/>
+      </w:pPr>
+      <w:r>
+        <w:rPr>
+          <w:rStyle w:val="NormalTok"/>
+        </w:rPr>
+        <w:t xml:space="preserve">reduced_model </w:t>
+      </w:r>
+      <w:r>
+        <w:rPr>
+          <w:rStyle w:val="OtherTok"/>
+        </w:rPr>
+        <w:t xml:space="preserve">&lt;-</w:t>
+      </w:r>
+      <w:r>
+        <w:rPr>
+          <w:rStyle w:val="NormalTok"/>
+        </w:rPr>
+        <w:t xml:space="preserve"> </w:t>
+      </w:r>
+      <w:r>
+        <w:rPr>
+          <w:rStyle w:val="FunctionTok"/>
+        </w:rPr>
+        <w:t xml:space="preserve">glm</w:t>
+      </w:r>
+      <w:r>
+        <w:rPr>
+          <w:rStyle w:val="NormalTok"/>
+        </w:rPr>
+        <w:t xml:space="preserve">(uta_present </w:t>
+      </w:r>
+      <w:r>
+        <w:rPr>
+          <w:rStyle w:val="SpecialCharTok"/>
+        </w:rPr>
+        <w:t xml:space="preserve">~</w:t>
+      </w:r>
+      <w:r>
+        <w:rPr>
+          <w:rStyle w:val="NormalTok"/>
+        </w:rPr>
+        <w:t xml:space="preserve"> </w:t>
+      </w:r>
+      <w:r>
+        <w:rPr>
+          <w:rStyle w:val="DecValTok"/>
+        </w:rPr>
+        <w:t xml:space="preserve">1</w:t>
+      </w:r>
+      <w:r>
+        <w:rPr>
+          <w:rStyle w:val="NormalTok"/>
+        </w:rPr>
+        <w:t xml:space="preserve">, </w:t>
+      </w:r>
+      <w:r>
+        <w:br/>
+      </w:r>
+      <w:r>
+        <w:rPr>
+          <w:rStyle w:val="NormalTok"/>
+        </w:rPr>
+        <w:t xml:space="preserve">                     </w:t>
+      </w:r>
+      <w:r>
+        <w:rPr>
+          <w:rStyle w:val="AttributeTok"/>
+        </w:rPr>
+        <w:t xml:space="preserve">data =</w:t>
+      </w:r>
+      <w:r>
+        <w:rPr>
+          <w:rStyle w:val="NormalTok"/>
+        </w:rPr>
+        <w:t xml:space="preserve"> island_data, </w:t>
+      </w:r>
+      <w:r>
+        <w:br/>
+      </w:r>
+      <w:r>
+        <w:rPr>
+          <w:rStyle w:val="NormalTok"/>
+        </w:rPr>
+        <w:t xml:space="preserve">                     </w:t>
+      </w:r>
+      <w:r>
+        <w:rPr>
+          <w:rStyle w:val="AttributeTok"/>
+        </w:rPr>
+        <w:t xml:space="preserve">family =</w:t>
+      </w:r>
+      <w:r>
+        <w:rPr>
+          <w:rStyle w:val="NormalTok"/>
+        </w:rPr>
+        <w:t xml:space="preserve"> </w:t>
+      </w:r>
+      <w:r>
+        <w:rPr>
+          <w:rStyle w:val="FunctionTok"/>
+        </w:rPr>
+        <w:t xml:space="preserve">binomial</w:t>
+      </w:r>
+      <w:r>
+        <w:rPr>
+          <w:rStyle w:val="NormalTok"/>
+        </w:rPr>
+        <w:t xml:space="preserve">(</w:t>
+      </w:r>
+      <w:r>
+        <w:rPr>
+          <w:rStyle w:val="AttributeTok"/>
+        </w:rPr>
+        <w:t xml:space="preserve">link =</w:t>
+      </w:r>
+      <w:r>
+        <w:rPr>
+          <w:rStyle w:val="NormalTok"/>
+        </w:rPr>
+        <w:t xml:space="preserve"> </w:t>
+      </w:r>
+      <w:r>
+        <w:rPr>
+          <w:rStyle w:val="StringTok"/>
+        </w:rPr>
+        <w:t xml:space="preserve">"logit"</w:t>
+      </w:r>
+      <w:r>
+        <w:rPr>
+          <w:rStyle w:val="NormalTok"/>
+        </w:rPr>
+        <w:t xml:space="preserve">))</w:t>
+      </w:r>
+      <w:r>
+        <w:br/>
+      </w:r>
+      <w:r>
+        <w:rPr>
+          <w:rStyle w:val="FunctionTok"/>
+        </w:rPr>
+        <w:t xml:space="preserve">anova</w:t>
+      </w:r>
+      <w:r>
+        <w:rPr>
+          <w:rStyle w:val="NormalTok"/>
+        </w:rPr>
+        <w:t xml:space="preserve">(reduced_model, lizard_model, </w:t>
+      </w:r>
+      <w:r>
+        <w:rPr>
+          <w:rStyle w:val="AttributeTok"/>
+        </w:rPr>
+        <w:t xml:space="preserve">test =</w:t>
+      </w:r>
+      <w:r>
+        <w:rPr>
+          <w:rStyle w:val="NormalTok"/>
+        </w:rPr>
+        <w:t xml:space="preserve"> </w:t>
+      </w:r>
+      <w:r>
+        <w:rPr>
+          <w:rStyle w:val="StringTok"/>
+        </w:rPr>
+        <w:t xml:space="preserve">"Chisq"</w:t>
+      </w:r>
+      <w:r>
+        <w:rPr>
+          <w:rStyle w:val="NormalTok"/>
+        </w:rPr>
+        <w:t xml:space="preserve">)</w:t>
+      </w:r>
+    </w:p>
+    <w:p>
+      <w:pPr>
+        <w:pStyle w:val="SourceCode"/>
+      </w:pPr>
+      <w:r>
+        <w:rPr>
+          <w:rStyle w:val="VerbatimChar"/>
+        </w:rPr>
+        <w:t xml:space="preserve">Analysis of Deviance Table</w:t>
+      </w:r>
+      <w:r>
+        <w:br/>
+      </w:r>
+      <w:r>
+        <w:br/>
+      </w:r>
+      <w:r>
+        <w:rPr>
+          <w:rStyle w:val="VerbatimChar"/>
+        </w:rPr>
+        <w:t xml:space="preserve">Model 1: uta_present ~ 1</w:t>
+      </w:r>
+      <w:r>
+        <w:br/>
+      </w:r>
+      <w:r>
+        <w:rPr>
+          <w:rStyle w:val="VerbatimChar"/>
+        </w:rPr>
+        <w:t xml:space="preserve">Model 2: uta_present ~ pa_ratio</w:t>
+      </w:r>
+      <w:r>
+        <w:br/>
+      </w:r>
+      <w:r>
+        <w:rPr>
+          <w:rStyle w:val="VerbatimChar"/>
+        </w:rPr>
+        <w:t xml:space="preserve">  Resid. Df Resid. Dev Df Deviance  Pr(&gt;Chi)    </w:t>
+      </w:r>
+      <w:r>
+        <w:br/>
+      </w:r>
+      <w:r>
+        <w:rPr>
+          <w:rStyle w:val="VerbatimChar"/>
+        </w:rPr>
+        <w:t xml:space="preserve">1        29     41.455                          </w:t>
+      </w:r>
+      <w:r>
+        <w:br/>
+      </w:r>
+      <w:r>
+        <w:rPr>
+          <w:rStyle w:val="VerbatimChar"/>
+        </w:rPr>
+        <w:t xml:space="preserve">2        28     19.090  1   22.365 2.254e-06 ***</w:t>
+      </w:r>
+      <w:r>
+        <w:br/>
+      </w:r>
+      <w:r>
+        <w:rPr>
+          <w:rStyle w:val="VerbatimChar"/>
+        </w:rPr>
+        <w:t xml:space="preserve">---</w:t>
+      </w:r>
+      <w:r>
+        <w:br/>
+      </w:r>
+      <w:r>
+        <w:rPr>
+          <w:rStyle w:val="VerbatimChar"/>
+        </w:rPr>
+        <w:t xml:space="preserve">Signif. codes:  0 '***' 0.001 '**' 0.01 '*' 0.05 '.' 0.1 ' ' 1</w:t>
+      </w:r>
+    </w:p>
+    <w:bookmarkEnd w:id="175"/>
+    <w:bookmarkStart w:id="177" w:name="interpreting-the-odds-ratio"/>
+    <w:p>
+      <w:pPr>
+        <w:pStyle w:val="Heading1"/>
+      </w:pPr>
+      <w:r>
+        <w:t xml:space="preserve">Interpreting the Odds Ratio</w:t>
+      </w:r>
+    </w:p>
+    <w:bookmarkStart w:id="176" w:name="working-with-odds-ratios"/>
+    <w:p>
+      <w:pPr>
+        <w:pStyle w:val="Heading3"/>
+      </w:pPr>
+      <w:r>
+        <w:t xml:space="preserve">Working with Odds Ratios</w:t>
+      </w:r>
+    </w:p>
+    <w:p>
+      <w:pPr>
+        <w:pStyle w:val="FirstParagraph"/>
+      </w:pPr>
+      <w:r>
+        <w:t xml:space="preserve">The odds ratio represents how the odds of the event (e.g., lizard</w:t>
+      </w:r>
+      <w:r>
+        <w:t xml:space="preserve"> </w:t>
+      </w:r>
+      <w:r>
+        <w:t xml:space="preserve">presence) change with a unit increase in the predictor.</w:t>
       </w:r>
     </w:p>
     <w:p>
       <w:pPr>
         <w:pStyle w:val="Compact"/>
-        <w:numPr>
-          <w:ilvl w:val="0"/>
-          <w:numId w:val="1024"/>
-        </w:numPr>
-      </w:pPr>
-      <w:r>
-        <w:t xml:space="preserve">If odds ratio &gt; 1: Increasing the predictor increases the odds of</w:t>
-      </w:r>
-      <w:r>
-        <w:t xml:space="preserve"> </w:t>
-      </w:r>
-      <w:r>
-        <w:t xml:space="preserve">event</w:t>
-      </w:r>
-    </w:p>
-    <w:p>
-      <w:pPr>
-        <w:pStyle w:val="Compact"/>
-        <w:numPr>
-          <w:ilvl w:val="0"/>
-          <w:numId w:val="1024"/>
-        </w:numPr>
-      </w:pPr>
-      <w:r>
-        <w:t xml:space="preserve">If odds ratio &lt; 1: Increasing the predictor decreases the odds of</w:t>
-      </w:r>
-      <w:r>
-        <w:t xml:space="preserve"> </w:t>
-      </w:r>
-      <w:r>
-        <w:t xml:space="preserve">event</w:t>
-      </w:r>
-    </w:p>
-    <w:p>
-      <w:pPr>
-        <w:pStyle w:val="Compact"/>
-        <w:numPr>
-          <w:ilvl w:val="0"/>
-          <w:numId w:val="1024"/>
-        </w:numPr>
-      </w:pPr>
-      <w:r>
-        <w:t xml:space="preserve">If odds ratio = 1: No effect of predictor on odds of event</w:t>
-      </w:r>
-    </w:p>
-    <w:p>
-      <w:pPr>
-        <w:pStyle w:val="Compact"/>
-        <w:numPr>
-          <w:ilvl w:val="0"/>
-          <w:numId w:val="1024"/>
-        </w:numPr>
-      </w:pPr>
-      <w:r>
-        <w:t xml:space="preserve">For every one-unit increase in island’s Perimeter/area Ratio - odds</w:t>
-      </w:r>
-      <w:r>
-        <w:t xml:space="preserve"> </w:t>
-      </w:r>
-      <w:r>
-        <w:t xml:space="preserve">of finding a lizard present multiplied by 0.898</w:t>
-      </w:r>
-    </w:p>
-    <w:p>
-      <w:pPr>
-        <w:pStyle w:val="Compact"/>
-        <w:numPr>
-          <w:ilvl w:val="0"/>
-          <w:numId w:val="1024"/>
-        </w:numPr>
-      </w:pPr>
-      <w:r>
-        <w:t xml:space="preserve">the odds decrease by 10.2% (which is 1 - 0.898) for every one-unit</w:t>
-      </w:r>
-      <w:r>
-        <w:t xml:space="preserve"> </w:t>
-      </w:r>
-      <w:r>
-        <w:t xml:space="preserve">increase in the P/A ratio</w:t>
-      </w:r>
-    </w:p>
-    <w:p>
-      <w:pPr>
-        <w:pStyle w:val="Compact"/>
-        <w:numPr>
-          <w:ilvl w:val="0"/>
-          <w:numId w:val="1024"/>
-        </w:numPr>
-      </w:pPr>
-      <w:r>
-        <w:t xml:space="preserve">entire interval is below 1.0, you can be confident the relationship</w:t>
-      </w:r>
-      <w:r>
-        <w:t xml:space="preserve"> </w:t>
-      </w:r>
-      <w:r>
-        <w:t xml:space="preserve">is negative: more P/A ratio means lower odds of lizards</w:t>
-      </w:r>
-    </w:p>
-    <w:p>
-      <w:pPr>
-        <w:pStyle w:val="SourceCode"/>
-      </w:pPr>
-      <w:r>
-        <w:rPr>
-          <w:rStyle w:val="NormalTok"/>
-        </w:rPr>
-        <w:t xml:space="preserve">coef_lizard </w:t>
-      </w:r>
-      <w:r>
-        <w:rPr>
-          <w:rStyle w:val="OtherTok"/>
-        </w:rPr>
-        <w:t xml:space="preserve">&lt;-</w:t>
-      </w:r>
-      <w:r>
-        <w:rPr>
-          <w:rStyle w:val="NormalTok"/>
-        </w:rPr>
-        <w:t xml:space="preserve"> </w:t>
-      </w:r>
-      <w:r>
-        <w:rPr>
-          <w:rStyle w:val="FunctionTok"/>
-        </w:rPr>
-        <w:t xml:space="preserve">coef</w:t>
-      </w:r>
-      <w:r>
-        <w:rPr>
-          <w:rStyle w:val="NormalTok"/>
-        </w:rPr>
-        <w:t xml:space="preserve">(lizard_model)[</w:t>
-      </w:r>
-      <w:r>
-        <w:rPr>
-          <w:rStyle w:val="DecValTok"/>
-        </w:rPr>
-        <w:t xml:space="preserve">2</w:t>
-      </w:r>
-      <w:r>
-        <w:rPr>
-          <w:rStyle w:val="NormalTok"/>
-        </w:rPr>
-        <w:t xml:space="preserve">]  </w:t>
-      </w:r>
-      <w:r>
-        <w:rPr>
-          <w:rStyle w:val="CommentTok"/>
-        </w:rPr>
-        <w:t xml:space="preserve"># Extract slope coefficient</w:t>
-      </w:r>
-      <w:r>
-        <w:br/>
-      </w:r>
-      <w:r>
-        <w:rPr>
-          <w:rStyle w:val="NormalTok"/>
-        </w:rPr>
-        <w:t xml:space="preserve">odds_ratio </w:t>
-      </w:r>
-      <w:r>
-        <w:rPr>
-          <w:rStyle w:val="OtherTok"/>
-        </w:rPr>
-        <w:t xml:space="preserve">&lt;-</w:t>
-      </w:r>
-      <w:r>
-        <w:rPr>
-          <w:rStyle w:val="NormalTok"/>
-        </w:rPr>
-        <w:t xml:space="preserve"> </w:t>
-      </w:r>
-      <w:r>
-        <w:rPr>
-          <w:rStyle w:val="FunctionTok"/>
-        </w:rPr>
-        <w:t xml:space="preserve">exp</w:t>
-      </w:r>
-      <w:r>
-        <w:rPr>
-          <w:rStyle w:val="NormalTok"/>
-        </w:rPr>
-        <w:t xml:space="preserve">(coef_lizard)</w:t>
-      </w:r>
-      <w:r>
-        <w:br/>
-      </w:r>
-      <w:r>
-        <w:rPr>
-          <w:rStyle w:val="NormalTok"/>
-        </w:rPr>
-        <w:t xml:space="preserve">ci </w:t>
-      </w:r>
-      <w:r>
-        <w:rPr>
-          <w:rStyle w:val="OtherTok"/>
-        </w:rPr>
-        <w:t xml:space="preserve">&lt;-</w:t>
-      </w:r>
-      <w:r>
-        <w:rPr>
-          <w:rStyle w:val="NormalTok"/>
-        </w:rPr>
-        <w:t xml:space="preserve"> </w:t>
-      </w:r>
-      <w:r>
-        <w:rPr>
-          <w:rStyle w:val="FunctionTok"/>
-        </w:rPr>
-        <w:t xml:space="preserve">exp</w:t>
-      </w:r>
-      <w:r>
-        <w:rPr>
-          <w:rStyle w:val="NormalTok"/>
-        </w:rPr>
-        <w:t xml:space="preserve">(</w:t>
-      </w:r>
-      <w:r>
-        <w:rPr>
-          <w:rStyle w:val="FunctionTok"/>
-        </w:rPr>
-        <w:t xml:space="preserve">confint</w:t>
-      </w:r>
-      <w:r>
-        <w:rPr>
-          <w:rStyle w:val="NormalTok"/>
-        </w:rPr>
-        <w:t xml:space="preserve">(lizard_model, </w:t>
-      </w:r>
-      <w:r>
-        <w:rPr>
-          <w:rStyle w:val="StringTok"/>
-        </w:rPr>
-        <w:t xml:space="preserve">"pa_ratio"</w:t>
-      </w:r>
-      <w:r>
-        <w:rPr>
-          <w:rStyle w:val="NormalTok"/>
-        </w:rPr>
-        <w:t xml:space="preserve">))</w:t>
-      </w:r>
-    </w:p>
-    <w:p>
-      <w:pPr>
-        <w:pStyle w:val="SourceCode"/>
-      </w:pPr>
-      <w:r>
-        <w:rPr>
-          <w:rStyle w:val="VerbatimChar"/>
-        </w:rPr>
-        <w:t xml:space="preserve">Waiting for profiling to be done...</w:t>
-      </w:r>
-    </w:p>
-    <w:p>
-      <w:pPr>
-        <w:pStyle w:val="SourceCode"/>
-      </w:pPr>
-      <w:r>
-        <w:rPr>
-          <w:rStyle w:val="FunctionTok"/>
-        </w:rPr>
-        <w:t xml:space="preserve">cat</w:t>
-      </w:r>
-      <w:r>
-        <w:rPr>
-          <w:rStyle w:val="NormalTok"/>
-        </w:rPr>
-        <w:t xml:space="preserve">(</w:t>
-      </w:r>
-      <w:r>
-        <w:rPr>
-          <w:rStyle w:val="StringTok"/>
-        </w:rPr>
-        <w:t xml:space="preserve">"Odds Ratio:"</w:t>
-      </w:r>
-      <w:r>
-        <w:rPr>
-          <w:rStyle w:val="NormalTok"/>
-        </w:rPr>
-        <w:t xml:space="preserve">, </w:t>
-      </w:r>
-      <w:r>
-        <w:rPr>
-          <w:rStyle w:val="FunctionTok"/>
-        </w:rPr>
-        <w:t xml:space="preserve">round</w:t>
-      </w:r>
-      <w:r>
-        <w:rPr>
-          <w:rStyle w:val="NormalTok"/>
-        </w:rPr>
-        <w:t xml:space="preserve">(odds_ratio, </w:t>
-      </w:r>
-      <w:r>
-        <w:rPr>
-          <w:rStyle w:val="DecValTok"/>
-        </w:rPr>
-        <w:t xml:space="preserve">3</w:t>
-      </w:r>
-      <w:r>
-        <w:rPr>
-          <w:rStyle w:val="NormalTok"/>
-        </w:rPr>
-        <w:t xml:space="preserve">), </w:t>
-      </w:r>
-      <w:r>
-        <w:rPr>
-          <w:rStyle w:val="StringTok"/>
-        </w:rPr>
-        <w:t xml:space="preserve">"</w:t>
-      </w:r>
-      <w:r>
-        <w:rPr>
-          <w:rStyle w:val="SpecialCharTok"/>
-        </w:rPr>
-        <w:t xml:space="preserve">\n\n</w:t>
-      </w:r>
-      <w:r>
-        <w:rPr>
-          <w:rStyle w:val="StringTok"/>
-        </w:rPr>
-        <w:t xml:space="preserve">"</w:t>
-      </w:r>
-      <w:r>
-        <w:rPr>
-          <w:rStyle w:val="NormalTok"/>
-        </w:rPr>
-        <w:t xml:space="preserve">,</w:t>
-      </w:r>
-      <w:r>
-        <w:br/>
-      </w:r>
-      <w:r>
-        <w:rPr>
-          <w:rStyle w:val="StringTok"/>
-        </w:rPr>
-        <w:t xml:space="preserve">"95% CI:"</w:t>
-      </w:r>
-      <w:r>
-        <w:rPr>
-          <w:rStyle w:val="NormalTok"/>
-        </w:rPr>
-        <w:t xml:space="preserve">, </w:t>
-      </w:r>
-      <w:r>
-        <w:rPr>
-          <w:rStyle w:val="FunctionTok"/>
-        </w:rPr>
-        <w:t xml:space="preserve">round</w:t>
-      </w:r>
-      <w:r>
-        <w:rPr>
-          <w:rStyle w:val="NormalTok"/>
-        </w:rPr>
-        <w:t xml:space="preserve">(ci[</w:t>
-      </w:r>
-      <w:r>
-        <w:rPr>
-          <w:rStyle w:val="DecValTok"/>
-        </w:rPr>
-        <w:t xml:space="preserve">1</w:t>
-      </w:r>
-      <w:r>
-        <w:rPr>
-          <w:rStyle w:val="NormalTok"/>
-        </w:rPr>
-        <w:t xml:space="preserve">], </w:t>
-      </w:r>
-      <w:r>
-        <w:rPr>
-          <w:rStyle w:val="DecValTok"/>
-        </w:rPr>
-        <w:t xml:space="preserve">3</w:t>
-      </w:r>
-      <w:r>
-        <w:rPr>
-          <w:rStyle w:val="NormalTok"/>
-        </w:rPr>
-        <w:t xml:space="preserve">), </w:t>
-      </w:r>
-      <w:r>
-        <w:rPr>
-          <w:rStyle w:val="StringTok"/>
-        </w:rPr>
-        <w:t xml:space="preserve">"to"</w:t>
-      </w:r>
-      <w:r>
-        <w:rPr>
-          <w:rStyle w:val="NormalTok"/>
-        </w:rPr>
-        <w:t xml:space="preserve">, </w:t>
-      </w:r>
-      <w:r>
-        <w:rPr>
-          <w:rStyle w:val="FunctionTok"/>
-        </w:rPr>
-        <w:t xml:space="preserve">round</w:t>
-      </w:r>
-      <w:r>
-        <w:rPr>
-          <w:rStyle w:val="NormalTok"/>
-        </w:rPr>
-        <w:t xml:space="preserve">(ci[</w:t>
-      </w:r>
-      <w:r>
-        <w:rPr>
-          <w:rStyle w:val="DecValTok"/>
-        </w:rPr>
-        <w:t xml:space="preserve">2</w:t>
-      </w:r>
-      <w:r>
-        <w:rPr>
-          <w:rStyle w:val="NormalTok"/>
-        </w:rPr>
-        <w:t xml:space="preserve">], </w:t>
-      </w:r>
-      <w:r>
-        <w:rPr>
-          <w:rStyle w:val="DecValTok"/>
-        </w:rPr>
-        <w:t xml:space="preserve">3</w:t>
-      </w:r>
-      <w:r>
-        <w:rPr>
-          <w:rStyle w:val="NormalTok"/>
-        </w:rPr>
-        <w:t xml:space="preserve">), </w:t>
-      </w:r>
-      <w:r>
-        <w:rPr>
-          <w:rStyle w:val="StringTok"/>
-        </w:rPr>
-        <w:t xml:space="preserve">"</w:t>
-      </w:r>
-      <w:r>
-        <w:rPr>
-          <w:rStyle w:val="SpecialCharTok"/>
-        </w:rPr>
-        <w:t xml:space="preserve">\n</w:t>
-      </w:r>
-      <w:r>
-        <w:rPr>
-          <w:rStyle w:val="StringTok"/>
-        </w:rPr>
-        <w:t xml:space="preserve">"</w:t>
-      </w:r>
-      <w:r>
-        <w:rPr>
-          <w:rStyle w:val="NormalTok"/>
-        </w:rPr>
-        <w:t xml:space="preserve">)</w:t>
-      </w:r>
-    </w:p>
-    <w:p>
-      <w:pPr>
-        <w:pStyle w:val="SourceCode"/>
-      </w:pPr>
-      <w:r>
-        <w:rPr>
-          <w:rStyle w:val="VerbatimChar"/>
-        </w:rPr>
-        <w:t xml:space="preserve">Odds Ratio: 0.861 </w:t>
-      </w:r>
-      <w:r>
-        <w:br/>
-      </w:r>
-      <w:r>
-        <w:br/>
-      </w:r>
-      <w:r>
-        <w:rPr>
-          <w:rStyle w:val="VerbatimChar"/>
-        </w:rPr>
-        <w:t xml:space="preserve"> 95% CI: 0.753 to 0.932 </w:t>
-      </w:r>
-    </w:p>
-    <w:p>
-      <w:pPr>
-        <w:pStyle w:val="SourceCode"/>
-      </w:pPr>
-      <w:r>
-        <w:rPr>
-          <w:rStyle w:val="FunctionTok"/>
-        </w:rPr>
-        <w:t xml:space="preserve">library</w:t>
-      </w:r>
-      <w:r>
-        <w:rPr>
-          <w:rStyle w:val="NormalTok"/>
-        </w:rPr>
-        <w:t xml:space="preserve">(parameters)</w:t>
-      </w:r>
-      <w:r>
-        <w:br/>
-      </w:r>
-      <w:r>
-        <w:br/>
-      </w:r>
-      <w:r>
-        <w:rPr>
-          <w:rStyle w:val="CommentTok"/>
-        </w:rPr>
-        <w:t xml:space="preserve"># This function is specifically for model parameters</w:t>
-      </w:r>
-      <w:r>
-        <w:br/>
-      </w:r>
-      <w:r>
-        <w:rPr>
-          <w:rStyle w:val="FunctionTok"/>
-        </w:rPr>
-        <w:t xml:space="preserve">model_parameters</w:t>
-      </w:r>
-      <w:r>
-        <w:rPr>
-          <w:rStyle w:val="NormalTok"/>
-        </w:rPr>
-        <w:t xml:space="preserve">(lizard_model, </w:t>
-      </w:r>
-      <w:r>
-        <w:rPr>
-          <w:rStyle w:val="AttributeTok"/>
-        </w:rPr>
-        <w:t xml:space="preserve">exponentiate =</w:t>
-      </w:r>
-      <w:r>
-        <w:rPr>
-          <w:rStyle w:val="NormalTok"/>
-        </w:rPr>
-        <w:t xml:space="preserve"> </w:t>
-      </w:r>
-      <w:r>
-        <w:rPr>
-          <w:rStyle w:val="ConstantTok"/>
-        </w:rPr>
-        <w:t xml:space="preserve">TRUE</w:t>
-      </w:r>
-      <w:r>
-        <w:rPr>
-          <w:rStyle w:val="NormalTok"/>
-        </w:rPr>
-        <w:t xml:space="preserve">)</w:t>
-      </w:r>
-    </w:p>
-    <w:p>
-      <w:pPr>
-        <w:pStyle w:val="SourceCode"/>
-      </w:pPr>
-      <w:r>
-        <w:rPr>
-          <w:rStyle w:val="VerbatimChar"/>
-        </w:rPr>
-        <w:t xml:space="preserve">Parameter   | Odds Ratio |     SE |            95% CI |     z |     p</w:t>
-      </w:r>
-      <w:r>
-        <w:br/>
-      </w:r>
-      <w:r>
-        <w:rPr>
-          <w:rStyle w:val="VerbatimChar"/>
-        </w:rPr>
-        <w:t xml:space="preserve">---------------------------------------------------------------------</w:t>
-      </w:r>
-      <w:r>
-        <w:br/>
-      </w:r>
-      <w:r>
-        <w:rPr>
-          <w:rStyle w:val="VerbatimChar"/>
-        </w:rPr>
-        <w:t xml:space="preserve">(Intercept) |     378.94 | 807.02 | [14.47, 94371.40] |  2.79 | 0.005</w:t>
-      </w:r>
-      <w:r>
-        <w:br/>
-      </w:r>
-      <w:r>
-        <w:rPr>
-          <w:rStyle w:val="VerbatimChar"/>
-        </w:rPr>
-        <w:t xml:space="preserve">pa ratio    |       0.86 |   0.04 | [ 0.75,     0.93] | -2.89 | 0.004</w:t>
-      </w:r>
-    </w:p>
-    <w:p>
-      <w:pPr>
-        <w:pStyle w:val="SourceCode"/>
-      </w:pPr>
-      <w:r>
-        <w:br/>
-      </w:r>
-      <w:r>
-        <w:rPr>
-          <w:rStyle w:val="VerbatimChar"/>
-        </w:rPr>
-        <w:t xml:space="preserve">Uncertainty intervals (profile-likelihood) and p-values (two-tailed)</w:t>
-      </w:r>
-      <w:r>
-        <w:br/>
-      </w:r>
-      <w:r>
-        <w:rPr>
-          <w:rStyle w:val="VerbatimChar"/>
-        </w:rPr>
-        <w:t xml:space="preserve">  computed using a Wald z-distribution approximation.</w:t>
-      </w:r>
-    </w:p>
-    <w:p>
-      <w:pPr>
-        <w:pStyle w:val="FirstParagraph"/>
-      </w:pPr>
-      <w:r>
-        <w:t xml:space="preserve">This gives you the odds ratio (in the estimate column) and the</w:t>
-      </w:r>
-      <w:r>
-        <w:t xml:space="preserve"> </w:t>
-      </w:r>
-      <w:r>
-        <w:t xml:space="preserve">exponentiated CIs (conf.low, conf.high) for all terms in your model, all</w:t>
-      </w:r>
-      <w:r>
-        <w:t xml:space="preserve"> </w:t>
-      </w:r>
-      <w:r>
-        <w:t xml:space="preserve">in one clean table.</w:t>
-      </w:r>
-    </w:p>
-    <w:p>
-      <w:pPr>
-        <w:pStyle w:val="SourceCode"/>
-      </w:pPr>
-      <w:r>
-        <w:rPr>
-          <w:rStyle w:val="FunctionTok"/>
-        </w:rPr>
-        <w:t xml:space="preserve">library</w:t>
-      </w:r>
-      <w:r>
-        <w:rPr>
-          <w:rStyle w:val="NormalTok"/>
-        </w:rPr>
-        <w:t xml:space="preserve">(broom)</w:t>
-      </w:r>
-      <w:r>
-        <w:br/>
-      </w:r>
-      <w:r>
-        <w:br/>
-      </w:r>
-      <w:r>
-        <w:rPr>
-          <w:rStyle w:val="CommentTok"/>
-        </w:rPr>
-        <w:t xml:space="preserve"># This one function does everything</w:t>
-      </w:r>
-      <w:r>
-        <w:br/>
-      </w:r>
-      <w:r>
-        <w:rPr>
-          <w:rStyle w:val="FunctionTok"/>
-        </w:rPr>
-        <w:t xml:space="preserve">tidy</w:t>
-      </w:r>
-      <w:r>
-        <w:rPr>
-          <w:rStyle w:val="NormalTok"/>
-        </w:rPr>
-        <w:t xml:space="preserve">(lizard_model, </w:t>
-      </w:r>
-      <w:r>
-        <w:rPr>
-          <w:rStyle w:val="AttributeTok"/>
-        </w:rPr>
-        <w:t xml:space="preserve">exponentiate =</w:t>
-      </w:r>
-      <w:r>
-        <w:rPr>
-          <w:rStyle w:val="NormalTok"/>
-        </w:rPr>
-        <w:t xml:space="preserve"> </w:t>
-      </w:r>
-      <w:r>
-        <w:rPr>
-          <w:rStyle w:val="ConstantTok"/>
-        </w:rPr>
-        <w:t xml:space="preserve">TRUE</w:t>
-      </w:r>
-      <w:r>
-        <w:rPr>
-          <w:rStyle w:val="NormalTok"/>
-        </w:rPr>
-        <w:t xml:space="preserve">, </w:t>
-      </w:r>
-      <w:r>
-        <w:rPr>
-          <w:rStyle w:val="AttributeTok"/>
-        </w:rPr>
-        <w:t xml:space="preserve">conf.int =</w:t>
-      </w:r>
-      <w:r>
-        <w:rPr>
-          <w:rStyle w:val="NormalTok"/>
-        </w:rPr>
-        <w:t xml:space="preserve"> </w:t>
-      </w:r>
-      <w:r>
-        <w:rPr>
-          <w:rStyle w:val="ConstantTok"/>
-        </w:rPr>
-        <w:t xml:space="preserve">TRUE</w:t>
-      </w:r>
-      <w:r>
-        <w:rPr>
-          <w:rStyle w:val="NormalTok"/>
-        </w:rPr>
-        <w:t xml:space="preserve">)</w:t>
-      </w:r>
-    </w:p>
-    <w:p>
-      <w:pPr>
-        <w:pStyle w:val="SourceCode"/>
-      </w:pPr>
-      <w:r>
-        <w:rPr>
-          <w:rStyle w:val="VerbatimChar"/>
-        </w:rPr>
-        <w:t xml:space="preserve"># A tibble: 2 × 7</w:t>
-      </w:r>
-      <w:r>
-        <w:br/>
-      </w:r>
-      <w:r>
-        <w:rPr>
-          <w:rStyle w:val="VerbatimChar"/>
-        </w:rPr>
-        <w:t xml:space="preserve">  term        estimate std.error statistic p.value conf.low conf.high</w:t>
-      </w:r>
-      <w:r>
-        <w:br/>
-      </w:r>
-      <w:r>
-        <w:rPr>
-          <w:rStyle w:val="VerbatimChar"/>
-        </w:rPr>
-        <w:t xml:space="preserve">  &lt;chr&gt;          &lt;dbl&gt;     &lt;dbl&gt;     &lt;dbl&gt;   &lt;dbl&gt;    &lt;dbl&gt;     &lt;dbl&gt;</w:t>
-      </w:r>
-      <w:r>
-        <w:br/>
-      </w:r>
-      <w:r>
-        <w:rPr>
-          <w:rStyle w:val="VerbatimChar"/>
-        </w:rPr>
-        <w:t xml:space="preserve">1 (Intercept)  379.       2.13        2.79 0.00530   14.5   94371.   </w:t>
-      </w:r>
-      <w:r>
-        <w:br/>
-      </w:r>
-      <w:r>
-        <w:rPr>
-          <w:rStyle w:val="VerbatimChar"/>
-        </w:rPr>
-        <w:t xml:space="preserve">2 pa_ratio       0.861    0.0517     -2.89 0.00388    0.753     0.932</w:t>
-      </w:r>
-    </w:p>
-    <w:bookmarkEnd w:id="175"/>
-    <w:bookmarkEnd w:id="176"/>
-    <w:bookmarkStart w:id="183" w:name="assessing-model-fit"/>
-    <w:p>
-      <w:pPr>
-        <w:pStyle w:val="Heading1"/>
-      </w:pPr>
-      <w:r>
-        <w:t xml:space="preserve">Assessing Model Fit</w:t>
-      </w:r>
-    </w:p>
-    <w:p>
-      <w:pPr>
-        <w:pStyle w:val="FirstParagraph"/>
-      </w:pPr>
-      <w:r>
-        <w:t xml:space="preserve">There are several ways to assess the goodness-of-fit for logistic</w:t>
-      </w:r>
-      <w:r>
-        <w:t xml:space="preserve"> </w:t>
-      </w:r>
-      <w:r>
-        <w:t xml:space="preserve">regression models:</w:t>
-      </w:r>
-    </w:p>
-    <w:p>
-      <w:pPr>
-        <w:pStyle w:val="SourceCode"/>
-      </w:pPr>
-      <w:r>
-        <w:rPr>
-          <w:rStyle w:val="CommentTok"/>
-        </w:rPr>
-        <w:t xml:space="preserve"># This one function gives McFadden's and other popular R² values</w:t>
-      </w:r>
-      <w:r>
-        <w:br/>
-      </w:r>
-      <w:r>
-        <w:rPr>
-          <w:rStyle w:val="NormalTok"/>
-        </w:rPr>
-        <w:t xml:space="preserve">performance</w:t>
-      </w:r>
-      <w:r>
-        <w:rPr>
-          <w:rStyle w:val="SpecialCharTok"/>
-        </w:rPr>
-        <w:t xml:space="preserve">::</w:t>
-      </w:r>
-      <w:r>
-        <w:rPr>
-          <w:rStyle w:val="FunctionTok"/>
-        </w:rPr>
-        <w:t xml:space="preserve">r2</w:t>
-      </w:r>
-      <w:r>
-        <w:rPr>
-          <w:rStyle w:val="NormalTok"/>
-        </w:rPr>
-        <w:t xml:space="preserve">(lizard_model)</w:t>
-      </w:r>
-    </w:p>
-    <w:p>
-      <w:pPr>
-        <w:pStyle w:val="SourceCode"/>
-      </w:pPr>
-      <w:r>
-        <w:rPr>
-          <w:rStyle w:val="VerbatimChar"/>
-        </w:rPr>
-        <w:t xml:space="preserve"># R2 for Logistic Regression</w:t>
-      </w:r>
-      <w:r>
-        <w:br/>
-      </w:r>
-      <w:r>
-        <w:rPr>
-          <w:rStyle w:val="VerbatimChar"/>
-        </w:rPr>
-        <w:t xml:space="preserve">  Tjur's R2: 0.588</w:t>
-      </w:r>
-    </w:p>
-    <w:p>
-      <w:pPr>
-        <w:pStyle w:val="SourceCode"/>
-      </w:pPr>
-      <w:r>
-        <w:rPr>
-          <w:rStyle w:val="NormalTok"/>
-        </w:rPr>
-        <w:t xml:space="preserve">pscl</w:t>
-      </w:r>
-      <w:r>
-        <w:rPr>
-          <w:rStyle w:val="SpecialCharTok"/>
-        </w:rPr>
-        <w:t xml:space="preserve">::</w:t>
-      </w:r>
-      <w:r>
-        <w:rPr>
-          <w:rStyle w:val="FunctionTok"/>
-        </w:rPr>
-        <w:t xml:space="preserve">pR2</w:t>
-      </w:r>
-      <w:r>
-        <w:rPr>
-          <w:rStyle w:val="NormalTok"/>
-        </w:rPr>
-        <w:t xml:space="preserve">(lizard_model)</w:t>
-      </w:r>
-    </w:p>
-    <w:p>
-      <w:pPr>
-        <w:pStyle w:val="SourceCode"/>
-      </w:pPr>
-      <w:r>
-        <w:rPr>
-          <w:rStyle w:val="VerbatimChar"/>
-        </w:rPr>
-        <w:t xml:space="preserve">fitting null model for pseudo-r2</w:t>
-      </w:r>
-    </w:p>
-    <w:p>
-      <w:pPr>
-        <w:pStyle w:val="SourceCode"/>
-      </w:pPr>
-      <w:r>
-        <w:rPr>
-          <w:rStyle w:val="VerbatimChar"/>
-        </w:rPr>
-        <w:t xml:space="preserve">        llh     llhNull          G2    McFadden        r2ML        r2CU </w:t>
-      </w:r>
-      <w:r>
-        <w:br/>
-      </w:r>
-      <w:r>
-        <w:rPr>
-          <w:rStyle w:val="VerbatimChar"/>
-        </w:rPr>
-        <w:t xml:space="preserve"> -9.5450726 -20.7276993  22.3652534   0.5395016   0.5255070   0.7017187 </w:t>
-      </w:r>
-    </w:p>
-    <w:p>
-      <w:pPr>
-        <w:pStyle w:val="SourceCode"/>
-      </w:pPr>
-      <w:r>
-        <w:rPr>
-          <w:rStyle w:val="CommentTok"/>
-        </w:rPr>
-        <w:t xml:space="preserve"># 'g' is the number of groups to test (e.g., 10 for deciles)</w:t>
-      </w:r>
-      <w:r>
-        <w:br/>
-      </w:r>
-      <w:r>
-        <w:rPr>
-          <w:rStyle w:val="CommentTok"/>
-        </w:rPr>
-        <w:t xml:space="preserve"># Note: You need to provide the observed 'y' values</w:t>
-      </w:r>
-      <w:r>
-        <w:br/>
-      </w:r>
-      <w:r>
-        <w:rPr>
-          <w:rStyle w:val="FunctionTok"/>
-        </w:rPr>
-        <w:t xml:space="preserve">hoslem.test</w:t>
-      </w:r>
-      <w:r>
-        <w:rPr>
-          <w:rStyle w:val="NormalTok"/>
-        </w:rPr>
-        <w:t xml:space="preserve">(lizard_model</w:t>
-      </w:r>
-      <w:r>
-        <w:rPr>
-          <w:rStyle w:val="SpecialCharTok"/>
-        </w:rPr>
-        <w:t xml:space="preserve">$</w:t>
-      </w:r>
-      <w:r>
-        <w:rPr>
-          <w:rStyle w:val="NormalTok"/>
-        </w:rPr>
-        <w:t xml:space="preserve">y, </w:t>
-      </w:r>
-      <w:r>
-        <w:rPr>
-          <w:rStyle w:val="FunctionTok"/>
-        </w:rPr>
-        <w:t xml:space="preserve">fitted</w:t>
-      </w:r>
-      <w:r>
-        <w:rPr>
-          <w:rStyle w:val="NormalTok"/>
-        </w:rPr>
-        <w:t xml:space="preserve">(lizard_model), </w:t>
-      </w:r>
-      <w:r>
-        <w:rPr>
-          <w:rStyle w:val="AttributeTok"/>
-        </w:rPr>
-        <w:t xml:space="preserve">g =</w:t>
-      </w:r>
-      <w:r>
-        <w:rPr>
-          <w:rStyle w:val="NormalTok"/>
-        </w:rPr>
-        <w:t xml:space="preserve"> </w:t>
-      </w:r>
-      <w:r>
-        <w:rPr>
-          <w:rStyle w:val="DecValTok"/>
-        </w:rPr>
-        <w:t xml:space="preserve">10</w:t>
-      </w:r>
-      <w:r>
-        <w:rPr>
-          <w:rStyle w:val="NormalTok"/>
-        </w:rPr>
-        <w:t xml:space="preserve">)</w:t>
-      </w:r>
-    </w:p>
-    <w:p>
-      <w:pPr>
-        <w:pStyle w:val="SourceCode"/>
-      </w:pPr>
-      <w:r>
-        <w:br/>
-      </w:r>
-      <w:r>
-        <w:rPr>
-          <w:rStyle w:val="VerbatimChar"/>
-        </w:rPr>
-        <w:t xml:space="preserve">    Hosmer and Lemeshow goodness of fit (GOF) test</w:t>
-      </w:r>
-      <w:r>
-        <w:br/>
-      </w:r>
-      <w:r>
-        <w:br/>
-      </w:r>
-      <w:r>
-        <w:rPr>
-          <w:rStyle w:val="VerbatimChar"/>
-        </w:rPr>
-        <w:t xml:space="preserve">data:  lizard_model$y, fitted(lizard_model)</w:t>
-      </w:r>
-      <w:r>
-        <w:br/>
-      </w:r>
-      <w:r>
-        <w:rPr>
-          <w:rStyle w:val="VerbatimChar"/>
-        </w:rPr>
-        <w:t xml:space="preserve">X-squared = 2.4032, df = 8, p-value = 0.9661</w:t>
-      </w:r>
-    </w:p>
-    <w:p>
-      <w:pPr>
-        <w:pStyle w:val="FirstParagraph"/>
-      </w:pPr>
-      <w:r>
-        <w:t xml:space="preserve">Logistic regression has different and generally fewer assumptions to</w:t>
-      </w:r>
-      <w:r>
-        <w:t xml:space="preserve"> </w:t>
-      </w:r>
-      <w:r>
-        <w:t xml:space="preserve">test than standard linear regression.</w:t>
-      </w:r>
-    </w:p>
-    <w:p>
-      <w:pPr>
         <w:numPr>
           <w:ilvl w:val="0"/>
           <w:numId w:val="1025"/>
         </w:numPr>
       </w:pPr>
       <w:r>
-        <w:t xml:space="preserve">The main</w:t>
-      </w:r>
-      <w:r>
-        <w:t xml:space="preserve"> </w:t>
-      </w:r>
-      <w:r>
-        <w:t xml:space="preserve">“assumptions”</w:t>
-      </w:r>
-      <w:r>
-        <w:t xml:space="preserve"> </w:t>
-      </w:r>
-      <w:r>
-        <w:t xml:space="preserve">for logistic regression are:</w:t>
-      </w:r>
-    </w:p>
-    <w:p>
-      <w:pPr>
-        <w:numPr>
-          <w:ilvl w:val="1"/>
-          <w:numId w:val="1026"/>
-        </w:numPr>
-      </w:pPr>
-      <w:r>
-        <w:t xml:space="preserve">Binary Outcome: The dependent variable must be binary (0/1) or</w:t>
-      </w:r>
-      <w:r>
-        <w:t xml:space="preserve"> </w:t>
-      </w:r>
-      <w:r>
-        <w:t xml:space="preserve">proportional (e.g., number of successes / number of trials).</w:t>
-      </w:r>
-      <w:r>
-        <w:t xml:space="preserve"> </w:t>
-      </w:r>
-      <w:r>
-        <w:t xml:space="preserve">Your uta_present is 0/1, so this is met.</w:t>
-      </w:r>
-    </w:p>
-    <w:p>
-      <w:pPr>
-        <w:numPr>
-          <w:ilvl w:val="1"/>
-          <w:numId w:val="1026"/>
-        </w:numPr>
-      </w:pPr>
-      <w:r>
-        <w:t xml:space="preserve">Independence of Observations: Each observation (each island)</w:t>
-      </w:r>
-      <w:r>
-        <w:t xml:space="preserve"> </w:t>
-      </w:r>
-      <w:r>
-        <w:t xml:space="preserve">must be independent. This is a study design assumption.</w:t>
-      </w:r>
-    </w:p>
-    <w:p>
-      <w:pPr>
-        <w:numPr>
-          <w:ilvl w:val="1"/>
-          <w:numId w:val="1026"/>
-        </w:numPr>
-      </w:pPr>
-      <w:r>
-        <w:t xml:space="preserve">Linearity of the Logit: This is the most important one to test.</w:t>
-      </w:r>
-      <w:r>
-        <w:t xml:space="preserve"> </w:t>
-      </w:r>
-      <w:r>
-        <w:t xml:space="preserve">It assumes a linear relationship between any continuous</w:t>
-      </w:r>
-      <w:r>
-        <w:t xml:space="preserve"> </w:t>
-      </w:r>
-      <w:r>
-        <w:t xml:space="preserve">predictors and the log-odds (logit) of the outcome.</w:t>
-      </w:r>
-    </w:p>
-    <w:p>
-      <w:pPr>
-        <w:numPr>
-          <w:ilvl w:val="1"/>
-          <w:numId w:val="1026"/>
-        </w:numPr>
-      </w:pPr>
-      <w:r>
-        <w:t xml:space="preserve">No (or little) Multicollinearity: If you have multiple</w:t>
-      </w:r>
-      <w:r>
-        <w:t xml:space="preserve"> </w:t>
-      </w:r>
-      <w:r>
-        <w:t xml:space="preserve">predictors, they shouldn’t be highly correlated with each other.</w:t>
+        <w:rPr>
+          <w:b/>
+          <w:bCs/>
+        </w:rPr>
+        <w:t xml:space="preserve">Odds ratio = exp(β₁)</w:t>
       </w:r>
     </w:p>
     <w:p>
@@ -20555,7 +19664,1152 @@
         <w:pStyle w:val="Compact"/>
         <w:numPr>
           <w:ilvl w:val="0"/>
+          <w:numId w:val="1025"/>
+        </w:numPr>
+      </w:pPr>
+      <w:r>
+        <w:t xml:space="preserve">If odds ratio &gt; 1: Increasing the predictor increases the odds of</w:t>
+      </w:r>
+      <w:r>
+        <w:t xml:space="preserve"> </w:t>
+      </w:r>
+      <w:r>
+        <w:t xml:space="preserve">event</w:t>
+      </w:r>
+    </w:p>
+    <w:p>
+      <w:pPr>
+        <w:pStyle w:val="Compact"/>
+        <w:numPr>
+          <w:ilvl w:val="0"/>
+          <w:numId w:val="1025"/>
+        </w:numPr>
+      </w:pPr>
+      <w:r>
+        <w:t xml:space="preserve">If odds ratio &lt; 1: Increasing the predictor decreases the odds of</w:t>
+      </w:r>
+      <w:r>
+        <w:t xml:space="preserve"> </w:t>
+      </w:r>
+      <w:r>
+        <w:t xml:space="preserve">event</w:t>
+      </w:r>
+    </w:p>
+    <w:p>
+      <w:pPr>
+        <w:pStyle w:val="Compact"/>
+        <w:numPr>
+          <w:ilvl w:val="0"/>
+          <w:numId w:val="1025"/>
+        </w:numPr>
+      </w:pPr>
+      <w:r>
+        <w:t xml:space="preserve">If odds ratio = 1: No effect of predictor on odds of event</w:t>
+      </w:r>
+    </w:p>
+    <w:p>
+      <w:pPr>
+        <w:pStyle w:val="Compact"/>
+        <w:numPr>
+          <w:ilvl w:val="0"/>
+          <w:numId w:val="1025"/>
+        </w:numPr>
+      </w:pPr>
+      <w:r>
+        <w:t xml:space="preserve">For every one-unit increase in island’s Perimeter/area Ratio - odds</w:t>
+      </w:r>
+      <w:r>
+        <w:t xml:space="preserve"> </w:t>
+      </w:r>
+      <w:r>
+        <w:t xml:space="preserve">of finding a lizard present multiplied by 0.898</w:t>
+      </w:r>
+    </w:p>
+    <w:p>
+      <w:pPr>
+        <w:pStyle w:val="Compact"/>
+        <w:numPr>
+          <w:ilvl w:val="0"/>
+          <w:numId w:val="1025"/>
+        </w:numPr>
+      </w:pPr>
+      <w:r>
+        <w:t xml:space="preserve">the odds decrease by 10.2% (which is 1 - 0.898) for every one-unit</w:t>
+      </w:r>
+      <w:r>
+        <w:t xml:space="preserve"> </w:t>
+      </w:r>
+      <w:r>
+        <w:t xml:space="preserve">increase in the P/A ratio</w:t>
+      </w:r>
+    </w:p>
+    <w:p>
+      <w:pPr>
+        <w:pStyle w:val="Compact"/>
+        <w:numPr>
+          <w:ilvl w:val="0"/>
+          <w:numId w:val="1025"/>
+        </w:numPr>
+      </w:pPr>
+      <w:r>
+        <w:t xml:space="preserve">entire interval is below 1.0, you can be confident the relationship</w:t>
+      </w:r>
+      <w:r>
+        <w:t xml:space="preserve"> </w:t>
+      </w:r>
+      <w:r>
+        <w:t xml:space="preserve">is negative: more P/A ratio means lower odds of lizards</w:t>
+      </w:r>
+    </w:p>
+    <w:p>
+      <w:pPr>
+        <w:pStyle w:val="SourceCode"/>
+      </w:pPr>
+      <w:r>
+        <w:rPr>
+          <w:rStyle w:val="NormalTok"/>
+        </w:rPr>
+        <w:t xml:space="preserve">coef_lizard </w:t>
+      </w:r>
+      <w:r>
+        <w:rPr>
+          <w:rStyle w:val="OtherTok"/>
+        </w:rPr>
+        <w:t xml:space="preserve">&lt;-</w:t>
+      </w:r>
+      <w:r>
+        <w:rPr>
+          <w:rStyle w:val="NormalTok"/>
+        </w:rPr>
+        <w:t xml:space="preserve"> </w:t>
+      </w:r>
+      <w:r>
+        <w:rPr>
+          <w:rStyle w:val="FunctionTok"/>
+        </w:rPr>
+        <w:t xml:space="preserve">coef</w:t>
+      </w:r>
+      <w:r>
+        <w:rPr>
+          <w:rStyle w:val="NormalTok"/>
+        </w:rPr>
+        <w:t xml:space="preserve">(lizard_model)[</w:t>
+      </w:r>
+      <w:r>
+        <w:rPr>
+          <w:rStyle w:val="DecValTok"/>
+        </w:rPr>
+        <w:t xml:space="preserve">2</w:t>
+      </w:r>
+      <w:r>
+        <w:rPr>
+          <w:rStyle w:val="NormalTok"/>
+        </w:rPr>
+        <w:t xml:space="preserve">]  </w:t>
+      </w:r>
+      <w:r>
+        <w:rPr>
+          <w:rStyle w:val="CommentTok"/>
+        </w:rPr>
+        <w:t xml:space="preserve"># Extract slope coefficient</w:t>
+      </w:r>
+      <w:r>
+        <w:br/>
+      </w:r>
+      <w:r>
+        <w:rPr>
+          <w:rStyle w:val="NormalTok"/>
+        </w:rPr>
+        <w:t xml:space="preserve">odds_ratio </w:t>
+      </w:r>
+      <w:r>
+        <w:rPr>
+          <w:rStyle w:val="OtherTok"/>
+        </w:rPr>
+        <w:t xml:space="preserve">&lt;-</w:t>
+      </w:r>
+      <w:r>
+        <w:rPr>
+          <w:rStyle w:val="NormalTok"/>
+        </w:rPr>
+        <w:t xml:space="preserve"> </w:t>
+      </w:r>
+      <w:r>
+        <w:rPr>
+          <w:rStyle w:val="FunctionTok"/>
+        </w:rPr>
+        <w:t xml:space="preserve">exp</w:t>
+      </w:r>
+      <w:r>
+        <w:rPr>
+          <w:rStyle w:val="NormalTok"/>
+        </w:rPr>
+        <w:t xml:space="preserve">(coef_lizard)</w:t>
+      </w:r>
+      <w:r>
+        <w:br/>
+      </w:r>
+      <w:r>
+        <w:rPr>
+          <w:rStyle w:val="NormalTok"/>
+        </w:rPr>
+        <w:t xml:space="preserve">ci </w:t>
+      </w:r>
+      <w:r>
+        <w:rPr>
+          <w:rStyle w:val="OtherTok"/>
+        </w:rPr>
+        <w:t xml:space="preserve">&lt;-</w:t>
+      </w:r>
+      <w:r>
+        <w:rPr>
+          <w:rStyle w:val="NormalTok"/>
+        </w:rPr>
+        <w:t xml:space="preserve"> </w:t>
+      </w:r>
+      <w:r>
+        <w:rPr>
+          <w:rStyle w:val="FunctionTok"/>
+        </w:rPr>
+        <w:t xml:space="preserve">exp</w:t>
+      </w:r>
+      <w:r>
+        <w:rPr>
+          <w:rStyle w:val="NormalTok"/>
+        </w:rPr>
+        <w:t xml:space="preserve">(</w:t>
+      </w:r>
+      <w:r>
+        <w:rPr>
+          <w:rStyle w:val="FunctionTok"/>
+        </w:rPr>
+        <w:t xml:space="preserve">confint</w:t>
+      </w:r>
+      <w:r>
+        <w:rPr>
+          <w:rStyle w:val="NormalTok"/>
+        </w:rPr>
+        <w:t xml:space="preserve">(lizard_model, </w:t>
+      </w:r>
+      <w:r>
+        <w:rPr>
+          <w:rStyle w:val="StringTok"/>
+        </w:rPr>
+        <w:t xml:space="preserve">"pa_ratio"</w:t>
+      </w:r>
+      <w:r>
+        <w:rPr>
+          <w:rStyle w:val="NormalTok"/>
+        </w:rPr>
+        <w:t xml:space="preserve">))</w:t>
+      </w:r>
+    </w:p>
+    <w:p>
+      <w:pPr>
+        <w:pStyle w:val="SourceCode"/>
+      </w:pPr>
+      <w:r>
+        <w:rPr>
+          <w:rStyle w:val="VerbatimChar"/>
+        </w:rPr>
+        <w:t xml:space="preserve">Waiting for profiling to be done...</w:t>
+      </w:r>
+    </w:p>
+    <w:p>
+      <w:pPr>
+        <w:pStyle w:val="SourceCode"/>
+      </w:pPr>
+      <w:r>
+        <w:rPr>
+          <w:rStyle w:val="FunctionTok"/>
+        </w:rPr>
+        <w:t xml:space="preserve">cat</w:t>
+      </w:r>
+      <w:r>
+        <w:rPr>
+          <w:rStyle w:val="NormalTok"/>
+        </w:rPr>
+        <w:t xml:space="preserve">(</w:t>
+      </w:r>
+      <w:r>
+        <w:rPr>
+          <w:rStyle w:val="StringTok"/>
+        </w:rPr>
+        <w:t xml:space="preserve">"Odds Ratio:"</w:t>
+      </w:r>
+      <w:r>
+        <w:rPr>
+          <w:rStyle w:val="NormalTok"/>
+        </w:rPr>
+        <w:t xml:space="preserve">, </w:t>
+      </w:r>
+      <w:r>
+        <w:rPr>
+          <w:rStyle w:val="FunctionTok"/>
+        </w:rPr>
+        <w:t xml:space="preserve">round</w:t>
+      </w:r>
+      <w:r>
+        <w:rPr>
+          <w:rStyle w:val="NormalTok"/>
+        </w:rPr>
+        <w:t xml:space="preserve">(odds_ratio, </w:t>
+      </w:r>
+      <w:r>
+        <w:rPr>
+          <w:rStyle w:val="DecValTok"/>
+        </w:rPr>
+        <w:t xml:space="preserve">3</w:t>
+      </w:r>
+      <w:r>
+        <w:rPr>
+          <w:rStyle w:val="NormalTok"/>
+        </w:rPr>
+        <w:t xml:space="preserve">), </w:t>
+      </w:r>
+      <w:r>
+        <w:rPr>
+          <w:rStyle w:val="StringTok"/>
+        </w:rPr>
+        <w:t xml:space="preserve">"</w:t>
+      </w:r>
+      <w:r>
+        <w:rPr>
+          <w:rStyle w:val="SpecialCharTok"/>
+        </w:rPr>
+        <w:t xml:space="preserve">\n\n</w:t>
+      </w:r>
+      <w:r>
+        <w:rPr>
+          <w:rStyle w:val="StringTok"/>
+        </w:rPr>
+        <w:t xml:space="preserve">"</w:t>
+      </w:r>
+      <w:r>
+        <w:rPr>
+          <w:rStyle w:val="NormalTok"/>
+        </w:rPr>
+        <w:t xml:space="preserve">,</w:t>
+      </w:r>
+      <w:r>
+        <w:br/>
+      </w:r>
+      <w:r>
+        <w:rPr>
+          <w:rStyle w:val="StringTok"/>
+        </w:rPr>
+        <w:t xml:space="preserve">"95% CI:"</w:t>
+      </w:r>
+      <w:r>
+        <w:rPr>
+          <w:rStyle w:val="NormalTok"/>
+        </w:rPr>
+        <w:t xml:space="preserve">, </w:t>
+      </w:r>
+      <w:r>
+        <w:rPr>
+          <w:rStyle w:val="FunctionTok"/>
+        </w:rPr>
+        <w:t xml:space="preserve">round</w:t>
+      </w:r>
+      <w:r>
+        <w:rPr>
+          <w:rStyle w:val="NormalTok"/>
+        </w:rPr>
+        <w:t xml:space="preserve">(ci[</w:t>
+      </w:r>
+      <w:r>
+        <w:rPr>
+          <w:rStyle w:val="DecValTok"/>
+        </w:rPr>
+        <w:t xml:space="preserve">1</w:t>
+      </w:r>
+      <w:r>
+        <w:rPr>
+          <w:rStyle w:val="NormalTok"/>
+        </w:rPr>
+        <w:t xml:space="preserve">], </w:t>
+      </w:r>
+      <w:r>
+        <w:rPr>
+          <w:rStyle w:val="DecValTok"/>
+        </w:rPr>
+        <w:t xml:space="preserve">3</w:t>
+      </w:r>
+      <w:r>
+        <w:rPr>
+          <w:rStyle w:val="NormalTok"/>
+        </w:rPr>
+        <w:t xml:space="preserve">), </w:t>
+      </w:r>
+      <w:r>
+        <w:rPr>
+          <w:rStyle w:val="StringTok"/>
+        </w:rPr>
+        <w:t xml:space="preserve">"to"</w:t>
+      </w:r>
+      <w:r>
+        <w:rPr>
+          <w:rStyle w:val="NormalTok"/>
+        </w:rPr>
+        <w:t xml:space="preserve">, </w:t>
+      </w:r>
+      <w:r>
+        <w:rPr>
+          <w:rStyle w:val="FunctionTok"/>
+        </w:rPr>
+        <w:t xml:space="preserve">round</w:t>
+      </w:r>
+      <w:r>
+        <w:rPr>
+          <w:rStyle w:val="NormalTok"/>
+        </w:rPr>
+        <w:t xml:space="preserve">(ci[</w:t>
+      </w:r>
+      <w:r>
+        <w:rPr>
+          <w:rStyle w:val="DecValTok"/>
+        </w:rPr>
+        <w:t xml:space="preserve">2</w:t>
+      </w:r>
+      <w:r>
+        <w:rPr>
+          <w:rStyle w:val="NormalTok"/>
+        </w:rPr>
+        <w:t xml:space="preserve">], </w:t>
+      </w:r>
+      <w:r>
+        <w:rPr>
+          <w:rStyle w:val="DecValTok"/>
+        </w:rPr>
+        <w:t xml:space="preserve">3</w:t>
+      </w:r>
+      <w:r>
+        <w:rPr>
+          <w:rStyle w:val="NormalTok"/>
+        </w:rPr>
+        <w:t xml:space="preserve">), </w:t>
+      </w:r>
+      <w:r>
+        <w:rPr>
+          <w:rStyle w:val="StringTok"/>
+        </w:rPr>
+        <w:t xml:space="preserve">"</w:t>
+      </w:r>
+      <w:r>
+        <w:rPr>
+          <w:rStyle w:val="SpecialCharTok"/>
+        </w:rPr>
+        <w:t xml:space="preserve">\n</w:t>
+      </w:r>
+      <w:r>
+        <w:rPr>
+          <w:rStyle w:val="StringTok"/>
+        </w:rPr>
+        <w:t xml:space="preserve">"</w:t>
+      </w:r>
+      <w:r>
+        <w:rPr>
+          <w:rStyle w:val="NormalTok"/>
+        </w:rPr>
+        <w:t xml:space="preserve">)</w:t>
+      </w:r>
+    </w:p>
+    <w:p>
+      <w:pPr>
+        <w:pStyle w:val="SourceCode"/>
+      </w:pPr>
+      <w:r>
+        <w:rPr>
+          <w:rStyle w:val="VerbatimChar"/>
+        </w:rPr>
+        <w:t xml:space="preserve">Odds Ratio: 0.861 </w:t>
+      </w:r>
+      <w:r>
+        <w:br/>
+      </w:r>
+      <w:r>
+        <w:br/>
+      </w:r>
+      <w:r>
+        <w:rPr>
+          <w:rStyle w:val="VerbatimChar"/>
+        </w:rPr>
+        <w:t xml:space="preserve"> 95% CI: 0.753 to 0.932 </w:t>
+      </w:r>
+    </w:p>
+    <w:p>
+      <w:pPr>
+        <w:pStyle w:val="SourceCode"/>
+      </w:pPr>
+      <w:r>
+        <w:rPr>
+          <w:rStyle w:val="FunctionTok"/>
+        </w:rPr>
+        <w:t xml:space="preserve">library</w:t>
+      </w:r>
+      <w:r>
+        <w:rPr>
+          <w:rStyle w:val="NormalTok"/>
+        </w:rPr>
+        <w:t xml:space="preserve">(parameters)</w:t>
+      </w:r>
+      <w:r>
+        <w:br/>
+      </w:r>
+      <w:r>
+        <w:br/>
+      </w:r>
+      <w:r>
+        <w:rPr>
+          <w:rStyle w:val="CommentTok"/>
+        </w:rPr>
+        <w:t xml:space="preserve"># This function is specifically for model parameters</w:t>
+      </w:r>
+      <w:r>
+        <w:br/>
+      </w:r>
+      <w:r>
+        <w:rPr>
+          <w:rStyle w:val="FunctionTok"/>
+        </w:rPr>
+        <w:t xml:space="preserve">model_parameters</w:t>
+      </w:r>
+      <w:r>
+        <w:rPr>
+          <w:rStyle w:val="NormalTok"/>
+        </w:rPr>
+        <w:t xml:space="preserve">(lizard_model, </w:t>
+      </w:r>
+      <w:r>
+        <w:rPr>
+          <w:rStyle w:val="AttributeTok"/>
+        </w:rPr>
+        <w:t xml:space="preserve">exponentiate =</w:t>
+      </w:r>
+      <w:r>
+        <w:rPr>
+          <w:rStyle w:val="NormalTok"/>
+        </w:rPr>
+        <w:t xml:space="preserve"> </w:t>
+      </w:r>
+      <w:r>
+        <w:rPr>
+          <w:rStyle w:val="ConstantTok"/>
+        </w:rPr>
+        <w:t xml:space="preserve">TRUE</w:t>
+      </w:r>
+      <w:r>
+        <w:rPr>
+          <w:rStyle w:val="NormalTok"/>
+        </w:rPr>
+        <w:t xml:space="preserve">)</w:t>
+      </w:r>
+    </w:p>
+    <w:p>
+      <w:pPr>
+        <w:pStyle w:val="SourceCode"/>
+      </w:pPr>
+      <w:r>
+        <w:rPr>
+          <w:rStyle w:val="VerbatimChar"/>
+        </w:rPr>
+        <w:t xml:space="preserve">Parameter   | Odds Ratio |     SE |            95% CI |     z |     p</w:t>
+      </w:r>
+      <w:r>
+        <w:br/>
+      </w:r>
+      <w:r>
+        <w:rPr>
+          <w:rStyle w:val="VerbatimChar"/>
+        </w:rPr>
+        <w:t xml:space="preserve">---------------------------------------------------------------------</w:t>
+      </w:r>
+      <w:r>
+        <w:br/>
+      </w:r>
+      <w:r>
+        <w:rPr>
+          <w:rStyle w:val="VerbatimChar"/>
+        </w:rPr>
+        <w:t xml:space="preserve">(Intercept) |     378.94 | 807.02 | [14.47, 94371.40] |  2.79 | 0.005</w:t>
+      </w:r>
+      <w:r>
+        <w:br/>
+      </w:r>
+      <w:r>
+        <w:rPr>
+          <w:rStyle w:val="VerbatimChar"/>
+        </w:rPr>
+        <w:t xml:space="preserve">pa ratio    |       0.86 |   0.04 | [ 0.75,     0.93] | -2.89 | 0.004</w:t>
+      </w:r>
+    </w:p>
+    <w:p>
+      <w:pPr>
+        <w:pStyle w:val="SourceCode"/>
+      </w:pPr>
+      <w:r>
+        <w:br/>
+      </w:r>
+      <w:r>
+        <w:rPr>
+          <w:rStyle w:val="VerbatimChar"/>
+        </w:rPr>
+        <w:t xml:space="preserve">Uncertainty intervals (profile-likelihood) and p-values (two-tailed)</w:t>
+      </w:r>
+      <w:r>
+        <w:br/>
+      </w:r>
+      <w:r>
+        <w:rPr>
+          <w:rStyle w:val="VerbatimChar"/>
+        </w:rPr>
+        <w:t xml:space="preserve">  computed using a Wald z-distribution approximation.</w:t>
+      </w:r>
+    </w:p>
+    <w:p>
+      <w:pPr>
+        <w:pStyle w:val="FirstParagraph"/>
+      </w:pPr>
+      <w:r>
+        <w:t xml:space="preserve">This gives you the odds ratio (in the estimate column) and the</w:t>
+      </w:r>
+      <w:r>
+        <w:t xml:space="preserve"> </w:t>
+      </w:r>
+      <w:r>
+        <w:t xml:space="preserve">exponentiated CIs (conf.low, conf.high) for all terms in your model, all</w:t>
+      </w:r>
+      <w:r>
+        <w:t xml:space="preserve"> </w:t>
+      </w:r>
+      <w:r>
+        <w:t xml:space="preserve">in one clean table.</w:t>
+      </w:r>
+    </w:p>
+    <w:p>
+      <w:pPr>
+        <w:pStyle w:val="SourceCode"/>
+      </w:pPr>
+      <w:r>
+        <w:rPr>
+          <w:rStyle w:val="FunctionTok"/>
+        </w:rPr>
+        <w:t xml:space="preserve">library</w:t>
+      </w:r>
+      <w:r>
+        <w:rPr>
+          <w:rStyle w:val="NormalTok"/>
+        </w:rPr>
+        <w:t xml:space="preserve">(broom)</w:t>
+      </w:r>
+      <w:r>
+        <w:br/>
+      </w:r>
+      <w:r>
+        <w:br/>
+      </w:r>
+      <w:r>
+        <w:rPr>
+          <w:rStyle w:val="CommentTok"/>
+        </w:rPr>
+        <w:t xml:space="preserve"># This one function does everything</w:t>
+      </w:r>
+      <w:r>
+        <w:br/>
+      </w:r>
+      <w:r>
+        <w:rPr>
+          <w:rStyle w:val="FunctionTok"/>
+        </w:rPr>
+        <w:t xml:space="preserve">tidy</w:t>
+      </w:r>
+      <w:r>
+        <w:rPr>
+          <w:rStyle w:val="NormalTok"/>
+        </w:rPr>
+        <w:t xml:space="preserve">(lizard_model, </w:t>
+      </w:r>
+      <w:r>
+        <w:rPr>
+          <w:rStyle w:val="AttributeTok"/>
+        </w:rPr>
+        <w:t xml:space="preserve">exponentiate =</w:t>
+      </w:r>
+      <w:r>
+        <w:rPr>
+          <w:rStyle w:val="NormalTok"/>
+        </w:rPr>
+        <w:t xml:space="preserve"> </w:t>
+      </w:r>
+      <w:r>
+        <w:rPr>
+          <w:rStyle w:val="ConstantTok"/>
+        </w:rPr>
+        <w:t xml:space="preserve">TRUE</w:t>
+      </w:r>
+      <w:r>
+        <w:rPr>
+          <w:rStyle w:val="NormalTok"/>
+        </w:rPr>
+        <w:t xml:space="preserve">, </w:t>
+      </w:r>
+      <w:r>
+        <w:rPr>
+          <w:rStyle w:val="AttributeTok"/>
+        </w:rPr>
+        <w:t xml:space="preserve">conf.int =</w:t>
+      </w:r>
+      <w:r>
+        <w:rPr>
+          <w:rStyle w:val="NormalTok"/>
+        </w:rPr>
+        <w:t xml:space="preserve"> </w:t>
+      </w:r>
+      <w:r>
+        <w:rPr>
+          <w:rStyle w:val="ConstantTok"/>
+        </w:rPr>
+        <w:t xml:space="preserve">TRUE</w:t>
+      </w:r>
+      <w:r>
+        <w:rPr>
+          <w:rStyle w:val="NormalTok"/>
+        </w:rPr>
+        <w:t xml:space="preserve">)</w:t>
+      </w:r>
+    </w:p>
+    <w:p>
+      <w:pPr>
+        <w:pStyle w:val="SourceCode"/>
+      </w:pPr>
+      <w:r>
+        <w:rPr>
+          <w:rStyle w:val="VerbatimChar"/>
+        </w:rPr>
+        <w:t xml:space="preserve"># A tibble: 2 × 7</w:t>
+      </w:r>
+      <w:r>
+        <w:br/>
+      </w:r>
+      <w:r>
+        <w:rPr>
+          <w:rStyle w:val="VerbatimChar"/>
+        </w:rPr>
+        <w:t xml:space="preserve">  term        estimate std.error statistic p.value conf.low conf.high</w:t>
+      </w:r>
+      <w:r>
+        <w:br/>
+      </w:r>
+      <w:r>
+        <w:rPr>
+          <w:rStyle w:val="VerbatimChar"/>
+        </w:rPr>
+        <w:t xml:space="preserve">  &lt;chr&gt;          &lt;dbl&gt;     &lt;dbl&gt;     &lt;dbl&gt;   &lt;dbl&gt;    &lt;dbl&gt;     &lt;dbl&gt;</w:t>
+      </w:r>
+      <w:r>
+        <w:br/>
+      </w:r>
+      <w:r>
+        <w:rPr>
+          <w:rStyle w:val="VerbatimChar"/>
+        </w:rPr>
+        <w:t xml:space="preserve">1 (Intercept)  379.       2.13        2.79 0.00530   14.5   94371.   </w:t>
+      </w:r>
+      <w:r>
+        <w:br/>
+      </w:r>
+      <w:r>
+        <w:rPr>
+          <w:rStyle w:val="VerbatimChar"/>
+        </w:rPr>
+        <w:t xml:space="preserve">2 pa_ratio       0.861    0.0517     -2.89 0.00388    0.753     0.932</w:t>
+      </w:r>
+    </w:p>
+    <w:bookmarkEnd w:id="176"/>
+    <w:bookmarkEnd w:id="177"/>
+    <w:bookmarkStart w:id="184" w:name="assessing-model-fit"/>
+    <w:p>
+      <w:pPr>
+        <w:pStyle w:val="Heading1"/>
+      </w:pPr>
+      <w:r>
+        <w:t xml:space="preserve">Assessing Model Fit</w:t>
+      </w:r>
+    </w:p>
+    <w:p>
+      <w:pPr>
+        <w:pStyle w:val="FirstParagraph"/>
+      </w:pPr>
+      <w:r>
+        <w:t xml:space="preserve">There are several ways to assess the goodness-of-fit for logistic</w:t>
+      </w:r>
+      <w:r>
+        <w:t xml:space="preserve"> </w:t>
+      </w:r>
+      <w:r>
+        <w:t xml:space="preserve">regression models:</w:t>
+      </w:r>
+    </w:p>
+    <w:p>
+      <w:pPr>
+        <w:pStyle w:val="SourceCode"/>
+      </w:pPr>
+      <w:r>
+        <w:rPr>
+          <w:rStyle w:val="CommentTok"/>
+        </w:rPr>
+        <w:t xml:space="preserve"># This one function gives McFadden's and other popular R² values</w:t>
+      </w:r>
+      <w:r>
+        <w:br/>
+      </w:r>
+      <w:r>
+        <w:rPr>
+          <w:rStyle w:val="NormalTok"/>
+        </w:rPr>
+        <w:t xml:space="preserve">performance</w:t>
+      </w:r>
+      <w:r>
+        <w:rPr>
+          <w:rStyle w:val="SpecialCharTok"/>
+        </w:rPr>
+        <w:t xml:space="preserve">::</w:t>
+      </w:r>
+      <w:r>
+        <w:rPr>
+          <w:rStyle w:val="FunctionTok"/>
+        </w:rPr>
+        <w:t xml:space="preserve">r2</w:t>
+      </w:r>
+      <w:r>
+        <w:rPr>
+          <w:rStyle w:val="NormalTok"/>
+        </w:rPr>
+        <w:t xml:space="preserve">(lizard_model)</w:t>
+      </w:r>
+    </w:p>
+    <w:p>
+      <w:pPr>
+        <w:pStyle w:val="SourceCode"/>
+      </w:pPr>
+      <w:r>
+        <w:rPr>
+          <w:rStyle w:val="VerbatimChar"/>
+        </w:rPr>
+        <w:t xml:space="preserve"># R2 for Logistic Regression</w:t>
+      </w:r>
+      <w:r>
+        <w:br/>
+      </w:r>
+      <w:r>
+        <w:rPr>
+          <w:rStyle w:val="VerbatimChar"/>
+        </w:rPr>
+        <w:t xml:space="preserve">  Tjur's R2: 0.588</w:t>
+      </w:r>
+    </w:p>
+    <w:p>
+      <w:pPr>
+        <w:pStyle w:val="SourceCode"/>
+      </w:pPr>
+      <w:r>
+        <w:rPr>
+          <w:rStyle w:val="NormalTok"/>
+        </w:rPr>
+        <w:t xml:space="preserve">pscl</w:t>
+      </w:r>
+      <w:r>
+        <w:rPr>
+          <w:rStyle w:val="SpecialCharTok"/>
+        </w:rPr>
+        <w:t xml:space="preserve">::</w:t>
+      </w:r>
+      <w:r>
+        <w:rPr>
+          <w:rStyle w:val="FunctionTok"/>
+        </w:rPr>
+        <w:t xml:space="preserve">pR2</w:t>
+      </w:r>
+      <w:r>
+        <w:rPr>
+          <w:rStyle w:val="NormalTok"/>
+        </w:rPr>
+        <w:t xml:space="preserve">(lizard_model)</w:t>
+      </w:r>
+    </w:p>
+    <w:p>
+      <w:pPr>
+        <w:pStyle w:val="SourceCode"/>
+      </w:pPr>
+      <w:r>
+        <w:rPr>
+          <w:rStyle w:val="VerbatimChar"/>
+        </w:rPr>
+        <w:t xml:space="preserve">fitting null model for pseudo-r2</w:t>
+      </w:r>
+    </w:p>
+    <w:p>
+      <w:pPr>
+        <w:pStyle w:val="SourceCode"/>
+      </w:pPr>
+      <w:r>
+        <w:rPr>
+          <w:rStyle w:val="VerbatimChar"/>
+        </w:rPr>
+        <w:t xml:space="preserve">        llh     llhNull          G2    McFadden        r2ML        r2CU </w:t>
+      </w:r>
+      <w:r>
+        <w:br/>
+      </w:r>
+      <w:r>
+        <w:rPr>
+          <w:rStyle w:val="VerbatimChar"/>
+        </w:rPr>
+        <w:t xml:space="preserve"> -9.5450726 -20.7276993  22.3652534   0.5395016   0.5255070   0.7017187 </w:t>
+      </w:r>
+    </w:p>
+    <w:p>
+      <w:pPr>
+        <w:pStyle w:val="SourceCode"/>
+      </w:pPr>
+      <w:r>
+        <w:rPr>
+          <w:rStyle w:val="CommentTok"/>
+        </w:rPr>
+        <w:t xml:space="preserve"># 'g' is the number of groups to test (e.g., 10 for deciles)</w:t>
+      </w:r>
+      <w:r>
+        <w:br/>
+      </w:r>
+      <w:r>
+        <w:rPr>
+          <w:rStyle w:val="CommentTok"/>
+        </w:rPr>
+        <w:t xml:space="preserve"># Note: You need to provide the observed 'y' values</w:t>
+      </w:r>
+      <w:r>
+        <w:br/>
+      </w:r>
+      <w:r>
+        <w:rPr>
+          <w:rStyle w:val="FunctionTok"/>
+        </w:rPr>
+        <w:t xml:space="preserve">hoslem.test</w:t>
+      </w:r>
+      <w:r>
+        <w:rPr>
+          <w:rStyle w:val="NormalTok"/>
+        </w:rPr>
+        <w:t xml:space="preserve">(lizard_model</w:t>
+      </w:r>
+      <w:r>
+        <w:rPr>
+          <w:rStyle w:val="SpecialCharTok"/>
+        </w:rPr>
+        <w:t xml:space="preserve">$</w:t>
+      </w:r>
+      <w:r>
+        <w:rPr>
+          <w:rStyle w:val="NormalTok"/>
+        </w:rPr>
+        <w:t xml:space="preserve">y, </w:t>
+      </w:r>
+      <w:r>
+        <w:rPr>
+          <w:rStyle w:val="FunctionTok"/>
+        </w:rPr>
+        <w:t xml:space="preserve">fitted</w:t>
+      </w:r>
+      <w:r>
+        <w:rPr>
+          <w:rStyle w:val="NormalTok"/>
+        </w:rPr>
+        <w:t xml:space="preserve">(lizard_model), </w:t>
+      </w:r>
+      <w:r>
+        <w:rPr>
+          <w:rStyle w:val="AttributeTok"/>
+        </w:rPr>
+        <w:t xml:space="preserve">g =</w:t>
+      </w:r>
+      <w:r>
+        <w:rPr>
+          <w:rStyle w:val="NormalTok"/>
+        </w:rPr>
+        <w:t xml:space="preserve"> </w:t>
+      </w:r>
+      <w:r>
+        <w:rPr>
+          <w:rStyle w:val="DecValTok"/>
+        </w:rPr>
+        <w:t xml:space="preserve">10</w:t>
+      </w:r>
+      <w:r>
+        <w:rPr>
+          <w:rStyle w:val="NormalTok"/>
+        </w:rPr>
+        <w:t xml:space="preserve">)</w:t>
+      </w:r>
+    </w:p>
+    <w:p>
+      <w:pPr>
+        <w:pStyle w:val="SourceCode"/>
+      </w:pPr>
+      <w:r>
+        <w:br/>
+      </w:r>
+      <w:r>
+        <w:rPr>
+          <w:rStyle w:val="VerbatimChar"/>
+        </w:rPr>
+        <w:t xml:space="preserve">    Hosmer and Lemeshow goodness of fit (GOF) test</w:t>
+      </w:r>
+      <w:r>
+        <w:br/>
+      </w:r>
+      <w:r>
+        <w:br/>
+      </w:r>
+      <w:r>
+        <w:rPr>
+          <w:rStyle w:val="VerbatimChar"/>
+        </w:rPr>
+        <w:t xml:space="preserve">data:  lizard_model$y, fitted(lizard_model)</w:t>
+      </w:r>
+      <w:r>
+        <w:br/>
+      </w:r>
+      <w:r>
+        <w:rPr>
+          <w:rStyle w:val="VerbatimChar"/>
+        </w:rPr>
+        <w:t xml:space="preserve">X-squared = 2.4032, df = 8, p-value = 0.9661</w:t>
+      </w:r>
+    </w:p>
+    <w:p>
+      <w:pPr>
+        <w:pStyle w:val="FirstParagraph"/>
+      </w:pPr>
+      <w:r>
+        <w:t xml:space="preserve">Logistic regression has different and generally fewer assumptions to</w:t>
+      </w:r>
+      <w:r>
+        <w:t xml:space="preserve"> </w:t>
+      </w:r>
+      <w:r>
+        <w:t xml:space="preserve">test than standard linear regression.</w:t>
+      </w:r>
+    </w:p>
+    <w:p>
+      <w:pPr>
+        <w:numPr>
+          <w:ilvl w:val="0"/>
+          <w:numId w:val="1026"/>
+        </w:numPr>
+      </w:pPr>
+      <w:r>
+        <w:t xml:space="preserve">The main</w:t>
+      </w:r>
+      <w:r>
+        <w:t xml:space="preserve"> </w:t>
+      </w:r>
+      <w:r>
+        <w:t xml:space="preserve">“assumptions”</w:t>
+      </w:r>
+      <w:r>
+        <w:t xml:space="preserve"> </w:t>
+      </w:r>
+      <w:r>
+        <w:t xml:space="preserve">for logistic regression are:</w:t>
+      </w:r>
+    </w:p>
+    <w:p>
+      <w:pPr>
+        <w:numPr>
+          <w:ilvl w:val="1"/>
           <w:numId w:val="1027"/>
+        </w:numPr>
+      </w:pPr>
+      <w:r>
+        <w:t xml:space="preserve">Binary Outcome: The dependent variable must be binary (0/1) or</w:t>
+      </w:r>
+      <w:r>
+        <w:t xml:space="preserve"> </w:t>
+      </w:r>
+      <w:r>
+        <w:t xml:space="preserve">proportional (e.g., number of successes / number of trials).</w:t>
+      </w:r>
+      <w:r>
+        <w:t xml:space="preserve"> </w:t>
+      </w:r>
+      <w:r>
+        <w:t xml:space="preserve">Your uta_present is 0/1, so this is met.</w:t>
+      </w:r>
+    </w:p>
+    <w:p>
+      <w:pPr>
+        <w:numPr>
+          <w:ilvl w:val="1"/>
+          <w:numId w:val="1027"/>
+        </w:numPr>
+      </w:pPr>
+      <w:r>
+        <w:t xml:space="preserve">Independence of Observations: Each observation (each island)</w:t>
+      </w:r>
+      <w:r>
+        <w:t xml:space="preserve"> </w:t>
+      </w:r>
+      <w:r>
+        <w:t xml:space="preserve">must be independent. This is a study design assumption.</w:t>
+      </w:r>
+    </w:p>
+    <w:p>
+      <w:pPr>
+        <w:numPr>
+          <w:ilvl w:val="1"/>
+          <w:numId w:val="1027"/>
+        </w:numPr>
+      </w:pPr>
+      <w:r>
+        <w:t xml:space="preserve">Linearity of the Logit: This is the most important one to test.</w:t>
+      </w:r>
+      <w:r>
+        <w:t xml:space="preserve"> </w:t>
+      </w:r>
+      <w:r>
+        <w:t xml:space="preserve">It assumes a linear relationship between any continuous</w:t>
+      </w:r>
+      <w:r>
+        <w:t xml:space="preserve"> </w:t>
+      </w:r>
+      <w:r>
+        <w:t xml:space="preserve">predictors and the log-odds (logit) of the outcome.</w:t>
+      </w:r>
+    </w:p>
+    <w:p>
+      <w:pPr>
+        <w:numPr>
+          <w:ilvl w:val="1"/>
+          <w:numId w:val="1027"/>
+        </w:numPr>
+      </w:pPr>
+      <w:r>
+        <w:t xml:space="preserve">No (or little) Multicollinearity: If you have multiple</w:t>
+      </w:r>
+      <w:r>
+        <w:t xml:space="preserve"> </w:t>
+      </w:r>
+      <w:r>
+        <w:t xml:space="preserve">predictors, they shouldn’t be highly correlated with each other.</w:t>
+      </w:r>
+    </w:p>
+    <w:p>
+      <w:pPr>
+        <w:pStyle w:val="Compact"/>
+        <w:numPr>
+          <w:ilvl w:val="0"/>
+          <w:numId w:val="1028"/>
         </w:numPr>
       </w:pPr>
       <w:r>
@@ -20633,18 +20887,18 @@
           <wp:inline>
             <wp:extent cx="5486400" cy="5486400"/>
             <wp:effectExtent b="0" l="0" r="0" t="0"/>
-            <wp:docPr descr="" title="" id="178" name="Picture"/>
+            <wp:docPr descr="" title="" id="179" name="Picture"/>
             <a:graphic>
               <a:graphicData uri="http://schemas.openxmlformats.org/drawingml/2006/picture">
                 <pic:pic>
                   <pic:nvPicPr>
-                    <pic:cNvPr descr="14_02_class_activity_files/figure-docx/unnamed-chunk-51-1.jpeg" id="179" name="Picture"/>
+                    <pic:cNvPr descr="14_02_class_activity_files/figure-docx/unnamed-chunk-51-1.jpeg" id="180" name="Picture"/>
                     <pic:cNvPicPr>
                       <a:picLocks noChangeArrowheads="1" noChangeAspect="1"/>
                     </pic:cNvPicPr>
                   </pic:nvPicPr>
                   <pic:blipFill>
-                    <a:blip r:embed="rId177"/>
+                    <a:blip r:embed="rId178"/>
                     <a:stretch>
                       <a:fillRect/>
                     </a:stretch>
@@ -20906,18 +21160,18 @@
           <wp:inline>
             <wp:extent cx="2743200" cy="2743200"/>
             <wp:effectExtent b="0" l="0" r="0" t="0"/>
-            <wp:docPr descr="" title="" id="181" name="Picture"/>
+            <wp:docPr descr="" title="" id="182" name="Picture"/>
             <a:graphic>
               <a:graphicData uri="http://schemas.openxmlformats.org/drawingml/2006/picture">
                 <pic:pic>
                   <pic:nvPicPr>
-                    <pic:cNvPr descr="14_02_class_activity_files/figure-docx/unnamed-chunk-52-1.jpeg" id="182" name="Picture"/>
+                    <pic:cNvPr descr="14_02_class_activity_files/figure-docx/unnamed-chunk-52-1.jpeg" id="183" name="Picture"/>
                     <pic:cNvPicPr>
                       <a:picLocks noChangeArrowheads="1" noChangeAspect="1"/>
                     </pic:cNvPicPr>
                   </pic:nvPicPr>
                   <pic:blipFill>
-                    <a:blip r:embed="rId180"/>
+                    <a:blip r:embed="rId181"/>
                     <a:stretch>
                       <a:fillRect/>
                     </a:stretch>
@@ -20949,7 +21203,7 @@
         <w:pStyle w:val="Compact"/>
         <w:numPr>
           <w:ilvl w:val="0"/>
-          <w:numId w:val="1028"/>
+          <w:numId w:val="1029"/>
         </w:numPr>
       </w:pPr>
       <w:r>
@@ -20975,7 +21229,7 @@
         <w:pStyle w:val="Compact"/>
         <w:numPr>
           <w:ilvl w:val="0"/>
-          <w:numId w:val="1029"/>
+          <w:numId w:val="1030"/>
         </w:numPr>
       </w:pPr>
       <w:r>
@@ -21162,7 +21416,7 @@
         <w:t xml:space="preserve">X-squared = 2.4032, df = 8, p-value = 0.9661</w:t>
       </w:r>
     </w:p>
-    <w:bookmarkEnd w:id="183"/>
+    <w:bookmarkEnd w:id="184"/>
     <w:sectPr>
       <w:pgSz w:h="15840" w:w="12240"/>
       <w:pgMar w:bottom="720" w:footer="720" w:gutter="0" w:header="720" w:left="1152" w:right="720" w:top="720"/>
@@ -21729,6 +21983,9 @@
     <w:abstractNumId w:val="991"/>
   </w:num>
   <w:num w:numId="1023">
+    <w:abstractNumId w:val="991"/>
+  </w:num>
+  <w:num w:numId="1024">
     <w:abstractNumId w:val="99411"/>
     <w:lvlOverride w:ilvl="0">
       <w:startOverride w:val="1"/>
@@ -21758,9 +22015,6 @@
       <w:startOverride w:val="1"/>
     </w:lvlOverride>
   </w:num>
-  <w:num w:numId="1024">
-    <w:abstractNumId w:val="991"/>
-  </w:num>
   <w:num w:numId="1025">
     <w:abstractNumId w:val="991"/>
   </w:num>
@@ -21768,6 +22022,9 @@
     <w:abstractNumId w:val="991"/>
   </w:num>
   <w:num w:numId="1027">
+    <w:abstractNumId w:val="991"/>
+  </w:num>
+  <w:num w:numId="1028">
     <w:abstractNumId w:val="99411"/>
     <w:lvlOverride w:ilvl="0">
       <w:startOverride w:val="1"/>
@@ -21797,7 +22054,7 @@
       <w:startOverride w:val="1"/>
     </w:lvlOverride>
   </w:num>
-  <w:num w:numId="1028">
+  <w:num w:numId="1029">
     <w:abstractNumId w:val="99412"/>
     <w:lvlOverride w:ilvl="0">
       <w:startOverride w:val="2"/>
@@ -21827,7 +22084,7 @@
       <w:startOverride w:val="2"/>
     </w:lvlOverride>
   </w:num>
-  <w:num w:numId="1029">
+  <w:num w:numId="1030">
     <w:abstractNumId w:val="99413"/>
     <w:lvlOverride w:ilvl="0">
       <w:startOverride w:val="3"/>

--- a/docs/ecostats_lectures/lecture_14/14_02_class_activity.docx
+++ b/docs/ecostats_lectures/lecture_14/14_02_class_activity.docx
@@ -7,7 +7,7 @@
         <w:pStyle w:val="Title"/>
       </w:pPr>
       <w:r>
-        <w:t xml:space="preserve">Lecture 14 - Generalized Linear Models</w:t>
+        <w:t xml:space="preserve">Lecture 14 - Generalized Linear Models Activity</w:t>
       </w:r>
     </w:p>
     <w:p>
@@ -25,6 +25,341 @@
       </w:pPr>
       <w:r>
         <w:t xml:space="preserve">THE SETUP</w:t>
+      </w:r>
+    </w:p>
+    <w:p>
+      <w:pPr>
+        <w:pStyle w:val="SourceCode"/>
+      </w:pPr>
+      <w:r>
+        <w:rPr>
+          <w:rStyle w:val="CommentTok"/>
+        </w:rPr>
+        <w:t xml:space="preserve"># Load required packages</w:t>
+      </w:r>
+      <w:r>
+        <w:br/>
+      </w:r>
+      <w:r>
+        <w:rPr>
+          <w:rStyle w:val="CommentTok"/>
+        </w:rPr>
+        <w:t xml:space="preserve"># install.packages("ResourceSelection")</w:t>
+      </w:r>
+      <w:r>
+        <w:br/>
+      </w:r>
+      <w:r>
+        <w:rPr>
+          <w:rStyle w:val="CommentTok"/>
+        </w:rPr>
+        <w:t xml:space="preserve"># install.packages("pscl")</w:t>
+      </w:r>
+      <w:r>
+        <w:br/>
+      </w:r>
+      <w:r>
+        <w:rPr>
+          <w:rStyle w:val="FunctionTok"/>
+        </w:rPr>
+        <w:t xml:space="preserve">library</w:t>
+      </w:r>
+      <w:r>
+        <w:rPr>
+          <w:rStyle w:val="NormalTok"/>
+        </w:rPr>
+        <w:t xml:space="preserve">(janitor)</w:t>
+      </w:r>
+      <w:r>
+        <w:br/>
+      </w:r>
+      <w:r>
+        <w:rPr>
+          <w:rStyle w:val="FunctionTok"/>
+        </w:rPr>
+        <w:t xml:space="preserve">library</w:t>
+      </w:r>
+      <w:r>
+        <w:rPr>
+          <w:rStyle w:val="NormalTok"/>
+        </w:rPr>
+        <w:t xml:space="preserve">(pscl)</w:t>
+      </w:r>
+      <w:r>
+        <w:br/>
+      </w:r>
+      <w:r>
+        <w:rPr>
+          <w:rStyle w:val="FunctionTok"/>
+        </w:rPr>
+        <w:t xml:space="preserve">library</w:t>
+      </w:r>
+      <w:r>
+        <w:rPr>
+          <w:rStyle w:val="NormalTok"/>
+        </w:rPr>
+        <w:t xml:space="preserve">(tinytable)</w:t>
+      </w:r>
+      <w:r>
+        <w:br/>
+      </w:r>
+      <w:r>
+        <w:rPr>
+          <w:rStyle w:val="FunctionTok"/>
+        </w:rPr>
+        <w:t xml:space="preserve">library</w:t>
+      </w:r>
+      <w:r>
+        <w:rPr>
+          <w:rStyle w:val="NormalTok"/>
+        </w:rPr>
+        <w:t xml:space="preserve">(skimr)</w:t>
+      </w:r>
+      <w:r>
+        <w:br/>
+      </w:r>
+      <w:r>
+        <w:rPr>
+          <w:rStyle w:val="FunctionTok"/>
+        </w:rPr>
+        <w:t xml:space="preserve">library</w:t>
+      </w:r>
+      <w:r>
+        <w:rPr>
+          <w:rStyle w:val="NormalTok"/>
+        </w:rPr>
+        <w:t xml:space="preserve">(performance)</w:t>
+      </w:r>
+      <w:r>
+        <w:br/>
+      </w:r>
+      <w:r>
+        <w:rPr>
+          <w:rStyle w:val="FunctionTok"/>
+        </w:rPr>
+        <w:t xml:space="preserve">library</w:t>
+      </w:r>
+      <w:r>
+        <w:rPr>
+          <w:rStyle w:val="NormalTok"/>
+        </w:rPr>
+        <w:t xml:space="preserve">(ResourceSelection)</w:t>
+      </w:r>
+      <w:r>
+        <w:br/>
+      </w:r>
+      <w:r>
+        <w:rPr>
+          <w:rStyle w:val="FunctionTok"/>
+        </w:rPr>
+        <w:t xml:space="preserve">library</w:t>
+      </w:r>
+      <w:r>
+        <w:rPr>
+          <w:rStyle w:val="NormalTok"/>
+        </w:rPr>
+        <w:t xml:space="preserve">(car)</w:t>
+      </w:r>
+      <w:r>
+        <w:br/>
+      </w:r>
+      <w:r>
+        <w:rPr>
+          <w:rStyle w:val="FunctionTok"/>
+        </w:rPr>
+        <w:t xml:space="preserve">library</w:t>
+      </w:r>
+      <w:r>
+        <w:rPr>
+          <w:rStyle w:val="NormalTok"/>
+        </w:rPr>
+        <w:t xml:space="preserve">(emmeans)</w:t>
+      </w:r>
+      <w:r>
+        <w:br/>
+      </w:r>
+      <w:r>
+        <w:rPr>
+          <w:rStyle w:val="FunctionTok"/>
+        </w:rPr>
+        <w:t xml:space="preserve">library</w:t>
+      </w:r>
+      <w:r>
+        <w:rPr>
+          <w:rStyle w:val="NormalTok"/>
+        </w:rPr>
+        <w:t xml:space="preserve">(DHARMa)</w:t>
+      </w:r>
+      <w:r>
+        <w:br/>
+      </w:r>
+      <w:r>
+        <w:rPr>
+          <w:rStyle w:val="FunctionTok"/>
+        </w:rPr>
+        <w:t xml:space="preserve">library</w:t>
+      </w:r>
+      <w:r>
+        <w:rPr>
+          <w:rStyle w:val="NormalTok"/>
+        </w:rPr>
+        <w:t xml:space="preserve">(MASS)</w:t>
+      </w:r>
+      <w:r>
+        <w:br/>
+      </w:r>
+      <w:r>
+        <w:rPr>
+          <w:rStyle w:val="FunctionTok"/>
+        </w:rPr>
+        <w:t xml:space="preserve">library</w:t>
+      </w:r>
+      <w:r>
+        <w:rPr>
+          <w:rStyle w:val="NormalTok"/>
+        </w:rPr>
+        <w:t xml:space="preserve">(broom)</w:t>
+      </w:r>
+      <w:r>
+        <w:br/>
+      </w:r>
+      <w:r>
+        <w:rPr>
+          <w:rStyle w:val="FunctionTok"/>
+        </w:rPr>
+        <w:t xml:space="preserve">library</w:t>
+      </w:r>
+      <w:r>
+        <w:rPr>
+          <w:rStyle w:val="NormalTok"/>
+        </w:rPr>
+        <w:t xml:space="preserve">(flextable)</w:t>
+      </w:r>
+      <w:r>
+        <w:br/>
+      </w:r>
+      <w:r>
+        <w:rPr>
+          <w:rStyle w:val="FunctionTok"/>
+        </w:rPr>
+        <w:t xml:space="preserve">library</w:t>
+      </w:r>
+      <w:r>
+        <w:rPr>
+          <w:rStyle w:val="NormalTok"/>
+        </w:rPr>
+        <w:t xml:space="preserve">(parameters)</w:t>
+      </w:r>
+      <w:r>
+        <w:br/>
+      </w:r>
+      <w:r>
+        <w:rPr>
+          <w:rStyle w:val="FunctionTok"/>
+        </w:rPr>
+        <w:t xml:space="preserve">library</w:t>
+      </w:r>
+      <w:r>
+        <w:rPr>
+          <w:rStyle w:val="NormalTok"/>
+        </w:rPr>
+        <w:t xml:space="preserve">(patchwork)  </w:t>
+      </w:r>
+      <w:r>
+        <w:rPr>
+          <w:rStyle w:val="CommentTok"/>
+        </w:rPr>
+        <w:t xml:space="preserve"># For combining plots</w:t>
+      </w:r>
+      <w:r>
+        <w:br/>
+      </w:r>
+      <w:r>
+        <w:rPr>
+          <w:rStyle w:val="FunctionTok"/>
+        </w:rPr>
+        <w:t xml:space="preserve">library</w:t>
+      </w:r>
+      <w:r>
+        <w:rPr>
+          <w:rStyle w:val="NormalTok"/>
+        </w:rPr>
+        <w:t xml:space="preserve">(faraway)  </w:t>
+      </w:r>
+      <w:r>
+        <w:rPr>
+          <w:rStyle w:val="CommentTok"/>
+        </w:rPr>
+        <w:t xml:space="preserve"># For gala dataset</w:t>
+      </w:r>
+      <w:r>
+        <w:br/>
+      </w:r>
+      <w:r>
+        <w:rPr>
+          <w:rStyle w:val="FunctionTok"/>
+        </w:rPr>
+        <w:t xml:space="preserve">library</w:t>
+      </w:r>
+      <w:r>
+        <w:rPr>
+          <w:rStyle w:val="NormalTok"/>
+        </w:rPr>
+        <w:t xml:space="preserve">(tidyverse)</w:t>
+      </w:r>
+      <w:r>
+        <w:br/>
+      </w:r>
+      <w:r>
+        <w:br/>
+      </w:r>
+      <w:r>
+        <w:br/>
+      </w:r>
+      <w:r>
+        <w:rPr>
+          <w:rStyle w:val="CommentTok"/>
+        </w:rPr>
+        <w:t xml:space="preserve"># Set options</w:t>
+      </w:r>
+      <w:r>
+        <w:br/>
+      </w:r>
+      <w:r>
+        <w:rPr>
+          <w:rStyle w:val="FunctionTok"/>
+        </w:rPr>
+        <w:t xml:space="preserve">options</w:t>
+      </w:r>
+      <w:r>
+        <w:rPr>
+          <w:rStyle w:val="NormalTok"/>
+        </w:rPr>
+        <w:t xml:space="preserve">(</w:t>
+      </w:r>
+      <w:r>
+        <w:rPr>
+          <w:rStyle w:val="AttributeTok"/>
+        </w:rPr>
+        <w:t xml:space="preserve">scipen =</w:t>
+      </w:r>
+      <w:r>
+        <w:rPr>
+          <w:rStyle w:val="NormalTok"/>
+        </w:rPr>
+        <w:t xml:space="preserve"> </w:t>
+      </w:r>
+      <w:r>
+        <w:rPr>
+          <w:rStyle w:val="DecValTok"/>
+        </w:rPr>
+        <w:t xml:space="preserve">999</w:t>
+      </w:r>
+      <w:r>
+        <w:rPr>
+          <w:rStyle w:val="NormalTok"/>
+        </w:rPr>
+        <w:t xml:space="preserve">)</w:t>
       </w:r>
     </w:p>
     <w:bookmarkEnd w:id="20"/>
@@ -20142,24 +20477,6 @@
       <w:pPr>
         <w:pStyle w:val="SourceCode"/>
       </w:pPr>
-      <w:r>
-        <w:rPr>
-          <w:rStyle w:val="FunctionTok"/>
-        </w:rPr>
-        <w:t xml:space="preserve">library</w:t>
-      </w:r>
-      <w:r>
-        <w:rPr>
-          <w:rStyle w:val="NormalTok"/>
-        </w:rPr>
-        <w:t xml:space="preserve">(parameters)</w:t>
-      </w:r>
-      <w:r>
-        <w:br/>
-      </w:r>
-      <w:r>
-        <w:br/>
-      </w:r>
       <w:r>
         <w:rPr>
           <w:rStyle w:val="CommentTok"/>
